--- a/Fase 2/Evidencias Proyecto/Evidencias de documentación/1.2 Sprint Planning/1.2.2 Sprint-fase1.docx
+++ b/Fase 2/Evidencias Proyecto/Evidencias de documentación/1.2 Sprint Planning/1.2.2 Sprint-fase1.docx
@@ -2531,7 +2531,7 @@
         <w:rPr>
           <w:rtl w:val="0"/>
         </w:rPr>
-        <w:t xml:space="preserve"> 31 de agosto al 14 de septiembre de 2026</w:t>
+        <w:t xml:space="preserve"> 24 al 28 de agosto de 2026</w:t>
       </w:r>
     </w:p>
     <w:p>
@@ -3741,7 +3741,7 @@
         <w:rPr>
           <w:rtl w:val="0"/>
         </w:rPr>
-        <w:t xml:space="preserve"> 31 de agosto  al 6 de septiembre de 2026.</w:t>
+        <w:t xml:space="preserve"> 31 de agosto al 14 de septiembre de 2026 (incluye la entrega del Hito N°1 el 11-09-2026).</w:t>
       </w:r>
     </w:p>
     <w:p>

--- a/Fase 2/Evidencias Proyecto/Evidencias de documentación/1.2 Sprint Planning/1.2.2 Sprint-fase1.docx
+++ b/Fase 2/Evidencias Proyecto/Evidencias de documentación/1.2 Sprint Planning/1.2.2 Sprint-fase1.docx
@@ -345,7 +345,7 @@
               <w:rPr>
                 <w:rtl w:val="0"/>
               </w:rPr>
-              <w:t xml:space="preserve">F1-01</w:t>
+              <w:t xml:space="preserve">TD-01</w:t>
             </w:r>
           </w:p>
         </w:tc>
@@ -468,7 +468,7 @@
               <w:rPr>
                 <w:rtl w:val="0"/>
               </w:rPr>
-              <w:t xml:space="preserve">F1-02</w:t>
+              <w:t xml:space="preserve">TD-02</w:t>
             </w:r>
           </w:p>
         </w:tc>
@@ -593,7 +593,7 @@
               <w:rPr>
                 <w:rtl w:val="0"/>
               </w:rPr>
-              <w:t xml:space="preserve">F1-03</w:t>
+              <w:t xml:space="preserve">TD-03</w:t>
             </w:r>
           </w:p>
         </w:tc>
@@ -1573,7 +1573,7 @@
               <w:rPr>
                 <w:rtl w:val="0"/>
               </w:rPr>
-              <w:t xml:space="preserve">F1-04</w:t>
+              <w:t xml:space="preserve">TD-04</w:t>
             </w:r>
           </w:p>
         </w:tc>
@@ -1696,7 +1696,7 @@
               <w:rPr>
                 <w:rtl w:val="0"/>
               </w:rPr>
-              <w:t xml:space="preserve">F1-05</w:t>
+              <w:t xml:space="preserve">TD-05</w:t>
             </w:r>
           </w:p>
         </w:tc>
@@ -1821,7 +1821,7 @@
               <w:rPr>
                 <w:rtl w:val="0"/>
               </w:rPr>
-              <w:t xml:space="preserve">F1-06</w:t>
+              <w:t xml:space="preserve">TD-06</w:t>
             </w:r>
           </w:p>
         </w:tc>
@@ -2822,7 +2822,7 @@
               <w:rPr>
                 <w:rtl w:val="0"/>
               </w:rPr>
-              <w:t xml:space="preserve">F1-07</w:t>
+              <w:t xml:space="preserve">TD-07</w:t>
             </w:r>
           </w:p>
         </w:tc>
@@ -2945,7 +2945,7 @@
               <w:rPr>
                 <w:rtl w:val="0"/>
               </w:rPr>
-              <w:t xml:space="preserve">F1-08</w:t>
+              <w:t xml:space="preserve">TD-08</w:t>
             </w:r>
           </w:p>
         </w:tc>
@@ -3070,7 +3070,7 @@
               <w:rPr>
                 <w:rtl w:val="0"/>
               </w:rPr>
-              <w:t xml:space="preserve">F1-09</w:t>
+              <w:t xml:space="preserve">TD-09</w:t>
             </w:r>
           </w:p>
         </w:tc>
@@ -3808,7 +3808,7 @@
         <w:rPr>
           <w:rtl w:val="0"/>
         </w:rPr>
-        <w:t xml:space="preserve"> revisión del avance y recepción de retroalimentación durante la clase semanal con el profesor.  El día jueves 4 a las 1:40.</w:t>
+        <w:t xml:space="preserve"> revisión del avance y recepción de retroalimentación durante la clase semanal con el profesor.  El día viernes 4 a las 1:40.</w:t>
       </w:r>
     </w:p>
     <w:tbl>
@@ -4032,7 +4032,7 @@
               <w:rPr>
                 <w:rtl w:val="0"/>
               </w:rPr>
-              <w:t xml:space="preserve">F1-10</w:t>
+              <w:t xml:space="preserve">TD-10</w:t>
             </w:r>
           </w:p>
         </w:tc>
@@ -4155,7 +4155,7 @@
               <w:rPr>
                 <w:rtl w:val="0"/>
               </w:rPr>
-              <w:t xml:space="preserve">F1-11</w:t>
+              <w:t xml:space="preserve">TD-11</w:t>
             </w:r>
           </w:p>
         </w:tc>

--- a/Fase 2/Evidencias Proyecto/Evidencias de documentación/1.2 Sprint Planning/1.2.2 Sprint-fase1.docx
+++ b/Fase 2/Evidencias Proyecto/Evidencias de documentación/1.2 Sprint Planning/1.2.2 Sprint-fase1.docx
@@ -345,7 +345,7 @@
               <w:rPr>
                 <w:rtl w:val="0"/>
               </w:rPr>
-              <w:t xml:space="preserve">F1-01</w:t>
+              <w:t xml:space="preserve">TD-01</w:t>
             </w:r>
           </w:p>
         </w:tc>
@@ -468,7 +468,7 @@
               <w:rPr>
                 <w:rtl w:val="0"/>
               </w:rPr>
-              <w:t xml:space="preserve">F1-02</w:t>
+              <w:t xml:space="preserve">TD-02</w:t>
             </w:r>
           </w:p>
         </w:tc>
@@ -593,7 +593,7 @@
               <w:rPr>
                 <w:rtl w:val="0"/>
               </w:rPr>
-              <w:t xml:space="preserve">F1-03</w:t>
+              <w:t xml:space="preserve">TD-03</w:t>
             </w:r>
           </w:p>
         </w:tc>
@@ -1573,7 +1573,7 @@
               <w:rPr>
                 <w:rtl w:val="0"/>
               </w:rPr>
-              <w:t xml:space="preserve">F1-04</w:t>
+              <w:t xml:space="preserve">TD-04</w:t>
             </w:r>
           </w:p>
         </w:tc>
@@ -1696,7 +1696,7 @@
               <w:rPr>
                 <w:rtl w:val="0"/>
               </w:rPr>
-              <w:t xml:space="preserve">F1-05</w:t>
+              <w:t xml:space="preserve">TD-05</w:t>
             </w:r>
           </w:p>
         </w:tc>
@@ -1821,7 +1821,7 @@
               <w:rPr>
                 <w:rtl w:val="0"/>
               </w:rPr>
-              <w:t xml:space="preserve">F1-06</w:t>
+              <w:t xml:space="preserve">TD-06</w:t>
             </w:r>
           </w:p>
         </w:tc>
@@ -2531,7 +2531,7 @@
         <w:rPr>
           <w:rtl w:val="0"/>
         </w:rPr>
-        <w:t xml:space="preserve"> 31 de agosto al 14 de septiembre de 2026</w:t>
+        <w:t xml:space="preserve"> 24 al 28 de agosto de 2026</w:t>
       </w:r>
     </w:p>
     <w:p>
@@ -2822,7 +2822,7 @@
               <w:rPr>
                 <w:rtl w:val="0"/>
               </w:rPr>
-              <w:t xml:space="preserve">F1-07</w:t>
+              <w:t xml:space="preserve">TD-07</w:t>
             </w:r>
           </w:p>
         </w:tc>
@@ -2945,7 +2945,7 @@
               <w:rPr>
                 <w:rtl w:val="0"/>
               </w:rPr>
-              <w:t xml:space="preserve">F1-08</w:t>
+              <w:t xml:space="preserve">TD-08</w:t>
             </w:r>
           </w:p>
         </w:tc>
@@ -3070,7 +3070,7 @@
               <w:rPr>
                 <w:rtl w:val="0"/>
               </w:rPr>
-              <w:t xml:space="preserve">F1-09</w:t>
+              <w:t xml:space="preserve">TD-09</w:t>
             </w:r>
           </w:p>
         </w:tc>
@@ -3741,7 +3741,7 @@
         <w:rPr>
           <w:rtl w:val="0"/>
         </w:rPr>
-        <w:t xml:space="preserve"> 31 de agosto  al 6 de septiembre de 2026.</w:t>
+        <w:t xml:space="preserve"> 31 de agosto al 14 de septiembre de 2026 (incluye la entrega del Hito N°1 el 11-09-2026).</w:t>
       </w:r>
     </w:p>
     <w:p>
@@ -3808,7 +3808,7 @@
         <w:rPr>
           <w:rtl w:val="0"/>
         </w:rPr>
-        <w:t xml:space="preserve"> revisión del avance y recepción de retroalimentación durante la clase semanal con el profesor.  El día jueves 4 a las 1:40.</w:t>
+        <w:t xml:space="preserve"> revisión del avance y recepción de retroalimentación durante la clase semanal con el profesor.  El día viernes 4 a las 1:40.</w:t>
       </w:r>
     </w:p>
     <w:tbl>
@@ -4032,7 +4032,7 @@
               <w:rPr>
                 <w:rtl w:val="0"/>
               </w:rPr>
-              <w:t xml:space="preserve">F1-10</w:t>
+              <w:t xml:space="preserve">TD-10</w:t>
             </w:r>
           </w:p>
         </w:tc>
@@ -4155,7 +4155,7 @@
               <w:rPr>
                 <w:rtl w:val="0"/>
               </w:rPr>
-              <w:t xml:space="preserve">F1-11</w:t>
+              <w:t xml:space="preserve">TD-11</w:t>
             </w:r>
           </w:p>
         </w:tc>

--- a/Fase 2/Evidencias Proyecto/Evidencias de documentación/1.2 Sprint Planning/1.2.2 Sprint-fase1.docx
+++ b/Fase 2/Evidencias Proyecto/Evidencias de documentación/1.2 Sprint Planning/1.2.2 Sprint-fase1.docx
@@ -15,7 +15,7 @@
           <w:szCs w:val="46"/>
         </w:rPr>
       </w:pPr>
-      <w:bookmarkStart w:colFirst="0" w:colLast="0" w:name="_zeds1gjgvytp" w:id="0"/>
+      <w:bookmarkStart w:colFirst="0" w:colLast="0" w:name="_heading=h.ikwilmoir4wa" w:id="0"/>
       <w:bookmarkEnd w:id="0"/>
       <w:r>
         <w:rPr>
@@ -41,7 +41,7 @@
           <w:szCs w:val="34"/>
         </w:rPr>
       </w:pPr>
-      <w:bookmarkStart w:colFirst="0" w:colLast="0" w:name="_a6p2bh93wo58" w:id="1"/>
+      <w:bookmarkStart w:colFirst="0" w:colLast="0" w:name="_heading=h.p17w78qy56gb" w:id="1"/>
       <w:bookmarkEnd w:id="1"/>
       <w:r>
         <w:rPr>
@@ -73,11 +73,6 @@
           <w:rtl w:val="0"/>
         </w:rPr>
         <w:t xml:space="preserve">10 al 14 de agosto de 2026</w:t>
-      </w:r>
-      <w:r>
-        <w:rPr>
-          <w:rtl w:val="0"/>
-        </w:rPr>
       </w:r>
     </w:p>
     <w:p>
@@ -345,7 +340,7 @@
               <w:rPr>
                 <w:rtl w:val="0"/>
               </w:rPr>
-              <w:t xml:space="preserve">F1-01</w:t>
+              <w:t xml:space="preserve">TD-01</w:t>
             </w:r>
           </w:p>
         </w:tc>
@@ -468,7 +463,7 @@
               <w:rPr>
                 <w:rtl w:val="0"/>
               </w:rPr>
-              <w:t xml:space="preserve">F1-02</w:t>
+              <w:t xml:space="preserve">TD-02</w:t>
             </w:r>
           </w:p>
         </w:tc>
@@ -593,7 +588,7 @@
               <w:rPr>
                 <w:rtl w:val="0"/>
               </w:rPr>
-              <w:t xml:space="preserve">F1-03</w:t>
+              <w:t xml:space="preserve">TD-03</w:t>
             </w:r>
           </w:p>
         </w:tc>
@@ -709,11 +704,9 @@
           <w:ilvl w:val="0"/>
           <w:numId w:val="6"/>
         </w:numPr>
-        <w:spacing w:after="0" w:afterAutospacing="0" w:lineRule="auto"/>
+        <w:spacing w:after="0" w:lineRule="auto"/>
         <w:ind w:left="720" w:hanging="360"/>
-        <w:rPr>
-          <w:u w:val="none"/>
-        </w:rPr>
+        <w:rPr/>
       </w:pPr>
       <w:r>
         <w:rPr>
@@ -721,6 +714,11 @@
         </w:rPr>
         <w:t xml:space="preserve">Revisar la guía académica y consolidar el problema del proyecto.</w:t>
       </w:r>
+      <w:r>
+        <w:rPr>
+          <w:rtl w:val="0"/>
+        </w:rPr>
+      </w:r>
     </w:p>
     <w:p>
       <w:pPr>
@@ -728,11 +726,9 @@
           <w:ilvl w:val="0"/>
           <w:numId w:val="6"/>
         </w:numPr>
-        <w:spacing w:after="0" w:afterAutospacing="0" w:lineRule="auto"/>
+        <w:spacing w:after="0" w:lineRule="auto"/>
         <w:ind w:left="720" w:hanging="360"/>
-        <w:rPr>
-          <w:u w:val="none"/>
-        </w:rPr>
+        <w:rPr/>
       </w:pPr>
       <w:r>
         <w:rPr>
@@ -740,6 +736,11 @@
         </w:rPr>
         <w:t xml:space="preserve">Delimitar alcance incluido y restricciones.</w:t>
       </w:r>
+      <w:r>
+        <w:rPr>
+          <w:rtl w:val="0"/>
+        </w:rPr>
+      </w:r>
     </w:p>
     <w:p>
       <w:pPr>
@@ -747,11 +748,9 @@
           <w:ilvl w:val="0"/>
           <w:numId w:val="6"/>
         </w:numPr>
-        <w:spacing w:after="0" w:afterAutospacing="0" w:lineRule="auto"/>
+        <w:spacing w:after="0" w:lineRule="auto"/>
         <w:ind w:left="720" w:hanging="360"/>
-        <w:rPr>
-          <w:u w:val="none"/>
-        </w:rPr>
+        <w:rPr/>
       </w:pPr>
       <w:r>
         <w:rPr>
@@ -759,6 +758,11 @@
         </w:rPr>
         <w:t xml:space="preserve">Identificar a los interesados y sus responsabilidades.</w:t>
       </w:r>
+      <w:r>
+        <w:rPr>
+          <w:rtl w:val="0"/>
+        </w:rPr>
+      </w:r>
     </w:p>
     <w:p>
       <w:pPr>
@@ -766,11 +770,9 @@
           <w:ilvl w:val="0"/>
           <w:numId w:val="6"/>
         </w:numPr>
-        <w:spacing w:after="0" w:afterAutospacing="0" w:lineRule="auto"/>
+        <w:spacing w:after="0" w:lineRule="auto"/>
         <w:ind w:left="720" w:hanging="360"/>
-        <w:rPr>
-          <w:u w:val="none"/>
-        </w:rPr>
+        <w:rPr/>
       </w:pPr>
       <w:r>
         <w:rPr>
@@ -790,17 +792,20 @@
           <w:ilvl w:val="0"/>
           <w:numId w:val="6"/>
         </w:numPr>
-        <w:spacing w:after="0" w:afterAutospacing="0" w:lineRule="auto"/>
+        <w:spacing w:after="0" w:lineRule="auto"/>
         <w:ind w:left="720" w:hanging="360"/>
-        <w:rPr>
-          <w:u w:val="none"/>
-        </w:rPr>
+        <w:rPr/>
       </w:pPr>
       <w:r>
         <w:rPr>
           <w:rtl w:val="0"/>
         </w:rPr>
         <w:t xml:space="preserve">Elaborar el Acta de Constitución.</w:t>
+      </w:r>
+      <w:r>
+        <w:rPr>
+          <w:rtl w:val="0"/>
+        </w:rPr>
       </w:r>
     </w:p>
     <w:p>
@@ -811,15 +816,18 @@
         </w:numPr>
         <w:spacing w:after="60" w:lineRule="auto"/>
         <w:ind w:left="720" w:hanging="360"/>
-        <w:rPr>
-          <w:u w:val="none"/>
-        </w:rPr>
+        <w:rPr/>
       </w:pPr>
       <w:r>
         <w:rPr>
           <w:rtl w:val="0"/>
         </w:rPr>
         <w:t xml:space="preserve">Definir reglas de trabajo Scrum y Definition of Done.</w:t>
+      </w:r>
+      <w:r>
+        <w:rPr>
+          <w:rtl w:val="0"/>
+        </w:rPr>
       </w:r>
     </w:p>
     <w:p>
@@ -858,24 +866,21 @@
           <w:between w:space="0" w:sz="0" w:val="nil"/>
         </w:pBdr>
         <w:shd w:fill="auto" w:val="clear"/>
-        <w:spacing w:after="0" w:afterAutospacing="0" w:before="0" w:line="276" w:lineRule="auto"/>
+        <w:spacing w:after="0" w:before="0" w:line="276" w:lineRule="auto"/>
         <w:ind w:left="720" w:right="0" w:hanging="360"/>
         <w:jc w:val="left"/>
-        <w:rPr>
-          <w:u w:val="none"/>
-        </w:rPr>
-      </w:pPr>
-      <w:r>
-        <w:rPr>
-          <w:rtl w:val="0"/>
-        </w:rPr>
-        <w:t xml:space="preserve">Daily Scrum: </w:t>
-      </w:r>
-      <w:r>
-        <w:rPr>
-          <w:rtl w:val="0"/>
-        </w:rPr>
-        <w:t xml:space="preserve">10, 11, 12, 13 y 14 de agosto.</w:t>
+        <w:rPr/>
+      </w:pPr>
+      <w:r>
+        <w:rPr>
+          <w:rtl w:val="0"/>
+        </w:rPr>
+        <w:t xml:space="preserve">Daily Scrum: 10, 11, 12, 13 y 14 de agosto.</w:t>
+      </w:r>
+      <w:r>
+        <w:rPr>
+          <w:rtl w:val="0"/>
+        </w:rPr>
       </w:r>
     </w:p>
     <w:p>
@@ -896,24 +901,21 @@
           <w:between w:space="0" w:sz="0" w:val="nil"/>
         </w:pBdr>
         <w:shd w:fill="auto" w:val="clear"/>
-        <w:spacing w:after="0" w:afterAutospacing="0" w:before="0" w:line="276" w:lineRule="auto"/>
+        <w:spacing w:after="0" w:before="0" w:line="276" w:lineRule="auto"/>
         <w:ind w:left="720" w:right="0" w:hanging="360"/>
         <w:jc w:val="left"/>
-        <w:rPr>
-          <w:u w:val="none"/>
-        </w:rPr>
-      </w:pPr>
-      <w:r>
-        <w:rPr>
-          <w:rtl w:val="0"/>
-        </w:rPr>
-        <w:t xml:space="preserve">Evidencia esperada: </w:t>
-      </w:r>
-      <w:r>
-        <w:rPr>
-          <w:rtl w:val="0"/>
-        </w:rPr>
-        <w:t xml:space="preserve">Lean Canvas, Sprint Planning, Acta de Constitución, matriz RACI y documento de Definición del Proyecto APT.</w:t>
+        <w:rPr/>
+      </w:pPr>
+      <w:r>
+        <w:rPr>
+          <w:rtl w:val="0"/>
+        </w:rPr>
+        <w:t xml:space="preserve">Evidencia esperada: Lean Canvas, Sprint Planning, Acta de Constitución, matriz RACI y documento de Definición del Proyecto APT.</w:t>
+      </w:r>
+      <w:r>
+        <w:rPr>
+          <w:rtl w:val="0"/>
+        </w:rPr>
       </w:r>
     </w:p>
     <w:p>
@@ -934,24 +936,21 @@
           <w:between w:space="0" w:sz="0" w:val="nil"/>
         </w:pBdr>
         <w:shd w:fill="auto" w:val="clear"/>
-        <w:spacing w:after="0" w:afterAutospacing="0" w:before="0" w:line="276" w:lineRule="auto"/>
+        <w:spacing w:after="0" w:before="0" w:line="276" w:lineRule="auto"/>
         <w:ind w:left="720" w:right="0" w:hanging="360"/>
         <w:jc w:val="left"/>
-        <w:rPr>
-          <w:u w:val="none"/>
-        </w:rPr>
-      </w:pPr>
-      <w:r>
-        <w:rPr>
-          <w:rtl w:val="0"/>
-        </w:rPr>
-        <w:t xml:space="preserve">Cierre: </w:t>
-      </w:r>
-      <w:r>
-        <w:rPr>
-          <w:rtl w:val="0"/>
-        </w:rPr>
-        <w:t xml:space="preserve">Sprint Review y Sprint Retrospective </w:t>
+        <w:rPr/>
+      </w:pPr>
+      <w:r>
+        <w:rPr>
+          <w:rtl w:val="0"/>
+        </w:rPr>
+        <w:t xml:space="preserve">Cierre: Sprint Review y Sprint Retrospective </w:t>
+      </w:r>
+      <w:r>
+        <w:rPr>
+          <w:rtl w:val="0"/>
+        </w:rPr>
       </w:r>
     </w:p>
     <w:p>
@@ -975,21 +974,13 @@
         <w:spacing w:after="60" w:before="0" w:line="276" w:lineRule="auto"/>
         <w:ind w:left="720" w:right="0" w:hanging="360"/>
         <w:jc w:val="left"/>
-        <w:rPr>
-          <w:u w:val="none"/>
-        </w:rPr>
-      </w:pPr>
-      <w:r>
-        <w:rPr>
-          <w:rtl w:val="0"/>
-        </w:rPr>
-        <w:t xml:space="preserve">Resultado en Trello: </w:t>
-      </w:r>
-      <w:r>
-        <w:rPr>
-          <w:rtl w:val="0"/>
-        </w:rPr>
-        <w:t xml:space="preserve">objetivo cumplido 3/3 y tarjetas del Sprint marcadas como completadas.</w:t>
+        <w:rPr/>
+      </w:pPr>
+      <w:r>
+        <w:rPr>
+          <w:rtl w:val="0"/>
+        </w:rPr>
+        <w:t xml:space="preserve">Resultado en Trello: objetivo cumplido 3/3 y tarjetas del Sprint marcadas como completadas.</w:t>
       </w:r>
       <w:r>
         <w:rPr>
@@ -1000,14 +991,14 @@
     <w:p>
       <w:pPr>
         <w:pBdr>
-          <w:top w:color="auto" w:space="0" w:sz="0" w:val="none"/>
-          <w:left w:color="auto" w:space="0" w:sz="0" w:val="none"/>
-          <w:bottom w:color="auto" w:space="0" w:sz="0" w:val="none"/>
-          <w:right w:color="auto" w:space="0" w:sz="0" w:val="none"/>
-          <w:between w:color="auto" w:space="0" w:sz="0" w:val="none"/>
+          <w:top w:color="000000" w:space="0" w:sz="0" w:val="none"/>
+          <w:left w:color="000000" w:space="0" w:sz="0" w:val="none"/>
+          <w:bottom w:color="000000" w:space="0" w:sz="0" w:val="none"/>
+          <w:right w:color="000000" w:space="0" w:sz="0" w:val="none"/>
+          <w:between w:color="000000" w:space="0" w:sz="0" w:val="none"/>
         </w:pBdr>
         <w:shd w:fill="ffffff" w:val="clear"/>
-        <w:spacing w:after="100" w:before="200" w:line="259.20000000000005" w:lineRule="auto"/>
+        <w:spacing w:after="100" w:before="200" w:line="259.2000000000001" w:lineRule="auto"/>
         <w:rPr>
           <w:rFonts w:ascii="Calibri" w:cs="Calibri" w:eastAsia="Calibri" w:hAnsi="Calibri"/>
           <w:b w:val="1"/>
@@ -1039,15 +1030,16 @@
           <w:numId w:val="3"/>
         </w:numPr>
         <w:pBdr>
-          <w:top w:color="auto" w:space="0" w:sz="0" w:val="none"/>
-          <w:left w:color="auto" w:space="0" w:sz="0" w:val="none"/>
-          <w:bottom w:color="auto" w:space="0" w:sz="0" w:val="none"/>
-          <w:right w:color="auto" w:space="0" w:sz="0" w:val="none"/>
-          <w:between w:color="auto" w:space="0" w:sz="0" w:val="none"/>
+          <w:top w:color="000000" w:space="0" w:sz="0" w:val="none"/>
+          <w:left w:color="000000" w:space="0" w:sz="0" w:val="none"/>
+          <w:bottom w:color="000000" w:space="0" w:sz="0" w:val="none"/>
+          <w:right w:color="000000" w:space="0" w:sz="0" w:val="none"/>
+          <w:between w:color="000000" w:space="0" w:sz="0" w:val="none"/>
         </w:pBdr>
         <w:shd w:fill="ffffff" w:val="clear"/>
-        <w:spacing w:after="0" w:afterAutospacing="0" w:line="259.20000000000005" w:lineRule="auto"/>
+        <w:spacing w:after="0" w:line="259.2000000000001" w:lineRule="auto"/>
         <w:ind w:left="720" w:hanging="360"/>
+        <w:rPr/>
       </w:pPr>
       <w:r>
         <w:rPr>
@@ -1063,18 +1055,16 @@
           <w:numId w:val="3"/>
         </w:numPr>
         <w:pBdr>
-          <w:top w:color="auto" w:space="0" w:sz="0" w:val="none"/>
-          <w:left w:color="auto" w:space="0" w:sz="0" w:val="none"/>
-          <w:bottom w:color="auto" w:space="0" w:sz="0" w:val="none"/>
-          <w:right w:color="auto" w:space="0" w:sz="0" w:val="none"/>
-          <w:between w:color="auto" w:space="0" w:sz="0" w:val="none"/>
+          <w:top w:color="000000" w:space="0" w:sz="0" w:val="none"/>
+          <w:left w:color="000000" w:space="0" w:sz="0" w:val="none"/>
+          <w:bottom w:color="000000" w:space="0" w:sz="0" w:val="none"/>
+          <w:right w:color="000000" w:space="0" w:sz="0" w:val="none"/>
+          <w:between w:color="000000" w:space="0" w:sz="0" w:val="none"/>
         </w:pBdr>
         <w:shd w:fill="ffffff" w:val="clear"/>
-        <w:spacing w:after="0" w:afterAutospacing="0" w:line="259.20000000000005" w:lineRule="auto"/>
+        <w:spacing w:after="0" w:line="259.2000000000001" w:lineRule="auto"/>
         <w:ind w:left="720" w:hanging="360"/>
-        <w:rPr>
-          <w:u w:val="none"/>
-        </w:rPr>
+        <w:rPr/>
       </w:pPr>
       <w:r>
         <w:rPr>
@@ -1082,6 +1072,11 @@
         </w:rPr>
         <w:t xml:space="preserve">Los criterios de aceptación cumplidos y verificados.</w:t>
       </w:r>
+      <w:r>
+        <w:rPr>
+          <w:rtl w:val="0"/>
+        </w:rPr>
+      </w:r>
     </w:p>
     <w:p>
       <w:pPr>
@@ -1090,18 +1085,16 @@
           <w:numId w:val="3"/>
         </w:numPr>
         <w:pBdr>
-          <w:top w:color="auto" w:space="0" w:sz="0" w:val="none"/>
-          <w:left w:color="auto" w:space="0" w:sz="0" w:val="none"/>
-          <w:bottom w:color="auto" w:space="0" w:sz="0" w:val="none"/>
-          <w:right w:color="auto" w:space="0" w:sz="0" w:val="none"/>
-          <w:between w:color="auto" w:space="0" w:sz="0" w:val="none"/>
+          <w:top w:color="000000" w:space="0" w:sz="0" w:val="none"/>
+          <w:left w:color="000000" w:space="0" w:sz="0" w:val="none"/>
+          <w:bottom w:color="000000" w:space="0" w:sz="0" w:val="none"/>
+          <w:right w:color="000000" w:space="0" w:sz="0" w:val="none"/>
+          <w:between w:color="000000" w:space="0" w:sz="0" w:val="none"/>
         </w:pBdr>
         <w:shd w:fill="ffffff" w:val="clear"/>
-        <w:spacing w:after="0" w:afterAutospacing="0" w:line="259.20000000000005" w:lineRule="auto"/>
+        <w:spacing w:after="0" w:line="259.2000000000001" w:lineRule="auto"/>
         <w:ind w:left="720" w:hanging="360"/>
-        <w:rPr>
-          <w:u w:val="none"/>
-        </w:rPr>
+        <w:rPr/>
       </w:pPr>
       <w:r>
         <w:rPr>
@@ -1109,6 +1102,11 @@
         </w:rPr>
         <w:t xml:space="preserve">El documento fue revisado por otro integrante.</w:t>
       </w:r>
+      <w:r>
+        <w:rPr>
+          <w:rtl w:val="0"/>
+        </w:rPr>
+      </w:r>
     </w:p>
     <w:p>
       <w:pPr>
@@ -1117,18 +1115,16 @@
           <w:numId w:val="3"/>
         </w:numPr>
         <w:pBdr>
-          <w:top w:color="auto" w:space="0" w:sz="0" w:val="none"/>
-          <w:left w:color="auto" w:space="0" w:sz="0" w:val="none"/>
-          <w:bottom w:color="auto" w:space="0" w:sz="0" w:val="none"/>
-          <w:right w:color="auto" w:space="0" w:sz="0" w:val="none"/>
-          <w:between w:color="auto" w:space="0" w:sz="0" w:val="none"/>
+          <w:top w:color="000000" w:space="0" w:sz="0" w:val="none"/>
+          <w:left w:color="000000" w:space="0" w:sz="0" w:val="none"/>
+          <w:bottom w:color="000000" w:space="0" w:sz="0" w:val="none"/>
+          <w:right w:color="000000" w:space="0" w:sz="0" w:val="none"/>
+          <w:between w:color="000000" w:space="0" w:sz="0" w:val="none"/>
         </w:pBdr>
         <w:shd w:fill="ffffff" w:val="clear"/>
-        <w:spacing w:after="0" w:afterAutospacing="0" w:line="259.20000000000005" w:lineRule="auto"/>
+        <w:spacing w:after="0" w:line="259.2000000000001" w:lineRule="auto"/>
         <w:ind w:left="720" w:hanging="360"/>
-        <w:rPr>
-          <w:u w:val="none"/>
-        </w:rPr>
+        <w:rPr/>
       </w:pPr>
       <w:r>
         <w:rPr>
@@ -1136,6 +1132,11 @@
         </w:rPr>
         <w:t xml:space="preserve">La documentación, trazabilidad, riesgos y evidencias fueron actualizados.</w:t>
       </w:r>
+      <w:r>
+        <w:rPr>
+          <w:rtl w:val="0"/>
+        </w:rPr>
+      </w:r>
     </w:p>
     <w:p>
       <w:pPr>
@@ -1144,15 +1145,16 @@
           <w:numId w:val="3"/>
         </w:numPr>
         <w:pBdr>
-          <w:top w:color="auto" w:space="0" w:sz="0" w:val="none"/>
-          <w:left w:color="auto" w:space="0" w:sz="0" w:val="none"/>
-          <w:bottom w:color="auto" w:space="0" w:sz="0" w:val="none"/>
-          <w:right w:color="auto" w:space="0" w:sz="0" w:val="none"/>
-          <w:between w:color="auto" w:space="0" w:sz="0" w:val="none"/>
+          <w:top w:color="000000" w:space="0" w:sz="0" w:val="none"/>
+          <w:left w:color="000000" w:space="0" w:sz="0" w:val="none"/>
+          <w:bottom w:color="000000" w:space="0" w:sz="0" w:val="none"/>
+          <w:right w:color="000000" w:space="0" w:sz="0" w:val="none"/>
+          <w:between w:color="000000" w:space="0" w:sz="0" w:val="none"/>
         </w:pBdr>
         <w:shd w:fill="ffffff" w:val="clear"/>
-        <w:spacing w:after="0" w:afterAutospacing="0" w:line="259.20000000000005" w:lineRule="auto"/>
+        <w:spacing w:after="0" w:line="259.2000000000001" w:lineRule="auto"/>
         <w:ind w:left="720" w:hanging="360"/>
+        <w:rPr/>
       </w:pPr>
       <w:r>
         <w:rPr>
@@ -1168,15 +1170,16 @@
           <w:numId w:val="3"/>
         </w:numPr>
         <w:pBdr>
-          <w:top w:color="auto" w:space="0" w:sz="0" w:val="none"/>
-          <w:left w:color="auto" w:space="0" w:sz="0" w:val="none"/>
-          <w:bottom w:color="auto" w:space="0" w:sz="0" w:val="none"/>
-          <w:right w:color="auto" w:space="0" w:sz="0" w:val="none"/>
-          <w:between w:color="auto" w:space="0" w:sz="0" w:val="none"/>
+          <w:top w:color="000000" w:space="0" w:sz="0" w:val="none"/>
+          <w:left w:color="000000" w:space="0" w:sz="0" w:val="none"/>
+          <w:bottom w:color="000000" w:space="0" w:sz="0" w:val="none"/>
+          <w:right w:color="000000" w:space="0" w:sz="0" w:val="none"/>
+          <w:between w:color="000000" w:space="0" w:sz="0" w:val="none"/>
         </w:pBdr>
         <w:shd w:fill="ffffff" w:val="clear"/>
-        <w:spacing w:after="0" w:afterAutospacing="0" w:line="259.20000000000005" w:lineRule="auto"/>
+        <w:spacing w:after="0" w:line="259.2000000000001" w:lineRule="auto"/>
         <w:ind w:left="720" w:hanging="360"/>
+        <w:rPr/>
       </w:pPr>
       <w:r>
         <w:rPr>
@@ -1192,18 +1195,16 @@
           <w:numId w:val="3"/>
         </w:numPr>
         <w:pBdr>
-          <w:top w:color="auto" w:space="0" w:sz="0" w:val="none"/>
-          <w:left w:color="auto" w:space="0" w:sz="0" w:val="none"/>
-          <w:bottom w:color="auto" w:space="0" w:sz="0" w:val="none"/>
-          <w:right w:color="auto" w:space="0" w:sz="0" w:val="none"/>
-          <w:between w:color="auto" w:space="0" w:sz="0" w:val="none"/>
+          <w:top w:color="000000" w:space="0" w:sz="0" w:val="none"/>
+          <w:left w:color="000000" w:space="0" w:sz="0" w:val="none"/>
+          <w:bottom w:color="000000" w:space="0" w:sz="0" w:val="none"/>
+          <w:right w:color="000000" w:space="0" w:sz="0" w:val="none"/>
+          <w:between w:color="000000" w:space="0" w:sz="0" w:val="none"/>
         </w:pBdr>
         <w:shd w:fill="ffffff" w:val="clear"/>
-        <w:spacing w:after="0" w:afterAutospacing="0" w:line="259.20000000000005" w:lineRule="auto"/>
+        <w:spacing w:after="0" w:line="259.2000000000001" w:lineRule="auto"/>
         <w:ind w:left="720" w:hanging="360"/>
-        <w:rPr>
-          <w:u w:val="none"/>
-        </w:rPr>
+        <w:rPr/>
       </w:pPr>
       <w:r>
         <w:rPr>
@@ -1211,6 +1212,11 @@
         </w:rPr>
         <w:t xml:space="preserve">El incremento puede presentarse en la Sprint Review y ser inspeccionado por el Product Owner.</w:t>
       </w:r>
+      <w:r>
+        <w:rPr>
+          <w:rtl w:val="0"/>
+        </w:rPr>
+      </w:r>
     </w:p>
     <w:p>
       <w:pPr>
@@ -1219,15 +1225,16 @@
           <w:numId w:val="3"/>
         </w:numPr>
         <w:pBdr>
-          <w:top w:color="auto" w:space="0" w:sz="0" w:val="none"/>
-          <w:left w:color="auto" w:space="0" w:sz="0" w:val="none"/>
-          <w:bottom w:color="auto" w:space="0" w:sz="0" w:val="none"/>
-          <w:right w:color="auto" w:space="0" w:sz="0" w:val="none"/>
-          <w:between w:color="auto" w:space="0" w:sz="0" w:val="none"/>
+          <w:top w:color="000000" w:space="0" w:sz="0" w:val="none"/>
+          <w:left w:color="000000" w:space="0" w:sz="0" w:val="none"/>
+          <w:bottom w:color="000000" w:space="0" w:sz="0" w:val="none"/>
+          <w:right w:color="000000" w:space="0" w:sz="0" w:val="none"/>
+          <w:between w:color="000000" w:space="0" w:sz="0" w:val="none"/>
         </w:pBdr>
         <w:shd w:fill="ffffff" w:val="clear"/>
-        <w:spacing w:after="100" w:line="259.20000000000005" w:lineRule="auto"/>
+        <w:spacing w:after="100" w:line="259.2000000000001" w:lineRule="auto"/>
         <w:ind w:left="720" w:hanging="360"/>
+        <w:rPr/>
       </w:pPr>
       <w:r>
         <w:rPr>
@@ -1239,14 +1246,14 @@
     <w:p>
       <w:pPr>
         <w:pBdr>
-          <w:top w:color="auto" w:space="0" w:sz="0" w:val="none"/>
-          <w:left w:color="auto" w:space="0" w:sz="0" w:val="none"/>
-          <w:bottom w:color="auto" w:space="0" w:sz="0" w:val="none"/>
-          <w:right w:color="auto" w:space="0" w:sz="0" w:val="none"/>
-          <w:between w:color="auto" w:space="0" w:sz="0" w:val="none"/>
+          <w:top w:color="000000" w:space="0" w:sz="0" w:val="none"/>
+          <w:left w:color="000000" w:space="0" w:sz="0" w:val="none"/>
+          <w:bottom w:color="000000" w:space="0" w:sz="0" w:val="none"/>
+          <w:right w:color="000000" w:space="0" w:sz="0" w:val="none"/>
+          <w:between w:color="000000" w:space="0" w:sz="0" w:val="none"/>
         </w:pBdr>
         <w:shd w:fill="ffffff" w:val="clear"/>
-        <w:spacing w:after="100" w:line="259.20000000000005" w:lineRule="auto"/>
+        <w:spacing w:after="100" w:line="259.2000000000001" w:lineRule="auto"/>
         <w:ind w:left="0" w:firstLine="0"/>
         <w:rPr>
           <w:b w:val="1"/>
@@ -1285,11 +1292,6 @@
           <w:rtl w:val="0"/>
         </w:rPr>
         <w:t xml:space="preserve">17 al 21 de agosto de 2026</w:t>
-      </w:r>
-      <w:r>
-        <w:rPr>
-          <w:rtl w:val="0"/>
-        </w:rPr>
       </w:r>
     </w:p>
     <w:p>
@@ -1573,7 +1575,7 @@
               <w:rPr>
                 <w:rtl w:val="0"/>
               </w:rPr>
-              <w:t xml:space="preserve">F1-04</w:t>
+              <w:t xml:space="preserve">TD-04</w:t>
             </w:r>
           </w:p>
         </w:tc>
@@ -1696,7 +1698,7 @@
               <w:rPr>
                 <w:rtl w:val="0"/>
               </w:rPr>
-              <w:t xml:space="preserve">F1-05</w:t>
+              <w:t xml:space="preserve">TD-05</w:t>
             </w:r>
           </w:p>
         </w:tc>
@@ -1821,7 +1823,7 @@
               <w:rPr>
                 <w:rtl w:val="0"/>
               </w:rPr>
-              <w:t xml:space="preserve">F1-06</w:t>
+              <w:t xml:space="preserve">TD-06</w:t>
             </w:r>
           </w:p>
         </w:tc>
@@ -1880,11 +1882,6 @@
               </w:rPr>
               <w:t xml:space="preserve">3</w:t>
             </w:r>
-            <w:r>
-              <w:rPr>
-                <w:rtl w:val="0"/>
-              </w:rPr>
-            </w:r>
           </w:p>
         </w:tc>
         <w:tc>
@@ -1953,23 +1950,20 @@
           <w:ilvl w:val="0"/>
           <w:numId w:val="2"/>
         </w:numPr>
-        <w:spacing w:after="0" w:afterAutospacing="0" w:lineRule="auto"/>
+        <w:spacing w:after="0" w:lineRule="auto"/>
         <w:ind w:left="720" w:hanging="360"/>
-        <w:rPr>
-          <w:u w:val="none"/>
-        </w:rPr>
-      </w:pPr>
-      <w:r>
-        <w:rPr>
-          <w:rtl w:val="0"/>
-        </w:rPr>
-        <w:t xml:space="preserve">Definir y pulir </w:t>
-      </w:r>
-      <w:r>
-        <w:rPr>
-          <w:rtl w:val="0"/>
-        </w:rPr>
-        <w:t xml:space="preserve">los requisitos funcionales.</w:t>
+        <w:rPr/>
+      </w:pPr>
+      <w:r>
+        <w:rPr>
+          <w:rtl w:val="0"/>
+        </w:rPr>
+        <w:t xml:space="preserve">Definir y pulir los requisitos funcionales.</w:t>
+      </w:r>
+      <w:r>
+        <w:rPr>
+          <w:rtl w:val="0"/>
+        </w:rPr>
       </w:r>
     </w:p>
     <w:p>
@@ -1978,11 +1972,9 @@
           <w:ilvl w:val="0"/>
           <w:numId w:val="2"/>
         </w:numPr>
-        <w:spacing w:after="0" w:afterAutospacing="0" w:lineRule="auto"/>
+        <w:spacing w:after="0" w:lineRule="auto"/>
         <w:ind w:left="720" w:hanging="360"/>
-        <w:rPr>
-          <w:u w:val="none"/>
-        </w:rPr>
+        <w:rPr/>
       </w:pPr>
       <w:r>
         <w:rPr>
@@ -1990,6 +1982,11 @@
         </w:rPr>
         <w:t xml:space="preserve">Definir requisitos no funcionales de seguridad, privacidad, disponibilidad y usabilidad.</w:t>
       </w:r>
+      <w:r>
+        <w:rPr>
+          <w:rtl w:val="0"/>
+        </w:rPr>
+      </w:r>
     </w:p>
     <w:p>
       <w:pPr>
@@ -1997,11 +1994,9 @@
           <w:ilvl w:val="0"/>
           <w:numId w:val="2"/>
         </w:numPr>
-        <w:spacing w:after="0" w:afterAutospacing="0" w:lineRule="auto"/>
+        <w:spacing w:after="0" w:lineRule="auto"/>
         <w:ind w:left="720" w:hanging="360"/>
-        <w:rPr>
-          <w:u w:val="none"/>
-        </w:rPr>
+        <w:rPr/>
       </w:pPr>
       <w:r>
         <w:rPr>
@@ -2009,6 +2004,11 @@
         </w:rPr>
         <w:t xml:space="preserve">Convertir necesidades en Épicas, Features, HU.</w:t>
       </w:r>
+      <w:r>
+        <w:rPr>
+          <w:rtl w:val="0"/>
+        </w:rPr>
+      </w:r>
     </w:p>
     <w:p>
       <w:pPr>
@@ -2016,17 +2016,20 @@
           <w:ilvl w:val="0"/>
           <w:numId w:val="2"/>
         </w:numPr>
-        <w:spacing w:after="0" w:afterAutospacing="0" w:lineRule="auto"/>
+        <w:spacing w:after="0" w:lineRule="auto"/>
         <w:ind w:left="720" w:hanging="360"/>
-        <w:rPr>
-          <w:u w:val="none"/>
-        </w:rPr>
+        <w:rPr/>
       </w:pPr>
       <w:r>
         <w:rPr>
           <w:rtl w:val="0"/>
         </w:rPr>
         <w:t xml:space="preserve">Agregar criterios de aceptación verificables.</w:t>
+      </w:r>
+      <w:r>
+        <w:rPr>
+          <w:rtl w:val="0"/>
+        </w:rPr>
       </w:r>
     </w:p>
     <w:p>
@@ -2037,15 +2040,18 @@
         </w:numPr>
         <w:spacing w:after="60" w:lineRule="auto"/>
         <w:ind w:left="720" w:hanging="360"/>
-        <w:rPr>
-          <w:u w:val="none"/>
-        </w:rPr>
+        <w:rPr/>
       </w:pPr>
       <w:r>
         <w:rPr>
           <w:rtl w:val="0"/>
         </w:rPr>
         <w:t xml:space="preserve">Estimar elementos con Story Points.</w:t>
+      </w:r>
+      <w:r>
+        <w:rPr>
+          <w:rtl w:val="0"/>
+        </w:rPr>
       </w:r>
     </w:p>
     <w:p>
@@ -2084,21 +2090,16 @@
           <w:between w:space="0" w:sz="0" w:val="nil"/>
         </w:pBdr>
         <w:shd w:fill="auto" w:val="clear"/>
-        <w:spacing w:after="0" w:afterAutospacing="0" w:before="0" w:line="276" w:lineRule="auto"/>
+        <w:spacing w:after="0" w:before="0" w:line="276" w:lineRule="auto"/>
         <w:ind w:left="720" w:right="0" w:hanging="360"/>
         <w:jc w:val="left"/>
-      </w:pPr>
-      <w:r>
-        <w:rPr>
-          <w:rtl w:val="0"/>
-        </w:rPr>
-        <w:t xml:space="preserve">Daily Scrum: </w:t>
-      </w:r>
-      <w:r>
-        <w:rPr>
-          <w:rtl w:val="0"/>
-        </w:rPr>
-        <w:t xml:space="preserve">17, 18, 19, 20 y 21 de agosto.</w:t>
+        <w:rPr/>
+      </w:pPr>
+      <w:r>
+        <w:rPr>
+          <w:rtl w:val="0"/>
+        </w:rPr>
+        <w:t xml:space="preserve">Daily Scrum: 17, 18, 19, 20 y 21 de agosto.</w:t>
       </w:r>
     </w:p>
     <w:p>
@@ -2119,21 +2120,16 @@
           <w:between w:space="0" w:sz="0" w:val="nil"/>
         </w:pBdr>
         <w:shd w:fill="auto" w:val="clear"/>
-        <w:spacing w:after="0" w:afterAutospacing="0" w:before="0" w:line="276" w:lineRule="auto"/>
+        <w:spacing w:after="0" w:before="0" w:line="276" w:lineRule="auto"/>
         <w:ind w:left="720" w:right="0" w:hanging="360"/>
         <w:jc w:val="left"/>
-      </w:pPr>
-      <w:r>
-        <w:rPr>
-          <w:rtl w:val="0"/>
-        </w:rPr>
-        <w:t xml:space="preserve">Evidencia esperada: </w:t>
-      </w:r>
-      <w:r>
-        <w:rPr>
-          <w:rtl w:val="0"/>
-        </w:rPr>
-        <w:t xml:space="preserve">Documento ERS, Product Backlog, tabla maestra y catálogo de épicas e historias de usuario.</w:t>
+        <w:rPr/>
+      </w:pPr>
+      <w:r>
+        <w:rPr>
+          <w:rtl w:val="0"/>
+        </w:rPr>
+        <w:t xml:space="preserve">Evidencia esperada: Documento ERS, Product Backlog, tabla maestra y catálogo de épicas e historias de usuario.</w:t>
       </w:r>
     </w:p>
     <w:p>
@@ -2154,21 +2150,16 @@
           <w:between w:space="0" w:sz="0" w:val="nil"/>
         </w:pBdr>
         <w:shd w:fill="auto" w:val="clear"/>
-        <w:spacing w:after="0" w:afterAutospacing="0" w:before="0" w:line="276" w:lineRule="auto"/>
+        <w:spacing w:after="0" w:before="0" w:line="276" w:lineRule="auto"/>
         <w:ind w:left="720" w:right="0" w:hanging="360"/>
         <w:jc w:val="left"/>
-      </w:pPr>
-      <w:r>
-        <w:rPr>
-          <w:rtl w:val="0"/>
-        </w:rPr>
-        <w:t xml:space="preserve">Cierre: </w:t>
-      </w:r>
-      <w:r>
-        <w:rPr>
-          <w:rtl w:val="0"/>
-        </w:rPr>
-        <w:t xml:space="preserve">Sprint Review y Sprint Retrospective.</w:t>
+        <w:rPr/>
+      </w:pPr>
+      <w:r>
+        <w:rPr>
+          <w:rtl w:val="0"/>
+        </w:rPr>
+        <w:t xml:space="preserve">Cierre: Sprint Review y Sprint Retrospective.</w:t>
       </w:r>
     </w:p>
     <w:p>
@@ -2192,36 +2183,26 @@
         <w:spacing w:after="60" w:before="0" w:line="276" w:lineRule="auto"/>
         <w:ind w:left="720" w:right="0" w:hanging="360"/>
         <w:jc w:val="left"/>
-      </w:pPr>
-      <w:r>
-        <w:rPr>
-          <w:rtl w:val="0"/>
-        </w:rPr>
-        <w:t xml:space="preserve">Resultado en Trello: </w:t>
-      </w:r>
-      <w:r>
-        <w:rPr>
-          <w:rtl w:val="0"/>
-        </w:rPr>
-        <w:t xml:space="preserve">objetivo cumplido 3/3 y tarjetas del Sprint marcadas como completadas.</w:t>
-      </w:r>
-      <w:r>
-        <w:rPr>
-          <w:rtl w:val="0"/>
-        </w:rPr>
+        <w:rPr/>
+      </w:pPr>
+      <w:r>
+        <w:rPr>
+          <w:rtl w:val="0"/>
+        </w:rPr>
+        <w:t xml:space="preserve">Resultado en Trello: objetivo cumplido 3/3 y tarjetas del Sprint marcadas como completadas.</w:t>
       </w:r>
     </w:p>
     <w:p>
       <w:pPr>
         <w:pBdr>
-          <w:top w:color="auto" w:space="0" w:sz="0" w:val="none"/>
-          <w:left w:color="auto" w:space="0" w:sz="0" w:val="none"/>
-          <w:bottom w:color="auto" w:space="0" w:sz="0" w:val="none"/>
-          <w:right w:color="auto" w:space="0" w:sz="0" w:val="none"/>
-          <w:between w:color="auto" w:space="0" w:sz="0" w:val="none"/>
+          <w:top w:color="000000" w:space="0" w:sz="0" w:val="none"/>
+          <w:left w:color="000000" w:space="0" w:sz="0" w:val="none"/>
+          <w:bottom w:color="000000" w:space="0" w:sz="0" w:val="none"/>
+          <w:right w:color="000000" w:space="0" w:sz="0" w:val="none"/>
+          <w:between w:color="000000" w:space="0" w:sz="0" w:val="none"/>
         </w:pBdr>
         <w:shd w:fill="ffffff" w:val="clear"/>
-        <w:spacing w:after="100" w:before="200" w:line="259.20000000000005" w:lineRule="auto"/>
+        <w:spacing w:after="100" w:before="200" w:line="259.2000000000001" w:lineRule="auto"/>
         <w:rPr>
           <w:rFonts w:ascii="Calibri" w:cs="Calibri" w:eastAsia="Calibri" w:hAnsi="Calibri"/>
           <w:b w:val="1"/>
@@ -2253,15 +2234,16 @@
           <w:numId w:val="3"/>
         </w:numPr>
         <w:pBdr>
-          <w:top w:color="auto" w:space="0" w:sz="0" w:val="none"/>
-          <w:left w:color="auto" w:space="0" w:sz="0" w:val="none"/>
-          <w:bottom w:color="auto" w:space="0" w:sz="0" w:val="none"/>
-          <w:right w:color="auto" w:space="0" w:sz="0" w:val="none"/>
-          <w:between w:color="auto" w:space="0" w:sz="0" w:val="none"/>
+          <w:top w:color="000000" w:space="0" w:sz="0" w:val="none"/>
+          <w:left w:color="000000" w:space="0" w:sz="0" w:val="none"/>
+          <w:bottom w:color="000000" w:space="0" w:sz="0" w:val="none"/>
+          <w:right w:color="000000" w:space="0" w:sz="0" w:val="none"/>
+          <w:between w:color="000000" w:space="0" w:sz="0" w:val="none"/>
         </w:pBdr>
         <w:shd w:fill="ffffff" w:val="clear"/>
-        <w:spacing w:after="0" w:afterAutospacing="0" w:line="259.20000000000005" w:lineRule="auto"/>
+        <w:spacing w:after="0" w:line="259.2000000000001" w:lineRule="auto"/>
         <w:ind w:left="720" w:hanging="360"/>
+        <w:rPr/>
       </w:pPr>
       <w:r>
         <w:rPr>
@@ -2277,15 +2259,16 @@
           <w:numId w:val="3"/>
         </w:numPr>
         <w:pBdr>
-          <w:top w:color="auto" w:space="0" w:sz="0" w:val="none"/>
-          <w:left w:color="auto" w:space="0" w:sz="0" w:val="none"/>
-          <w:bottom w:color="auto" w:space="0" w:sz="0" w:val="none"/>
-          <w:right w:color="auto" w:space="0" w:sz="0" w:val="none"/>
-          <w:between w:color="auto" w:space="0" w:sz="0" w:val="none"/>
+          <w:top w:color="000000" w:space="0" w:sz="0" w:val="none"/>
+          <w:left w:color="000000" w:space="0" w:sz="0" w:val="none"/>
+          <w:bottom w:color="000000" w:space="0" w:sz="0" w:val="none"/>
+          <w:right w:color="000000" w:space="0" w:sz="0" w:val="none"/>
+          <w:between w:color="000000" w:space="0" w:sz="0" w:val="none"/>
         </w:pBdr>
         <w:shd w:fill="ffffff" w:val="clear"/>
-        <w:spacing w:after="0" w:afterAutospacing="0" w:line="259.20000000000005" w:lineRule="auto"/>
+        <w:spacing w:after="0" w:line="259.2000000000001" w:lineRule="auto"/>
         <w:ind w:left="720" w:hanging="360"/>
+        <w:rPr/>
       </w:pPr>
       <w:r>
         <w:rPr>
@@ -2301,15 +2284,16 @@
           <w:numId w:val="3"/>
         </w:numPr>
         <w:pBdr>
-          <w:top w:color="auto" w:space="0" w:sz="0" w:val="none"/>
-          <w:left w:color="auto" w:space="0" w:sz="0" w:val="none"/>
-          <w:bottom w:color="auto" w:space="0" w:sz="0" w:val="none"/>
-          <w:right w:color="auto" w:space="0" w:sz="0" w:val="none"/>
-          <w:between w:color="auto" w:space="0" w:sz="0" w:val="none"/>
+          <w:top w:color="000000" w:space="0" w:sz="0" w:val="none"/>
+          <w:left w:color="000000" w:space="0" w:sz="0" w:val="none"/>
+          <w:bottom w:color="000000" w:space="0" w:sz="0" w:val="none"/>
+          <w:right w:color="000000" w:space="0" w:sz="0" w:val="none"/>
+          <w:between w:color="000000" w:space="0" w:sz="0" w:val="none"/>
         </w:pBdr>
         <w:shd w:fill="ffffff" w:val="clear"/>
-        <w:spacing w:after="0" w:afterAutospacing="0" w:line="259.20000000000005" w:lineRule="auto"/>
+        <w:spacing w:after="0" w:line="259.2000000000001" w:lineRule="auto"/>
         <w:ind w:left="720" w:hanging="360"/>
+        <w:rPr/>
       </w:pPr>
       <w:r>
         <w:rPr>
@@ -2325,15 +2309,16 @@
           <w:numId w:val="3"/>
         </w:numPr>
         <w:pBdr>
-          <w:top w:color="auto" w:space="0" w:sz="0" w:val="none"/>
-          <w:left w:color="auto" w:space="0" w:sz="0" w:val="none"/>
-          <w:bottom w:color="auto" w:space="0" w:sz="0" w:val="none"/>
-          <w:right w:color="auto" w:space="0" w:sz="0" w:val="none"/>
-          <w:between w:color="auto" w:space="0" w:sz="0" w:val="none"/>
+          <w:top w:color="000000" w:space="0" w:sz="0" w:val="none"/>
+          <w:left w:color="000000" w:space="0" w:sz="0" w:val="none"/>
+          <w:bottom w:color="000000" w:space="0" w:sz="0" w:val="none"/>
+          <w:right w:color="000000" w:space="0" w:sz="0" w:val="none"/>
+          <w:between w:color="000000" w:space="0" w:sz="0" w:val="none"/>
         </w:pBdr>
         <w:shd w:fill="ffffff" w:val="clear"/>
-        <w:spacing w:after="0" w:afterAutospacing="0" w:line="259.20000000000005" w:lineRule="auto"/>
+        <w:spacing w:after="0" w:line="259.2000000000001" w:lineRule="auto"/>
         <w:ind w:left="720" w:hanging="360"/>
+        <w:rPr/>
       </w:pPr>
       <w:r>
         <w:rPr>
@@ -2349,15 +2334,16 @@
           <w:numId w:val="3"/>
         </w:numPr>
         <w:pBdr>
-          <w:top w:color="auto" w:space="0" w:sz="0" w:val="none"/>
-          <w:left w:color="auto" w:space="0" w:sz="0" w:val="none"/>
-          <w:bottom w:color="auto" w:space="0" w:sz="0" w:val="none"/>
-          <w:right w:color="auto" w:space="0" w:sz="0" w:val="none"/>
-          <w:between w:color="auto" w:space="0" w:sz="0" w:val="none"/>
+          <w:top w:color="000000" w:space="0" w:sz="0" w:val="none"/>
+          <w:left w:color="000000" w:space="0" w:sz="0" w:val="none"/>
+          <w:bottom w:color="000000" w:space="0" w:sz="0" w:val="none"/>
+          <w:right w:color="000000" w:space="0" w:sz="0" w:val="none"/>
+          <w:between w:color="000000" w:space="0" w:sz="0" w:val="none"/>
         </w:pBdr>
         <w:shd w:fill="ffffff" w:val="clear"/>
-        <w:spacing w:after="0" w:afterAutospacing="0" w:line="259.20000000000005" w:lineRule="auto"/>
+        <w:spacing w:after="0" w:line="259.2000000000001" w:lineRule="auto"/>
         <w:ind w:left="720" w:hanging="360"/>
+        <w:rPr/>
       </w:pPr>
       <w:r>
         <w:rPr>
@@ -2373,15 +2359,16 @@
           <w:numId w:val="3"/>
         </w:numPr>
         <w:pBdr>
-          <w:top w:color="auto" w:space="0" w:sz="0" w:val="none"/>
-          <w:left w:color="auto" w:space="0" w:sz="0" w:val="none"/>
-          <w:bottom w:color="auto" w:space="0" w:sz="0" w:val="none"/>
-          <w:right w:color="auto" w:space="0" w:sz="0" w:val="none"/>
-          <w:between w:color="auto" w:space="0" w:sz="0" w:val="none"/>
+          <w:top w:color="000000" w:space="0" w:sz="0" w:val="none"/>
+          <w:left w:color="000000" w:space="0" w:sz="0" w:val="none"/>
+          <w:bottom w:color="000000" w:space="0" w:sz="0" w:val="none"/>
+          <w:right w:color="000000" w:space="0" w:sz="0" w:val="none"/>
+          <w:between w:color="000000" w:space="0" w:sz="0" w:val="none"/>
         </w:pBdr>
         <w:shd w:fill="ffffff" w:val="clear"/>
-        <w:spacing w:after="0" w:afterAutospacing="0" w:line="259.20000000000005" w:lineRule="auto"/>
+        <w:spacing w:after="0" w:line="259.2000000000001" w:lineRule="auto"/>
         <w:ind w:left="720" w:hanging="360"/>
+        <w:rPr/>
       </w:pPr>
       <w:r>
         <w:rPr>
@@ -2397,15 +2384,16 @@
           <w:numId w:val="3"/>
         </w:numPr>
         <w:pBdr>
-          <w:top w:color="auto" w:space="0" w:sz="0" w:val="none"/>
-          <w:left w:color="auto" w:space="0" w:sz="0" w:val="none"/>
-          <w:bottom w:color="auto" w:space="0" w:sz="0" w:val="none"/>
-          <w:right w:color="auto" w:space="0" w:sz="0" w:val="none"/>
-          <w:between w:color="auto" w:space="0" w:sz="0" w:val="none"/>
+          <w:top w:color="000000" w:space="0" w:sz="0" w:val="none"/>
+          <w:left w:color="000000" w:space="0" w:sz="0" w:val="none"/>
+          <w:bottom w:color="000000" w:space="0" w:sz="0" w:val="none"/>
+          <w:right w:color="000000" w:space="0" w:sz="0" w:val="none"/>
+          <w:between w:color="000000" w:space="0" w:sz="0" w:val="none"/>
         </w:pBdr>
         <w:shd w:fill="ffffff" w:val="clear"/>
-        <w:spacing w:after="0" w:afterAutospacing="0" w:line="259.20000000000005" w:lineRule="auto"/>
+        <w:spacing w:after="0" w:line="259.2000000000001" w:lineRule="auto"/>
         <w:ind w:left="720" w:hanging="360"/>
+        <w:rPr/>
       </w:pPr>
       <w:r>
         <w:rPr>
@@ -2421,15 +2409,16 @@
           <w:numId w:val="3"/>
         </w:numPr>
         <w:pBdr>
-          <w:top w:color="auto" w:space="0" w:sz="0" w:val="none"/>
-          <w:left w:color="auto" w:space="0" w:sz="0" w:val="none"/>
-          <w:bottom w:color="auto" w:space="0" w:sz="0" w:val="none"/>
-          <w:right w:color="auto" w:space="0" w:sz="0" w:val="none"/>
-          <w:between w:color="auto" w:space="0" w:sz="0" w:val="none"/>
+          <w:top w:color="000000" w:space="0" w:sz="0" w:val="none"/>
+          <w:left w:color="000000" w:space="0" w:sz="0" w:val="none"/>
+          <w:bottom w:color="000000" w:space="0" w:sz="0" w:val="none"/>
+          <w:right w:color="000000" w:space="0" w:sz="0" w:val="none"/>
+          <w:between w:color="000000" w:space="0" w:sz="0" w:val="none"/>
         </w:pBdr>
         <w:shd w:fill="ffffff" w:val="clear"/>
-        <w:spacing w:after="100" w:line="259.20000000000005" w:lineRule="auto"/>
+        <w:spacing w:after="100" w:line="259.2000000000001" w:lineRule="auto"/>
         <w:ind w:left="720" w:hanging="360"/>
+        <w:rPr/>
       </w:pPr>
       <w:r>
         <w:rPr>
@@ -2451,7 +2440,7 @@
           <w:szCs w:val="34"/>
         </w:rPr>
       </w:pPr>
-      <w:bookmarkStart w:colFirst="0" w:colLast="0" w:name="_dh2hh9c79x17" w:id="2"/>
+      <w:bookmarkStart w:colFirst="0" w:colLast="0" w:name="_heading=h.86yyq1qy36u6" w:id="2"/>
       <w:bookmarkEnd w:id="2"/>
       <w:r>
         <w:rPr>
@@ -2492,7 +2481,7 @@
           <w:szCs w:val="34"/>
         </w:rPr>
       </w:pPr>
-      <w:bookmarkStart w:colFirst="0" w:colLast="0" w:name="_pwg6wj4buccy" w:id="3"/>
+      <w:bookmarkStart w:colFirst="0" w:colLast="0" w:name="_heading=h.ffrjt53iwig9" w:id="3"/>
       <w:bookmarkEnd w:id="3"/>
       <w:r>
         <w:rPr>
@@ -2531,7 +2520,7 @@
         <w:rPr>
           <w:rtl w:val="0"/>
         </w:rPr>
-        <w:t xml:space="preserve"> 31 de agosto al 14 de septiembre de 2026</w:t>
+        <w:t xml:space="preserve"> 24 al 28 de agosto de 2026</w:t>
       </w:r>
     </w:p>
     <w:p>
@@ -2746,11 +2735,6 @@
               </w:rPr>
               <w:t xml:space="preserve">Story Points</w:t>
             </w:r>
-            <w:r>
-              <w:rPr>
-                <w:rtl w:val="0"/>
-              </w:rPr>
-            </w:r>
           </w:p>
         </w:tc>
         <w:tc>
@@ -2822,7 +2806,7 @@
               <w:rPr>
                 <w:rtl w:val="0"/>
               </w:rPr>
-              <w:t xml:space="preserve">F1-07</w:t>
+              <w:t xml:space="preserve">TD-07</w:t>
             </w:r>
           </w:p>
         </w:tc>
@@ -2945,7 +2929,7 @@
               <w:rPr>
                 <w:rtl w:val="0"/>
               </w:rPr>
-              <w:t xml:space="preserve">F1-08</w:t>
+              <w:t xml:space="preserve">TD-08</w:t>
             </w:r>
           </w:p>
         </w:tc>
@@ -3070,7 +3054,7 @@
               <w:rPr>
                 <w:rtl w:val="0"/>
               </w:rPr>
-              <w:t xml:space="preserve">F1-09</w:t>
+              <w:t xml:space="preserve">TD-09</w:t>
             </w:r>
           </w:p>
         </w:tc>
@@ -3197,11 +3181,9 @@
           <w:ilvl w:val="0"/>
           <w:numId w:val="5"/>
         </w:numPr>
-        <w:spacing w:after="0" w:afterAutospacing="0" w:lineRule="auto"/>
+        <w:spacing w:after="0" w:lineRule="auto"/>
         <w:ind w:left="720" w:hanging="360"/>
-        <w:rPr>
-          <w:u w:val="none"/>
-        </w:rPr>
+        <w:rPr/>
       </w:pPr>
       <w:r>
         <w:rPr>
@@ -3209,6 +3191,11 @@
         </w:rPr>
         <w:t xml:space="preserve">Definir componentes a utilizar para el desarrollo de la aplicación web, aplicación  móvil, aplicación de escritorio, del backend y la base de datos.</w:t>
       </w:r>
+      <w:r>
+        <w:rPr>
+          <w:rtl w:val="0"/>
+        </w:rPr>
+      </w:r>
     </w:p>
     <w:p>
       <w:pPr>
@@ -3216,11 +3203,9 @@
           <w:ilvl w:val="0"/>
           <w:numId w:val="5"/>
         </w:numPr>
-        <w:spacing w:after="0" w:afterAutospacing="0" w:lineRule="auto"/>
+        <w:spacing w:after="0" w:lineRule="auto"/>
         <w:ind w:left="720" w:hanging="360"/>
-        <w:rPr>
-          <w:u w:val="none"/>
-        </w:rPr>
+        <w:rPr/>
       </w:pPr>
       <w:r>
         <w:rPr>
@@ -3228,6 +3213,11 @@
         </w:rPr>
         <w:t xml:space="preserve">Definir límites de privacidad para ubicación e información médica.</w:t>
       </w:r>
+      <w:r>
+        <w:rPr>
+          <w:rtl w:val="0"/>
+        </w:rPr>
+      </w:r>
     </w:p>
     <w:p>
       <w:pPr>
@@ -3235,11 +3225,9 @@
           <w:ilvl w:val="0"/>
           <w:numId w:val="5"/>
         </w:numPr>
-        <w:spacing w:after="0" w:afterAutospacing="0" w:lineRule="auto"/>
+        <w:spacing w:after="0" w:lineRule="auto"/>
         <w:ind w:left="720" w:hanging="360"/>
-        <w:rPr>
-          <w:u w:val="none"/>
-        </w:rPr>
+        <w:rPr/>
       </w:pPr>
       <w:r>
         <w:rPr>
@@ -3247,6 +3235,11 @@
         </w:rPr>
         <w:t xml:space="preserve">Crear mockups del flujo crítico.</w:t>
       </w:r>
+      <w:r>
+        <w:rPr>
+          <w:rtl w:val="0"/>
+        </w:rPr>
+      </w:r>
     </w:p>
     <w:p>
       <w:pPr>
@@ -3254,17 +3247,20 @@
           <w:ilvl w:val="0"/>
           <w:numId w:val="5"/>
         </w:numPr>
-        <w:spacing w:after="0" w:afterAutospacing="0" w:lineRule="auto"/>
+        <w:spacing w:after="0" w:lineRule="auto"/>
         <w:ind w:left="720" w:hanging="360"/>
-        <w:rPr>
-          <w:u w:val="none"/>
-        </w:rPr>
+        <w:rPr/>
       </w:pPr>
       <w:r>
         <w:rPr>
           <w:rtl w:val="0"/>
         </w:rPr>
         <w:t xml:space="preserve">Evaluar qué tecnologías se van a utilizar a lo largo del proyecto.</w:t>
+      </w:r>
+      <w:r>
+        <w:rPr>
+          <w:rtl w:val="0"/>
+        </w:rPr>
       </w:r>
     </w:p>
     <w:p>
@@ -3275,15 +3271,18 @@
         </w:numPr>
         <w:spacing w:after="60" w:lineRule="auto"/>
         <w:ind w:left="720" w:hanging="360"/>
-        <w:rPr>
-          <w:u w:val="none"/>
-        </w:rPr>
+        <w:rPr/>
       </w:pPr>
       <w:r>
         <w:rPr>
           <w:rtl w:val="0"/>
         </w:rPr>
         <w:t xml:space="preserve">Preparar la demostración de diseño para la clase.</w:t>
+      </w:r>
+      <w:r>
+        <w:rPr>
+          <w:rtl w:val="0"/>
+        </w:rPr>
       </w:r>
     </w:p>
     <w:p>
@@ -3322,21 +3321,16 @@
           <w:between w:space="0" w:sz="0" w:val="nil"/>
         </w:pBdr>
         <w:shd w:fill="auto" w:val="clear"/>
-        <w:spacing w:after="0" w:afterAutospacing="0" w:before="0" w:line="276" w:lineRule="auto"/>
+        <w:spacing w:after="0" w:before="0" w:line="276" w:lineRule="auto"/>
         <w:ind w:left="720" w:right="0" w:hanging="360"/>
         <w:jc w:val="left"/>
-      </w:pPr>
-      <w:r>
-        <w:rPr>
-          <w:rtl w:val="0"/>
-        </w:rPr>
-        <w:t xml:space="preserve">Daily Scrum: </w:t>
-      </w:r>
-      <w:r>
-        <w:rPr>
-          <w:rtl w:val="0"/>
-        </w:rPr>
-        <w:t xml:space="preserve">24, 25, 26, 27 y 28 de agosto.</w:t>
+        <w:rPr/>
+      </w:pPr>
+      <w:r>
+        <w:rPr>
+          <w:rtl w:val="0"/>
+        </w:rPr>
+        <w:t xml:space="preserve">Daily Scrum: 24, 25, 26, 27 y 28 de agosto.</w:t>
       </w:r>
     </w:p>
     <w:p>
@@ -3357,21 +3351,16 @@
           <w:between w:space="0" w:sz="0" w:val="nil"/>
         </w:pBdr>
         <w:shd w:fill="auto" w:val="clear"/>
-        <w:spacing w:after="0" w:afterAutospacing="0" w:before="0" w:line="276" w:lineRule="auto"/>
+        <w:spacing w:after="0" w:before="0" w:line="276" w:lineRule="auto"/>
         <w:ind w:left="720" w:right="0" w:hanging="360"/>
         <w:jc w:val="left"/>
-      </w:pPr>
-      <w:r>
-        <w:rPr>
-          <w:rtl w:val="0"/>
-        </w:rPr>
-        <w:t xml:space="preserve">Evidencia esperada: </w:t>
-      </w:r>
-      <w:r>
-        <w:rPr>
-          <w:rtl w:val="0"/>
-        </w:rPr>
-        <w:t xml:space="preserve">Wireframes o mockups, diagrama UML, especificación de herramientas y servicios, y documento de arquitectura.</w:t>
+        <w:rPr/>
+      </w:pPr>
+      <w:r>
+        <w:rPr>
+          <w:rtl w:val="0"/>
+        </w:rPr>
+        <w:t xml:space="preserve">Evidencia esperada: Wireframes o mockups, diagrama UML, especificación de herramientas y servicios, y documento de arquitectura.</w:t>
       </w:r>
     </w:p>
     <w:p>
@@ -3392,21 +3381,16 @@
           <w:between w:space="0" w:sz="0" w:val="nil"/>
         </w:pBdr>
         <w:shd w:fill="auto" w:val="clear"/>
-        <w:spacing w:after="0" w:afterAutospacing="0" w:before="0" w:line="276" w:lineRule="auto"/>
+        <w:spacing w:after="0" w:before="0" w:line="276" w:lineRule="auto"/>
         <w:ind w:left="720" w:right="0" w:hanging="360"/>
         <w:jc w:val="left"/>
-      </w:pPr>
-      <w:r>
-        <w:rPr>
-          <w:rtl w:val="0"/>
-        </w:rPr>
-        <w:t xml:space="preserve">Cierre: </w:t>
-      </w:r>
-      <w:r>
-        <w:rPr>
-          <w:rtl w:val="0"/>
-        </w:rPr>
-        <w:t xml:space="preserve">Sprint Review y Sprint Retrospective registradas el 28 de agosto de 2026.</w:t>
+        <w:rPr/>
+      </w:pPr>
+      <w:r>
+        <w:rPr>
+          <w:rtl w:val="0"/>
+        </w:rPr>
+        <w:t xml:space="preserve">Cierre: Sprint Review y Sprint Retrospective registradas el 28 de agosto de 2026.</w:t>
       </w:r>
     </w:p>
     <w:p>
@@ -3430,36 +3414,26 @@
         <w:spacing w:after="60" w:before="0" w:line="276" w:lineRule="auto"/>
         <w:ind w:left="720" w:right="0" w:hanging="360"/>
         <w:jc w:val="left"/>
-      </w:pPr>
-      <w:r>
-        <w:rPr>
-          <w:rtl w:val="0"/>
-        </w:rPr>
-        <w:t xml:space="preserve">Resultado en Trello: </w:t>
-      </w:r>
-      <w:r>
-        <w:rPr>
-          <w:rtl w:val="0"/>
-        </w:rPr>
-        <w:t xml:space="preserve">objetivo cumplido 3/3 y tarjetas del Sprint marcadas como completadas.</w:t>
-      </w:r>
-      <w:r>
-        <w:rPr>
-          <w:rtl w:val="0"/>
-        </w:rPr>
+        <w:rPr/>
+      </w:pPr>
+      <w:r>
+        <w:rPr>
+          <w:rtl w:val="0"/>
+        </w:rPr>
+        <w:t xml:space="preserve">Resultado en Trello: objetivo cumplido 3/3 y tarjetas del Sprint marcadas como completadas.</w:t>
       </w:r>
     </w:p>
     <w:p>
       <w:pPr>
         <w:pBdr>
-          <w:top w:color="auto" w:space="0" w:sz="0" w:val="none"/>
-          <w:left w:color="auto" w:space="0" w:sz="0" w:val="none"/>
-          <w:bottom w:color="auto" w:space="0" w:sz="0" w:val="none"/>
-          <w:right w:color="auto" w:space="0" w:sz="0" w:val="none"/>
-          <w:between w:color="auto" w:space="0" w:sz="0" w:val="none"/>
+          <w:top w:color="000000" w:space="0" w:sz="0" w:val="none"/>
+          <w:left w:color="000000" w:space="0" w:sz="0" w:val="none"/>
+          <w:bottom w:color="000000" w:space="0" w:sz="0" w:val="none"/>
+          <w:right w:color="000000" w:space="0" w:sz="0" w:val="none"/>
+          <w:between w:color="000000" w:space="0" w:sz="0" w:val="none"/>
         </w:pBdr>
         <w:shd w:fill="ffffff" w:val="clear"/>
-        <w:spacing w:after="100" w:before="200" w:line="259.20000000000005" w:lineRule="auto"/>
+        <w:spacing w:after="100" w:before="200" w:line="259.2000000000001" w:lineRule="auto"/>
         <w:rPr>
           <w:rFonts w:ascii="Calibri" w:cs="Calibri" w:eastAsia="Calibri" w:hAnsi="Calibri"/>
           <w:b w:val="1"/>
@@ -3491,15 +3465,16 @@
           <w:numId w:val="3"/>
         </w:numPr>
         <w:pBdr>
-          <w:top w:color="auto" w:space="0" w:sz="0" w:val="none"/>
-          <w:left w:color="auto" w:space="0" w:sz="0" w:val="none"/>
-          <w:bottom w:color="auto" w:space="0" w:sz="0" w:val="none"/>
-          <w:right w:color="auto" w:space="0" w:sz="0" w:val="none"/>
-          <w:between w:color="auto" w:space="0" w:sz="0" w:val="none"/>
+          <w:top w:color="000000" w:space="0" w:sz="0" w:val="none"/>
+          <w:left w:color="000000" w:space="0" w:sz="0" w:val="none"/>
+          <w:bottom w:color="000000" w:space="0" w:sz="0" w:val="none"/>
+          <w:right w:color="000000" w:space="0" w:sz="0" w:val="none"/>
+          <w:between w:color="000000" w:space="0" w:sz="0" w:val="none"/>
         </w:pBdr>
         <w:shd w:fill="ffffff" w:val="clear"/>
-        <w:spacing w:after="0" w:afterAutospacing="0" w:line="259.20000000000005" w:lineRule="auto"/>
+        <w:spacing w:after="0" w:line="259.2000000000001" w:lineRule="auto"/>
         <w:ind w:left="720" w:hanging="360"/>
+        <w:rPr/>
       </w:pPr>
       <w:r>
         <w:rPr>
@@ -3515,15 +3490,16 @@
           <w:numId w:val="3"/>
         </w:numPr>
         <w:pBdr>
-          <w:top w:color="auto" w:space="0" w:sz="0" w:val="none"/>
-          <w:left w:color="auto" w:space="0" w:sz="0" w:val="none"/>
-          <w:bottom w:color="auto" w:space="0" w:sz="0" w:val="none"/>
-          <w:right w:color="auto" w:space="0" w:sz="0" w:val="none"/>
-          <w:between w:color="auto" w:space="0" w:sz="0" w:val="none"/>
+          <w:top w:color="000000" w:space="0" w:sz="0" w:val="none"/>
+          <w:left w:color="000000" w:space="0" w:sz="0" w:val="none"/>
+          <w:bottom w:color="000000" w:space="0" w:sz="0" w:val="none"/>
+          <w:right w:color="000000" w:space="0" w:sz="0" w:val="none"/>
+          <w:between w:color="000000" w:space="0" w:sz="0" w:val="none"/>
         </w:pBdr>
         <w:shd w:fill="ffffff" w:val="clear"/>
-        <w:spacing w:after="0" w:afterAutospacing="0" w:line="259.20000000000005" w:lineRule="auto"/>
+        <w:spacing w:after="0" w:line="259.2000000000001" w:lineRule="auto"/>
         <w:ind w:left="720" w:hanging="360"/>
+        <w:rPr/>
       </w:pPr>
       <w:r>
         <w:rPr>
@@ -3539,15 +3515,16 @@
           <w:numId w:val="3"/>
         </w:numPr>
         <w:pBdr>
-          <w:top w:color="auto" w:space="0" w:sz="0" w:val="none"/>
-          <w:left w:color="auto" w:space="0" w:sz="0" w:val="none"/>
-          <w:bottom w:color="auto" w:space="0" w:sz="0" w:val="none"/>
-          <w:right w:color="auto" w:space="0" w:sz="0" w:val="none"/>
-          <w:between w:color="auto" w:space="0" w:sz="0" w:val="none"/>
+          <w:top w:color="000000" w:space="0" w:sz="0" w:val="none"/>
+          <w:left w:color="000000" w:space="0" w:sz="0" w:val="none"/>
+          <w:bottom w:color="000000" w:space="0" w:sz="0" w:val="none"/>
+          <w:right w:color="000000" w:space="0" w:sz="0" w:val="none"/>
+          <w:between w:color="000000" w:space="0" w:sz="0" w:val="none"/>
         </w:pBdr>
         <w:shd w:fill="ffffff" w:val="clear"/>
-        <w:spacing w:after="0" w:afterAutospacing="0" w:line="259.20000000000005" w:lineRule="auto"/>
+        <w:spacing w:after="0" w:line="259.2000000000001" w:lineRule="auto"/>
         <w:ind w:left="720" w:hanging="360"/>
+        <w:rPr/>
       </w:pPr>
       <w:r>
         <w:rPr>
@@ -3563,15 +3540,16 @@
           <w:numId w:val="3"/>
         </w:numPr>
         <w:pBdr>
-          <w:top w:color="auto" w:space="0" w:sz="0" w:val="none"/>
-          <w:left w:color="auto" w:space="0" w:sz="0" w:val="none"/>
-          <w:bottom w:color="auto" w:space="0" w:sz="0" w:val="none"/>
-          <w:right w:color="auto" w:space="0" w:sz="0" w:val="none"/>
-          <w:between w:color="auto" w:space="0" w:sz="0" w:val="none"/>
+          <w:top w:color="000000" w:space="0" w:sz="0" w:val="none"/>
+          <w:left w:color="000000" w:space="0" w:sz="0" w:val="none"/>
+          <w:bottom w:color="000000" w:space="0" w:sz="0" w:val="none"/>
+          <w:right w:color="000000" w:space="0" w:sz="0" w:val="none"/>
+          <w:between w:color="000000" w:space="0" w:sz="0" w:val="none"/>
         </w:pBdr>
         <w:shd w:fill="ffffff" w:val="clear"/>
-        <w:spacing w:after="0" w:afterAutospacing="0" w:line="259.20000000000005" w:lineRule="auto"/>
+        <w:spacing w:after="0" w:line="259.2000000000001" w:lineRule="auto"/>
         <w:ind w:left="720" w:hanging="360"/>
+        <w:rPr/>
       </w:pPr>
       <w:r>
         <w:rPr>
@@ -3587,15 +3565,16 @@
           <w:numId w:val="3"/>
         </w:numPr>
         <w:pBdr>
-          <w:top w:color="auto" w:space="0" w:sz="0" w:val="none"/>
-          <w:left w:color="auto" w:space="0" w:sz="0" w:val="none"/>
-          <w:bottom w:color="auto" w:space="0" w:sz="0" w:val="none"/>
-          <w:right w:color="auto" w:space="0" w:sz="0" w:val="none"/>
-          <w:between w:color="auto" w:space="0" w:sz="0" w:val="none"/>
+          <w:top w:color="000000" w:space="0" w:sz="0" w:val="none"/>
+          <w:left w:color="000000" w:space="0" w:sz="0" w:val="none"/>
+          <w:bottom w:color="000000" w:space="0" w:sz="0" w:val="none"/>
+          <w:right w:color="000000" w:space="0" w:sz="0" w:val="none"/>
+          <w:between w:color="000000" w:space="0" w:sz="0" w:val="none"/>
         </w:pBdr>
         <w:shd w:fill="ffffff" w:val="clear"/>
-        <w:spacing w:after="0" w:afterAutospacing="0" w:line="259.20000000000005" w:lineRule="auto"/>
+        <w:spacing w:after="0" w:line="259.2000000000001" w:lineRule="auto"/>
         <w:ind w:left="720" w:hanging="360"/>
+        <w:rPr/>
       </w:pPr>
       <w:r>
         <w:rPr>
@@ -3611,15 +3590,16 @@
           <w:numId w:val="3"/>
         </w:numPr>
         <w:pBdr>
-          <w:top w:color="auto" w:space="0" w:sz="0" w:val="none"/>
-          <w:left w:color="auto" w:space="0" w:sz="0" w:val="none"/>
-          <w:bottom w:color="auto" w:space="0" w:sz="0" w:val="none"/>
-          <w:right w:color="auto" w:space="0" w:sz="0" w:val="none"/>
-          <w:between w:color="auto" w:space="0" w:sz="0" w:val="none"/>
+          <w:top w:color="000000" w:space="0" w:sz="0" w:val="none"/>
+          <w:left w:color="000000" w:space="0" w:sz="0" w:val="none"/>
+          <w:bottom w:color="000000" w:space="0" w:sz="0" w:val="none"/>
+          <w:right w:color="000000" w:space="0" w:sz="0" w:val="none"/>
+          <w:between w:color="000000" w:space="0" w:sz="0" w:val="none"/>
         </w:pBdr>
         <w:shd w:fill="ffffff" w:val="clear"/>
-        <w:spacing w:after="0" w:afterAutospacing="0" w:line="259.20000000000005" w:lineRule="auto"/>
+        <w:spacing w:after="0" w:line="259.2000000000001" w:lineRule="auto"/>
         <w:ind w:left="720" w:hanging="360"/>
+        <w:rPr/>
       </w:pPr>
       <w:r>
         <w:rPr>
@@ -3635,15 +3615,16 @@
           <w:numId w:val="3"/>
         </w:numPr>
         <w:pBdr>
-          <w:top w:color="auto" w:space="0" w:sz="0" w:val="none"/>
-          <w:left w:color="auto" w:space="0" w:sz="0" w:val="none"/>
-          <w:bottom w:color="auto" w:space="0" w:sz="0" w:val="none"/>
-          <w:right w:color="auto" w:space="0" w:sz="0" w:val="none"/>
-          <w:between w:color="auto" w:space="0" w:sz="0" w:val="none"/>
+          <w:top w:color="000000" w:space="0" w:sz="0" w:val="none"/>
+          <w:left w:color="000000" w:space="0" w:sz="0" w:val="none"/>
+          <w:bottom w:color="000000" w:space="0" w:sz="0" w:val="none"/>
+          <w:right w:color="000000" w:space="0" w:sz="0" w:val="none"/>
+          <w:between w:color="000000" w:space="0" w:sz="0" w:val="none"/>
         </w:pBdr>
         <w:shd w:fill="ffffff" w:val="clear"/>
-        <w:spacing w:after="0" w:afterAutospacing="0" w:line="259.20000000000005" w:lineRule="auto"/>
+        <w:spacing w:after="0" w:line="259.2000000000001" w:lineRule="auto"/>
         <w:ind w:left="720" w:hanging="360"/>
+        <w:rPr/>
       </w:pPr>
       <w:r>
         <w:rPr>
@@ -3659,15 +3640,16 @@
           <w:numId w:val="3"/>
         </w:numPr>
         <w:pBdr>
-          <w:top w:color="auto" w:space="0" w:sz="0" w:val="none"/>
-          <w:left w:color="auto" w:space="0" w:sz="0" w:val="none"/>
-          <w:bottom w:color="auto" w:space="0" w:sz="0" w:val="none"/>
-          <w:right w:color="auto" w:space="0" w:sz="0" w:val="none"/>
-          <w:between w:color="auto" w:space="0" w:sz="0" w:val="none"/>
+          <w:top w:color="000000" w:space="0" w:sz="0" w:val="none"/>
+          <w:left w:color="000000" w:space="0" w:sz="0" w:val="none"/>
+          <w:bottom w:color="000000" w:space="0" w:sz="0" w:val="none"/>
+          <w:right w:color="000000" w:space="0" w:sz="0" w:val="none"/>
+          <w:between w:color="000000" w:space="0" w:sz="0" w:val="none"/>
         </w:pBdr>
         <w:shd w:fill="ffffff" w:val="clear"/>
-        <w:spacing w:after="100" w:line="259.20000000000005" w:lineRule="auto"/>
+        <w:spacing w:after="100" w:line="259.2000000000001" w:lineRule="auto"/>
         <w:ind w:left="720" w:hanging="360"/>
+        <w:rPr/>
       </w:pPr>
       <w:r>
         <w:rPr>
@@ -3689,8 +3671,38 @@
           <w:szCs w:val="34"/>
         </w:rPr>
       </w:pPr>
-      <w:bookmarkStart w:colFirst="0" w:colLast="0" w:name="_c0fcvdhqic0" w:id="4"/>
+      <w:bookmarkStart w:colFirst="0" w:colLast="0" w:name="_heading=h.f8fwgao268t5" w:id="4"/>
       <w:bookmarkEnd w:id="4"/>
+      <w:r>
+        <w:rPr>
+          <w:rtl w:val="0"/>
+        </w:rPr>
+      </w:r>
+    </w:p>
+    <w:p>
+      <w:pPr>
+        <w:rPr/>
+      </w:pPr>
+      <w:r>
+        <w:rPr>
+          <w:rtl w:val="0"/>
+        </w:rPr>
+      </w:r>
+    </w:p>
+    <w:p>
+      <w:pPr>
+        <w:rPr/>
+      </w:pPr>
+      <w:r>
+        <w:rPr>
+          <w:rtl w:val="0"/>
+        </w:rPr>
+      </w:r>
+    </w:p>
+    <w:p>
+      <w:pPr>
+        <w:rPr/>
+      </w:pPr>
       <w:r>
         <w:rPr>
           <w:rtl w:val="0"/>
@@ -3710,7 +3722,7 @@
           <w:szCs w:val="34"/>
         </w:rPr>
       </w:pPr>
-      <w:bookmarkStart w:colFirst="0" w:colLast="0" w:name="_dfvq2acsfevl" w:id="5"/>
+      <w:bookmarkStart w:colFirst="0" w:colLast="0" w:name="_heading=h.n0jfh2nxsc2c" w:id="5"/>
       <w:bookmarkEnd w:id="5"/>
       <w:r>
         <w:rPr>
@@ -3741,7 +3753,7 @@
         <w:rPr>
           <w:rtl w:val="0"/>
         </w:rPr>
-        <w:t xml:space="preserve"> 31 de agosto  al 6 de septiembre de 2026.</w:t>
+        <w:t xml:space="preserve"> 31 de agosto al 14 de septiembre de 2026 (incluye la entrega del Hito N°1 el 11-09-2026).</w:t>
       </w:r>
     </w:p>
     <w:p>
@@ -3808,7 +3820,7 @@
         <w:rPr>
           <w:rtl w:val="0"/>
         </w:rPr>
-        <w:t xml:space="preserve"> revisión del avance y recepción de retroalimentación durante la clase semanal con el profesor.  El día jueves 4 a las 1:40.</w:t>
+        <w:t xml:space="preserve"> revisión del avance y recepción de retroalimentación durante la clase semanal con el profesor.  El día viernes 4 a las 1:40.</w:t>
       </w:r>
     </w:p>
     <w:tbl>
@@ -3956,11 +3968,6 @@
               </w:rPr>
               <w:t xml:space="preserve">Story Points</w:t>
             </w:r>
-            <w:r>
-              <w:rPr>
-                <w:rtl w:val="0"/>
-              </w:rPr>
-            </w:r>
           </w:p>
         </w:tc>
         <w:tc>
@@ -4032,7 +4039,7 @@
               <w:rPr>
                 <w:rtl w:val="0"/>
               </w:rPr>
-              <w:t xml:space="preserve">F1-10</w:t>
+              <w:t xml:space="preserve">TD-10</w:t>
             </w:r>
           </w:p>
         </w:tc>
@@ -4155,7 +4162,7 @@
               <w:rPr>
                 <w:rtl w:val="0"/>
               </w:rPr>
-              <w:t xml:space="preserve">F1-11</w:t>
+              <w:t xml:space="preserve">TD-11</w:t>
             </w:r>
           </w:p>
         </w:tc>
@@ -4285,11 +4292,9 @@
           <w:ilvl w:val="0"/>
           <w:numId w:val="1"/>
         </w:numPr>
-        <w:spacing w:after="0" w:afterAutospacing="0" w:lineRule="auto"/>
+        <w:spacing w:after="0" w:lineRule="auto"/>
         <w:ind w:left="720" w:hanging="360"/>
-        <w:rPr>
-          <w:u w:val="none"/>
-        </w:rPr>
+        <w:rPr/>
       </w:pPr>
       <w:r>
         <w:rPr>
@@ -4297,6 +4302,11 @@
         </w:rPr>
         <w:t xml:space="preserve">Crear repositorio de GitHub y acordar estrategia para las ramas.</w:t>
       </w:r>
+      <w:r>
+        <w:rPr>
+          <w:rtl w:val="0"/>
+        </w:rPr>
+      </w:r>
     </w:p>
     <w:p>
       <w:pPr>
@@ -4304,11 +4314,9 @@
           <w:ilvl w:val="0"/>
           <w:numId w:val="1"/>
         </w:numPr>
-        <w:spacing w:after="0" w:afterAutospacing="0" w:lineRule="auto"/>
+        <w:spacing w:after="0" w:lineRule="auto"/>
         <w:ind w:left="720" w:hanging="360"/>
-        <w:rPr>
-          <w:u w:val="none"/>
-        </w:rPr>
+        <w:rPr/>
       </w:pPr>
       <w:r>
         <w:rPr>
@@ -4316,6 +4324,11 @@
         </w:rPr>
         <w:t xml:space="preserve">Documentar instalación y variables de entorno sin exponer secretos.</w:t>
       </w:r>
+      <w:r>
+        <w:rPr>
+          <w:rtl w:val="0"/>
+        </w:rPr>
+      </w:r>
     </w:p>
     <w:p>
       <w:pPr>
@@ -4323,11 +4336,9 @@
           <w:ilvl w:val="0"/>
           <w:numId w:val="1"/>
         </w:numPr>
-        <w:spacing w:after="0" w:afterAutospacing="0" w:lineRule="auto"/>
+        <w:spacing w:after="0" w:lineRule="auto"/>
         <w:ind w:left="720" w:hanging="360"/>
-        <w:rPr>
-          <w:u w:val="none"/>
-        </w:rPr>
+        <w:rPr/>
       </w:pPr>
       <w:r>
         <w:rPr>
@@ -4335,6 +4346,11 @@
         </w:rPr>
         <w:t xml:space="preserve">Crear estructura inicial de los proyectos.</w:t>
       </w:r>
+      <w:r>
+        <w:rPr>
+          <w:rtl w:val="0"/>
+        </w:rPr>
+      </w:r>
     </w:p>
     <w:p>
       <w:pPr>
@@ -4342,11 +4358,9 @@
           <w:ilvl w:val="0"/>
           <w:numId w:val="1"/>
         </w:numPr>
-        <w:spacing w:after="0" w:afterAutospacing="0" w:lineRule="auto"/>
+        <w:spacing w:after="0" w:lineRule="auto"/>
         <w:ind w:left="720" w:hanging="360"/>
-        <w:rPr>
-          <w:u w:val="none"/>
-        </w:rPr>
+        <w:rPr/>
       </w:pPr>
       <w:r>
         <w:rPr>
@@ -4354,6 +4368,11 @@
         </w:rPr>
         <w:t xml:space="preserve">Modelar usuarios, cuentas, contactos, emergencias, ubicaciones y alertas.</w:t>
       </w:r>
+      <w:r>
+        <w:rPr>
+          <w:rtl w:val="0"/>
+        </w:rPr>
+      </w:r>
     </w:p>
     <w:p>
       <w:pPr>
@@ -4361,11 +4380,9 @@
           <w:ilvl w:val="0"/>
           <w:numId w:val="1"/>
         </w:numPr>
-        <w:spacing w:after="0" w:afterAutospacing="0" w:lineRule="auto"/>
+        <w:spacing w:after="0" w:lineRule="auto"/>
         <w:ind w:left="720" w:hanging="360"/>
-        <w:rPr>
-          <w:u w:val="none"/>
-        </w:rPr>
+        <w:rPr/>
       </w:pPr>
       <w:r>
         <w:rPr>
@@ -4373,6 +4390,11 @@
         </w:rPr>
         <w:t xml:space="preserve">Preparar diccionario de datos.</w:t>
       </w:r>
+      <w:r>
+        <w:rPr>
+          <w:rtl w:val="0"/>
+        </w:rPr>
+      </w:r>
     </w:p>
     <w:p>
       <w:pPr>
@@ -4380,17 +4402,20 @@
           <w:ilvl w:val="0"/>
           <w:numId w:val="1"/>
         </w:numPr>
-        <w:spacing w:after="0" w:afterAutospacing="0" w:lineRule="auto"/>
+        <w:spacing w:after="0" w:lineRule="auto"/>
         <w:ind w:left="720" w:hanging="360"/>
-        <w:rPr>
-          <w:u w:val="none"/>
-        </w:rPr>
+        <w:rPr/>
       </w:pPr>
       <w:r>
         <w:rPr>
           <w:rtl w:val="0"/>
         </w:rPr>
         <w:t xml:space="preserve">Definir enfoque inicial de pruebas y evidencias.</w:t>
+      </w:r>
+      <w:r>
+        <w:rPr>
+          <w:rtl w:val="0"/>
+        </w:rPr>
       </w:r>
     </w:p>
     <w:p>
@@ -4401,15 +4426,18 @@
         </w:numPr>
         <w:spacing w:after="60" w:lineRule="auto"/>
         <w:ind w:left="720" w:hanging="360"/>
-        <w:rPr>
-          <w:u w:val="none"/>
-        </w:rPr>
+        <w:rPr/>
       </w:pPr>
       <w:r>
         <w:rPr>
           <w:rtl w:val="0"/>
         </w:rPr>
         <w:t xml:space="preserve">Refinar las HU candidatas para el primer Sprint de la Fase 2.</w:t>
+      </w:r>
+      <w:r>
+        <w:rPr>
+          <w:rtl w:val="0"/>
+        </w:rPr>
       </w:r>
     </w:p>
     <w:p>
@@ -4448,21 +4476,16 @@
           <w:between w:space="0" w:sz="0" w:val="nil"/>
         </w:pBdr>
         <w:shd w:fill="auto" w:val="clear"/>
-        <w:spacing w:after="0" w:afterAutospacing="0" w:before="0" w:line="276" w:lineRule="auto"/>
+        <w:spacing w:after="0" w:before="0" w:line="276" w:lineRule="auto"/>
         <w:ind w:left="720" w:right="0" w:hanging="360"/>
         <w:jc w:val="left"/>
-      </w:pPr>
-      <w:r>
-        <w:rPr>
-          <w:rtl w:val="0"/>
-        </w:rPr>
-        <w:t xml:space="preserve">Daily Scrum: </w:t>
-      </w:r>
-      <w:r>
-        <w:rPr>
-          <w:rtl w:val="0"/>
-        </w:rPr>
-        <w:t xml:space="preserve">31 de agosto; 1, 2, 3, 4, 7, 8, 9, 10, 11 y 14 de septiembre.</w:t>
+        <w:rPr/>
+      </w:pPr>
+      <w:r>
+        <w:rPr>
+          <w:rtl w:val="0"/>
+        </w:rPr>
+        <w:t xml:space="preserve">Daily Scrum: 31 de agosto; 1, 2, 3, 4, 7, 8, 9, 10, 11 y 14 de septiembre.</w:t>
       </w:r>
     </w:p>
     <w:p>
@@ -4483,21 +4506,16 @@
           <w:between w:space="0" w:sz="0" w:val="nil"/>
         </w:pBdr>
         <w:shd w:fill="auto" w:val="clear"/>
-        <w:spacing w:after="0" w:afterAutospacing="0" w:before="0" w:line="276" w:lineRule="auto"/>
+        <w:spacing w:after="0" w:before="0" w:line="276" w:lineRule="auto"/>
         <w:ind w:left="720" w:right="0" w:hanging="360"/>
         <w:jc w:val="left"/>
-      </w:pPr>
-      <w:r>
-        <w:rPr>
-          <w:rtl w:val="0"/>
-        </w:rPr>
-        <w:t xml:space="preserve">Evidencia esperada: </w:t>
-      </w:r>
-      <w:r>
-        <w:rPr>
-          <w:rtl w:val="0"/>
-        </w:rPr>
-        <w:t xml:space="preserve">Diccionario de datos y modelo de dominio, configuración Docker y repositorio de GitHub.</w:t>
+        <w:rPr/>
+      </w:pPr>
+      <w:r>
+        <w:rPr>
+          <w:rtl w:val="0"/>
+        </w:rPr>
+        <w:t xml:space="preserve">Evidencia esperada: Diccionario de datos y modelo de dominio, configuración Docker y repositorio de GitHub.</w:t>
       </w:r>
     </w:p>
     <w:p>
@@ -4518,21 +4536,16 @@
           <w:between w:space="0" w:sz="0" w:val="nil"/>
         </w:pBdr>
         <w:shd w:fill="auto" w:val="clear"/>
-        <w:spacing w:after="0" w:afterAutospacing="0" w:before="0" w:line="276" w:lineRule="auto"/>
+        <w:spacing w:after="0" w:before="0" w:line="276" w:lineRule="auto"/>
         <w:ind w:left="720" w:right="0" w:hanging="360"/>
         <w:jc w:val="left"/>
-      </w:pPr>
-      <w:r>
-        <w:rPr>
-          <w:rtl w:val="0"/>
-        </w:rPr>
-        <w:t xml:space="preserve">Cierre: </w:t>
-      </w:r>
-      <w:r>
-        <w:rPr>
-          <w:rtl w:val="0"/>
-        </w:rPr>
-        <w:t xml:space="preserve">Sprint Review y Sprint Retrospective registradas el 14 de septiembre de 2026.</w:t>
+        <w:rPr/>
+      </w:pPr>
+      <w:r>
+        <w:rPr>
+          <w:rtl w:val="0"/>
+        </w:rPr>
+        <w:t xml:space="preserve">Cierre: Sprint Review y Sprint Retrospective registradas el 14 de septiembre de 2026.</w:t>
       </w:r>
     </w:p>
     <w:p>
@@ -4556,36 +4569,26 @@
         <w:spacing w:after="60" w:before="0" w:line="276" w:lineRule="auto"/>
         <w:ind w:left="720" w:right="0" w:hanging="360"/>
         <w:jc w:val="left"/>
-      </w:pPr>
-      <w:r>
-        <w:rPr>
-          <w:rtl w:val="0"/>
-        </w:rPr>
-        <w:t xml:space="preserve">Resultado en Trello: </w:t>
-      </w:r>
-      <w:r>
-        <w:rPr>
-          <w:rtl w:val="0"/>
-        </w:rPr>
-        <w:t xml:space="preserve">objetivo cumplido 2/2 y tarjetas del Sprint marcadas como completadas.</w:t>
-      </w:r>
-      <w:r>
-        <w:rPr>
-          <w:rtl w:val="0"/>
-        </w:rPr>
+        <w:rPr/>
+      </w:pPr>
+      <w:r>
+        <w:rPr>
+          <w:rtl w:val="0"/>
+        </w:rPr>
+        <w:t xml:space="preserve">Resultado en Trello: objetivo cumplido 2/2 y tarjetas del Sprint marcadas como completadas.</w:t>
       </w:r>
     </w:p>
     <w:p>
       <w:pPr>
         <w:pBdr>
-          <w:top w:color="auto" w:space="0" w:sz="0" w:val="none"/>
-          <w:left w:color="auto" w:space="0" w:sz="0" w:val="none"/>
-          <w:bottom w:color="auto" w:space="0" w:sz="0" w:val="none"/>
-          <w:right w:color="auto" w:space="0" w:sz="0" w:val="none"/>
-          <w:between w:color="auto" w:space="0" w:sz="0" w:val="none"/>
+          <w:top w:color="000000" w:space="0" w:sz="0" w:val="none"/>
+          <w:left w:color="000000" w:space="0" w:sz="0" w:val="none"/>
+          <w:bottom w:color="000000" w:space="0" w:sz="0" w:val="none"/>
+          <w:right w:color="000000" w:space="0" w:sz="0" w:val="none"/>
+          <w:between w:color="000000" w:space="0" w:sz="0" w:val="none"/>
         </w:pBdr>
         <w:shd w:fill="ffffff" w:val="clear"/>
-        <w:spacing w:after="100" w:before="200" w:line="259.20000000000005" w:lineRule="auto"/>
+        <w:spacing w:after="100" w:before="200" w:line="259.2000000000001" w:lineRule="auto"/>
         <w:rPr>
           <w:rFonts w:ascii="Calibri" w:cs="Calibri" w:eastAsia="Calibri" w:hAnsi="Calibri"/>
           <w:b w:val="1"/>
@@ -4617,15 +4620,16 @@
           <w:numId w:val="3"/>
         </w:numPr>
         <w:pBdr>
-          <w:top w:color="auto" w:space="0" w:sz="0" w:val="none"/>
-          <w:left w:color="auto" w:space="0" w:sz="0" w:val="none"/>
-          <w:bottom w:color="auto" w:space="0" w:sz="0" w:val="none"/>
-          <w:right w:color="auto" w:space="0" w:sz="0" w:val="none"/>
-          <w:between w:color="auto" w:space="0" w:sz="0" w:val="none"/>
+          <w:top w:color="000000" w:space="0" w:sz="0" w:val="none"/>
+          <w:left w:color="000000" w:space="0" w:sz="0" w:val="none"/>
+          <w:bottom w:color="000000" w:space="0" w:sz="0" w:val="none"/>
+          <w:right w:color="000000" w:space="0" w:sz="0" w:val="none"/>
+          <w:between w:color="000000" w:space="0" w:sz="0" w:val="none"/>
         </w:pBdr>
         <w:shd w:fill="ffffff" w:val="clear"/>
-        <w:spacing w:after="0" w:afterAutospacing="0" w:line="259.20000000000005" w:lineRule="auto"/>
+        <w:spacing w:after="0" w:line="259.2000000000001" w:lineRule="auto"/>
         <w:ind w:left="720" w:hanging="360"/>
+        <w:rPr/>
       </w:pPr>
       <w:r>
         <w:rPr>
@@ -4641,15 +4645,16 @@
           <w:numId w:val="3"/>
         </w:numPr>
         <w:pBdr>
-          <w:top w:color="auto" w:space="0" w:sz="0" w:val="none"/>
-          <w:left w:color="auto" w:space="0" w:sz="0" w:val="none"/>
-          <w:bottom w:color="auto" w:space="0" w:sz="0" w:val="none"/>
-          <w:right w:color="auto" w:space="0" w:sz="0" w:val="none"/>
-          <w:between w:color="auto" w:space="0" w:sz="0" w:val="none"/>
+          <w:top w:color="000000" w:space="0" w:sz="0" w:val="none"/>
+          <w:left w:color="000000" w:space="0" w:sz="0" w:val="none"/>
+          <w:bottom w:color="000000" w:space="0" w:sz="0" w:val="none"/>
+          <w:right w:color="000000" w:space="0" w:sz="0" w:val="none"/>
+          <w:between w:color="000000" w:space="0" w:sz="0" w:val="none"/>
         </w:pBdr>
         <w:shd w:fill="ffffff" w:val="clear"/>
-        <w:spacing w:after="0" w:afterAutospacing="0" w:line="259.20000000000005" w:lineRule="auto"/>
+        <w:spacing w:after="0" w:line="259.2000000000001" w:lineRule="auto"/>
         <w:ind w:left="720" w:hanging="360"/>
+        <w:rPr/>
       </w:pPr>
       <w:r>
         <w:rPr>
@@ -4665,15 +4670,16 @@
           <w:numId w:val="3"/>
         </w:numPr>
         <w:pBdr>
-          <w:top w:color="auto" w:space="0" w:sz="0" w:val="none"/>
-          <w:left w:color="auto" w:space="0" w:sz="0" w:val="none"/>
-          <w:bottom w:color="auto" w:space="0" w:sz="0" w:val="none"/>
-          <w:right w:color="auto" w:space="0" w:sz="0" w:val="none"/>
-          <w:between w:color="auto" w:space="0" w:sz="0" w:val="none"/>
+          <w:top w:color="000000" w:space="0" w:sz="0" w:val="none"/>
+          <w:left w:color="000000" w:space="0" w:sz="0" w:val="none"/>
+          <w:bottom w:color="000000" w:space="0" w:sz="0" w:val="none"/>
+          <w:right w:color="000000" w:space="0" w:sz="0" w:val="none"/>
+          <w:between w:color="000000" w:space="0" w:sz="0" w:val="none"/>
         </w:pBdr>
         <w:shd w:fill="ffffff" w:val="clear"/>
-        <w:spacing w:after="0" w:afterAutospacing="0" w:line="259.20000000000005" w:lineRule="auto"/>
+        <w:spacing w:after="0" w:line="259.2000000000001" w:lineRule="auto"/>
         <w:ind w:left="720" w:hanging="360"/>
+        <w:rPr/>
       </w:pPr>
       <w:r>
         <w:rPr>
@@ -4689,15 +4695,16 @@
           <w:numId w:val="3"/>
         </w:numPr>
         <w:pBdr>
-          <w:top w:color="auto" w:space="0" w:sz="0" w:val="none"/>
-          <w:left w:color="auto" w:space="0" w:sz="0" w:val="none"/>
-          <w:bottom w:color="auto" w:space="0" w:sz="0" w:val="none"/>
-          <w:right w:color="auto" w:space="0" w:sz="0" w:val="none"/>
-          <w:between w:color="auto" w:space="0" w:sz="0" w:val="none"/>
+          <w:top w:color="000000" w:space="0" w:sz="0" w:val="none"/>
+          <w:left w:color="000000" w:space="0" w:sz="0" w:val="none"/>
+          <w:bottom w:color="000000" w:space="0" w:sz="0" w:val="none"/>
+          <w:right w:color="000000" w:space="0" w:sz="0" w:val="none"/>
+          <w:between w:color="000000" w:space="0" w:sz="0" w:val="none"/>
         </w:pBdr>
         <w:shd w:fill="ffffff" w:val="clear"/>
-        <w:spacing w:after="0" w:afterAutospacing="0" w:line="259.20000000000005" w:lineRule="auto"/>
+        <w:spacing w:after="0" w:line="259.2000000000001" w:lineRule="auto"/>
         <w:ind w:left="720" w:hanging="360"/>
+        <w:rPr/>
       </w:pPr>
       <w:r>
         <w:rPr>
@@ -4713,15 +4720,16 @@
           <w:numId w:val="3"/>
         </w:numPr>
         <w:pBdr>
-          <w:top w:color="auto" w:space="0" w:sz="0" w:val="none"/>
-          <w:left w:color="auto" w:space="0" w:sz="0" w:val="none"/>
-          <w:bottom w:color="auto" w:space="0" w:sz="0" w:val="none"/>
-          <w:right w:color="auto" w:space="0" w:sz="0" w:val="none"/>
-          <w:between w:color="auto" w:space="0" w:sz="0" w:val="none"/>
+          <w:top w:color="000000" w:space="0" w:sz="0" w:val="none"/>
+          <w:left w:color="000000" w:space="0" w:sz="0" w:val="none"/>
+          <w:bottom w:color="000000" w:space="0" w:sz="0" w:val="none"/>
+          <w:right w:color="000000" w:space="0" w:sz="0" w:val="none"/>
+          <w:between w:color="000000" w:space="0" w:sz="0" w:val="none"/>
         </w:pBdr>
         <w:shd w:fill="ffffff" w:val="clear"/>
-        <w:spacing w:after="0" w:afterAutospacing="0" w:line="259.20000000000005" w:lineRule="auto"/>
+        <w:spacing w:after="0" w:line="259.2000000000001" w:lineRule="auto"/>
         <w:ind w:left="720" w:hanging="360"/>
+        <w:rPr/>
       </w:pPr>
       <w:r>
         <w:rPr>
@@ -4737,15 +4745,16 @@
           <w:numId w:val="3"/>
         </w:numPr>
         <w:pBdr>
-          <w:top w:color="auto" w:space="0" w:sz="0" w:val="none"/>
-          <w:left w:color="auto" w:space="0" w:sz="0" w:val="none"/>
-          <w:bottom w:color="auto" w:space="0" w:sz="0" w:val="none"/>
-          <w:right w:color="auto" w:space="0" w:sz="0" w:val="none"/>
-          <w:between w:color="auto" w:space="0" w:sz="0" w:val="none"/>
+          <w:top w:color="000000" w:space="0" w:sz="0" w:val="none"/>
+          <w:left w:color="000000" w:space="0" w:sz="0" w:val="none"/>
+          <w:bottom w:color="000000" w:space="0" w:sz="0" w:val="none"/>
+          <w:right w:color="000000" w:space="0" w:sz="0" w:val="none"/>
+          <w:between w:color="000000" w:space="0" w:sz="0" w:val="none"/>
         </w:pBdr>
         <w:shd w:fill="ffffff" w:val="clear"/>
-        <w:spacing w:after="0" w:afterAutospacing="0" w:line="259.20000000000005" w:lineRule="auto"/>
+        <w:spacing w:after="0" w:line="259.2000000000001" w:lineRule="auto"/>
         <w:ind w:left="720" w:hanging="360"/>
+        <w:rPr/>
       </w:pPr>
       <w:r>
         <w:rPr>
@@ -4761,15 +4770,16 @@
           <w:numId w:val="3"/>
         </w:numPr>
         <w:pBdr>
-          <w:top w:color="auto" w:space="0" w:sz="0" w:val="none"/>
-          <w:left w:color="auto" w:space="0" w:sz="0" w:val="none"/>
-          <w:bottom w:color="auto" w:space="0" w:sz="0" w:val="none"/>
-          <w:right w:color="auto" w:space="0" w:sz="0" w:val="none"/>
-          <w:between w:color="auto" w:space="0" w:sz="0" w:val="none"/>
+          <w:top w:color="000000" w:space="0" w:sz="0" w:val="none"/>
+          <w:left w:color="000000" w:space="0" w:sz="0" w:val="none"/>
+          <w:bottom w:color="000000" w:space="0" w:sz="0" w:val="none"/>
+          <w:right w:color="000000" w:space="0" w:sz="0" w:val="none"/>
+          <w:between w:color="000000" w:space="0" w:sz="0" w:val="none"/>
         </w:pBdr>
         <w:shd w:fill="ffffff" w:val="clear"/>
-        <w:spacing w:after="0" w:afterAutospacing="0" w:line="259.20000000000005" w:lineRule="auto"/>
+        <w:spacing w:after="0" w:line="259.2000000000001" w:lineRule="auto"/>
         <w:ind w:left="720" w:hanging="360"/>
+        <w:rPr/>
       </w:pPr>
       <w:r>
         <w:rPr>
@@ -4785,15 +4795,16 @@
           <w:numId w:val="3"/>
         </w:numPr>
         <w:pBdr>
-          <w:top w:color="auto" w:space="0" w:sz="0" w:val="none"/>
-          <w:left w:color="auto" w:space="0" w:sz="0" w:val="none"/>
-          <w:bottom w:color="auto" w:space="0" w:sz="0" w:val="none"/>
-          <w:right w:color="auto" w:space="0" w:sz="0" w:val="none"/>
-          <w:between w:color="auto" w:space="0" w:sz="0" w:val="none"/>
+          <w:top w:color="000000" w:space="0" w:sz="0" w:val="none"/>
+          <w:left w:color="000000" w:space="0" w:sz="0" w:val="none"/>
+          <w:bottom w:color="000000" w:space="0" w:sz="0" w:val="none"/>
+          <w:right w:color="000000" w:space="0" w:sz="0" w:val="none"/>
+          <w:between w:color="000000" w:space="0" w:sz="0" w:val="none"/>
         </w:pBdr>
         <w:shd w:fill="ffffff" w:val="clear"/>
-        <w:spacing w:after="100" w:line="259.20000000000005" w:lineRule="auto"/>
+        <w:spacing w:after="100" w:line="259.2000000000001" w:lineRule="auto"/>
         <w:ind w:left="720" w:hanging="360"/>
+        <w:rPr/>
       </w:pPr>
       <w:r>
         <w:rPr>
@@ -4805,14 +4816,14 @@
     <w:p>
       <w:pPr>
         <w:pBdr>
-          <w:top w:color="auto" w:space="0" w:sz="0" w:val="none"/>
-          <w:left w:color="auto" w:space="0" w:sz="0" w:val="none"/>
-          <w:bottom w:color="auto" w:space="0" w:sz="0" w:val="none"/>
-          <w:right w:color="auto" w:space="0" w:sz="0" w:val="none"/>
-          <w:between w:color="auto" w:space="0" w:sz="0" w:val="none"/>
+          <w:top w:color="000000" w:space="0" w:sz="0" w:val="none"/>
+          <w:left w:color="000000" w:space="0" w:sz="0" w:val="none"/>
+          <w:bottom w:color="000000" w:space="0" w:sz="0" w:val="none"/>
+          <w:right w:color="000000" w:space="0" w:sz="0" w:val="none"/>
+          <w:between w:color="000000" w:space="0" w:sz="0" w:val="none"/>
         </w:pBdr>
         <w:shd w:fill="ffffff" w:val="clear"/>
-        <w:spacing w:after="100" w:line="259.20000000000005" w:lineRule="auto"/>
+        <w:spacing w:after="100" w:line="259.2000000000001" w:lineRule="auto"/>
         <w:rPr/>
       </w:pPr>
       <w:r>
@@ -4824,14 +4835,14 @@
     <w:p>
       <w:pPr>
         <w:pBdr>
-          <w:top w:color="auto" w:space="0" w:sz="0" w:val="none"/>
-          <w:left w:color="auto" w:space="0" w:sz="0" w:val="none"/>
-          <w:bottom w:color="auto" w:space="0" w:sz="0" w:val="none"/>
-          <w:right w:color="auto" w:space="0" w:sz="0" w:val="none"/>
-          <w:between w:color="auto" w:space="0" w:sz="0" w:val="none"/>
+          <w:top w:color="000000" w:space="0" w:sz="0" w:val="none"/>
+          <w:left w:color="000000" w:space="0" w:sz="0" w:val="none"/>
+          <w:bottom w:color="000000" w:space="0" w:sz="0" w:val="none"/>
+          <w:right w:color="000000" w:space="0" w:sz="0" w:val="none"/>
+          <w:between w:color="000000" w:space="0" w:sz="0" w:val="none"/>
         </w:pBdr>
         <w:shd w:fill="ffffff" w:val="clear"/>
-        <w:spacing w:after="100" w:line="259.20000000000005" w:lineRule="auto"/>
+        <w:spacing w:after="100" w:line="259.2000000000001" w:lineRule="auto"/>
         <w:rPr/>
       </w:pPr>
       <w:r>
@@ -4843,14 +4854,14 @@
     <w:p>
       <w:pPr>
         <w:pBdr>
-          <w:top w:color="auto" w:space="0" w:sz="0" w:val="none"/>
-          <w:left w:color="auto" w:space="0" w:sz="0" w:val="none"/>
-          <w:bottom w:color="auto" w:space="0" w:sz="0" w:val="none"/>
-          <w:right w:color="auto" w:space="0" w:sz="0" w:val="none"/>
-          <w:between w:color="auto" w:space="0" w:sz="0" w:val="none"/>
+          <w:top w:color="000000" w:space="0" w:sz="0" w:val="none"/>
+          <w:left w:color="000000" w:space="0" w:sz="0" w:val="none"/>
+          <w:bottom w:color="000000" w:space="0" w:sz="0" w:val="none"/>
+          <w:right w:color="000000" w:space="0" w:sz="0" w:val="none"/>
+          <w:between w:color="000000" w:space="0" w:sz="0" w:val="none"/>
         </w:pBdr>
         <w:shd w:fill="ffffff" w:val="clear"/>
-        <w:spacing w:after="100" w:line="259.20000000000005" w:lineRule="auto"/>
+        <w:spacing w:after="100" w:line="259.2000000000001" w:lineRule="auto"/>
         <w:rPr/>
       </w:pPr>
       <w:r>
@@ -4862,14 +4873,14 @@
     <w:p>
       <w:pPr>
         <w:pBdr>
-          <w:top w:color="auto" w:space="0" w:sz="0" w:val="none"/>
-          <w:left w:color="auto" w:space="0" w:sz="0" w:val="none"/>
-          <w:bottom w:color="auto" w:space="0" w:sz="0" w:val="none"/>
-          <w:right w:color="auto" w:space="0" w:sz="0" w:val="none"/>
-          <w:between w:color="auto" w:space="0" w:sz="0" w:val="none"/>
+          <w:top w:color="000000" w:space="0" w:sz="0" w:val="none"/>
+          <w:left w:color="000000" w:space="0" w:sz="0" w:val="none"/>
+          <w:bottom w:color="000000" w:space="0" w:sz="0" w:val="none"/>
+          <w:right w:color="000000" w:space="0" w:sz="0" w:val="none"/>
+          <w:between w:color="000000" w:space="0" w:sz="0" w:val="none"/>
         </w:pBdr>
         <w:shd w:fill="ffffff" w:val="clear"/>
-        <w:spacing w:after="100" w:line="259.20000000000005" w:lineRule="auto"/>
+        <w:spacing w:after="100" w:line="259.2000000000001" w:lineRule="auto"/>
         <w:rPr>
           <w:b w:val="1"/>
           <w:bCs w:val="1"/>
@@ -4891,14 +4902,14 @@
     <w:p>
       <w:pPr>
         <w:pBdr>
-          <w:top w:color="auto" w:space="0" w:sz="0" w:val="none"/>
-          <w:left w:color="auto" w:space="0" w:sz="0" w:val="none"/>
-          <w:bottom w:color="auto" w:space="0" w:sz="0" w:val="none"/>
-          <w:right w:color="auto" w:space="0" w:sz="0" w:val="none"/>
-          <w:between w:color="auto" w:space="0" w:sz="0" w:val="none"/>
+          <w:top w:color="000000" w:space="0" w:sz="0" w:val="none"/>
+          <w:left w:color="000000" w:space="0" w:sz="0" w:val="none"/>
+          <w:bottom w:color="000000" w:space="0" w:sz="0" w:val="none"/>
+          <w:right w:color="000000" w:space="0" w:sz="0" w:val="none"/>
+          <w:between w:color="000000" w:space="0" w:sz="0" w:val="none"/>
         </w:pBdr>
         <w:shd w:fill="ffffff" w:val="clear"/>
-        <w:spacing w:after="100" w:line="259.20000000000005" w:lineRule="auto"/>
+        <w:spacing w:after="100" w:line="259.2000000000001" w:lineRule="auto"/>
         <w:rPr/>
       </w:pPr>
       <w:r>
@@ -4911,14 +4922,14 @@
     <w:p>
       <w:pPr>
         <w:pBdr>
-          <w:top w:color="auto" w:space="0" w:sz="0" w:val="none"/>
-          <w:left w:color="auto" w:space="0" w:sz="0" w:val="none"/>
-          <w:bottom w:color="auto" w:space="0" w:sz="0" w:val="none"/>
-          <w:right w:color="auto" w:space="0" w:sz="0" w:val="none"/>
-          <w:between w:color="auto" w:space="0" w:sz="0" w:val="none"/>
+          <w:top w:color="000000" w:space="0" w:sz="0" w:val="none"/>
+          <w:left w:color="000000" w:space="0" w:sz="0" w:val="none"/>
+          <w:bottom w:color="000000" w:space="0" w:sz="0" w:val="none"/>
+          <w:right w:color="000000" w:space="0" w:sz="0" w:val="none"/>
+          <w:between w:color="000000" w:space="0" w:sz="0" w:val="none"/>
         </w:pBdr>
         <w:shd w:fill="ffffff" w:val="clear"/>
-        <w:spacing w:after="100" w:line="259.20000000000005" w:lineRule="auto"/>
+        <w:spacing w:after="100" w:line="259.2000000000001" w:lineRule="auto"/>
         <w:rPr/>
       </w:pPr>
       <w:r>
@@ -4926,11 +4937,6 @@
           <w:rtl w:val="0"/>
         </w:rPr>
         <w:t xml:space="preserve">https://trello.com/invite/b/6aa309e9ead12b5042169e96/ATTI65ff50c1153212502986fcdcaf3f3503C21B928F/sprint</w:t>
-      </w:r>
-      <w:r>
-        <w:rPr>
-          <w:rtl w:val="0"/>
-        </w:rPr>
       </w:r>
     </w:p>
     <w:p>
@@ -5781,24 +5787,19 @@
       <w:szCs w:val="52"/>
     </w:rPr>
   </w:style>
-  <w:style w:type="paragraph" w:styleId="Subtitle">
-    <w:name w:val="Subtitle"/>
-    <w:basedOn w:val="Normal"/>
-    <w:next w:val="Normal"/>
-    <w:pPr>
-      <w:keepNext w:val="1"/>
-      <w:keepLines w:val="1"/>
-      <w:pageBreakBefore w:val="0"/>
-      <w:spacing w:after="320" w:before="0" w:lineRule="auto"/>
-    </w:pPr>
-    <w:rPr>
-      <w:rFonts w:ascii="Arial" w:cs="Arial" w:eastAsia="Arial" w:hAnsi="Arial"/>
-      <w:i w:val="0"/>
-      <w:iCs w:val="0"/>
-      <w:color w:val="666666"/>
-      <w:sz w:val="30"/>
-      <w:szCs w:val="30"/>
-    </w:rPr>
+  <w:style w:type="table" w:styleId="TableNormal" w:default="1">
+    <w:name w:val="TableNormal"/>
+    <w:tblPr>
+      <w:tblCellMar>
+        <w:top w:w="100.0" w:type="dxa"/>
+        <w:left w:w="100.0" w:type="dxa"/>
+        <w:bottom w:w="100.0" w:type="dxa"/>
+        <w:right w:w="100.0" w:type="dxa"/>
+      </w:tblCellMar>
+    </w:tblPr>
+  </w:style>
+  <w:style w:type="paragraph" w:styleId="Normal" w:default="1">
+    <w:name w:val="normal"/>
   </w:style>
   <w:style w:type="table" w:styleId="Table1">
     <w:basedOn w:val="TableNormal"/>
@@ -5830,6 +5831,77 @@
       <w:tblStyleRowBandSize w:val="1"/>
       <w:tblStyleColBandSize w:val="1"/>
       <w:tblCellMar/>
+    </w:tblPr>
+  </w:style>
+  <w:style w:type="paragraph" w:styleId="Subtitle">
+    <w:name w:val="Subtitle"/>
+    <w:basedOn w:val="Normal"/>
+    <w:next w:val="Normal"/>
+    <w:pPr>
+      <w:keepNext w:val="1"/>
+      <w:keepLines w:val="1"/>
+      <w:pageBreakBefore w:val="0"/>
+      <w:spacing w:after="320" w:before="0" w:lineRule="auto"/>
+    </w:pPr>
+    <w:rPr>
+      <w:rFonts w:ascii="Arial" w:cs="Arial" w:eastAsia="Arial" w:hAnsi="Arial"/>
+      <w:i w:val="0"/>
+      <w:iCs w:val="0"/>
+      <w:color w:val="666666"/>
+      <w:sz w:val="30"/>
+      <w:szCs w:val="30"/>
+    </w:rPr>
+  </w:style>
+  <w:style w:type="table" w:styleId="Table1">
+    <w:basedOn w:val="TableNormal"/>
+    <w:tblPr>
+      <w:tblStyleRowBandSize w:val="1"/>
+      <w:tblStyleColBandSize w:val="1"/>
+      <w:tblCellMar>
+        <w:top w:w="100.0" w:type="dxa"/>
+        <w:left w:w="100.0" w:type="dxa"/>
+        <w:bottom w:w="100.0" w:type="dxa"/>
+        <w:right w:w="100.0" w:type="dxa"/>
+      </w:tblCellMar>
+    </w:tblPr>
+  </w:style>
+  <w:style w:type="table" w:styleId="Table2">
+    <w:basedOn w:val="TableNormal"/>
+    <w:tblPr>
+      <w:tblStyleRowBandSize w:val="1"/>
+      <w:tblStyleColBandSize w:val="1"/>
+      <w:tblCellMar>
+        <w:top w:w="100.0" w:type="dxa"/>
+        <w:left w:w="100.0" w:type="dxa"/>
+        <w:bottom w:w="100.0" w:type="dxa"/>
+        <w:right w:w="100.0" w:type="dxa"/>
+      </w:tblCellMar>
+    </w:tblPr>
+  </w:style>
+  <w:style w:type="table" w:styleId="Table3">
+    <w:basedOn w:val="TableNormal"/>
+    <w:tblPr>
+      <w:tblStyleRowBandSize w:val="1"/>
+      <w:tblStyleColBandSize w:val="1"/>
+      <w:tblCellMar>
+        <w:top w:w="100.0" w:type="dxa"/>
+        <w:left w:w="100.0" w:type="dxa"/>
+        <w:bottom w:w="100.0" w:type="dxa"/>
+        <w:right w:w="100.0" w:type="dxa"/>
+      </w:tblCellMar>
+    </w:tblPr>
+  </w:style>
+  <w:style w:type="table" w:styleId="Table4">
+    <w:basedOn w:val="TableNormal"/>
+    <w:tblPr>
+      <w:tblStyleRowBandSize w:val="1"/>
+      <w:tblStyleColBandSize w:val="1"/>
+      <w:tblCellMar>
+        <w:top w:w="100.0" w:type="dxa"/>
+        <w:left w:w="100.0" w:type="dxa"/>
+        <w:bottom w:w="100.0" w:type="dxa"/>
+        <w:right w:w="100.0" w:type="dxa"/>
+      </w:tblCellMar>
     </w:tblPr>
   </w:style>
 </w:styles>
@@ -6153,4 +6225,19 @@
   </a:objectDefaults>
   <a:extraClrSchemeLst/>
 </a:theme>
+</file>
+
+<file path=customXML/item1.xml><?xml version="1.0" encoding="utf-8"?>
+<go:gDocsCustomXmlDataStorage xmlns:go="http://customooxmlschemas.google.com/" xmlns:r="http://schemas.openxmlformats.org/officeDocument/2006/relationships" uri="GoogleDocsCustomDataVersion2">
+  <go:docsCustomData xmlns:go="http://customooxmlschemas.google.com/" roundtripDataSignature="AMtx7mgYNHuSRPQm6uL61w14xdZ4GsTgtg==">CgMxLjAyDmguaWt3aWxtb2lyNHdhMg5oLnAxN3c3OHF5NTZnYjIOaC44Nnl5cTFxeTM2dTYyDmguZmZyanQ1M2l3aWc5Mg5oLmY4ZndnYW8yNjh0NTIOaC5uMGpmaDJueHNjMmM4AHIhMVdkMHBMeHBHenZ6Z2ZNYVJDR3NXcHBfd1lzbTZ6a291</go:docsCustomData>
+</go:gDocsCustomXmlDataStorage>
+</file>
+
+<file path=customXML/itemProps1.xml><?xml version="1.0" encoding="utf-8"?>
+<ds:datastoreItem xmlns:ds="http://schemas.openxmlformats.org/officeDocument/2006/customXml" ds:itemID="{11111111-1234-1234-1234-123412341234}">
+  <ds:schemaRefs>
+    <ds:schemaRef ds:uri="http://schemas.openxmlformats.org/officeDocument/2006/relationships"/>
+    <ds:schemaRef ds:uri="http://customooxmlschemas.google.com/"/>
+  </ds:schemaRefs>
+</ds:datastoreItem>
 </file>
--- a/Fase 2/Evidencias Proyecto/Evidencias de documentación/1.2 Sprint Planning/1.2.2 Sprint-fase1.docx
+++ b/Fase 2/Evidencias Proyecto/Evidencias de documentación/1.2 Sprint Planning/1.2.2 Sprint-fase1.docx
@@ -15,7 +15,7 @@
           <w:szCs w:val="46"/>
         </w:rPr>
       </w:pPr>
-      <w:bookmarkStart w:colFirst="0" w:colLast="0" w:name="_zeds1gjgvytp" w:id="0"/>
+      <w:bookmarkStart w:colFirst="0" w:colLast="0" w:name="_heading=h.ikwilmoir4wa" w:id="0"/>
       <w:bookmarkEnd w:id="0"/>
       <w:r>
         <w:rPr>
@@ -41,7 +41,7 @@
           <w:szCs w:val="34"/>
         </w:rPr>
       </w:pPr>
-      <w:bookmarkStart w:colFirst="0" w:colLast="0" w:name="_a6p2bh93wo58" w:id="1"/>
+      <w:bookmarkStart w:colFirst="0" w:colLast="0" w:name="_heading=h.p17w78qy56gb" w:id="1"/>
       <w:bookmarkEnd w:id="1"/>
       <w:r>
         <w:rPr>
@@ -73,11 +73,6 @@
           <w:rtl w:val="0"/>
         </w:rPr>
         <w:t xml:space="preserve">10 al 14 de agosto de 2026</w:t>
-      </w:r>
-      <w:r>
-        <w:rPr>
-          <w:rtl w:val="0"/>
-        </w:rPr>
       </w:r>
     </w:p>
     <w:p>
@@ -709,11 +704,9 @@
           <w:ilvl w:val="0"/>
           <w:numId w:val="6"/>
         </w:numPr>
-        <w:spacing w:after="0" w:afterAutospacing="0" w:lineRule="auto"/>
+        <w:spacing w:after="0" w:lineRule="auto"/>
         <w:ind w:left="720" w:hanging="360"/>
-        <w:rPr>
-          <w:u w:val="none"/>
-        </w:rPr>
+        <w:rPr/>
       </w:pPr>
       <w:r>
         <w:rPr>
@@ -721,6 +714,11 @@
         </w:rPr>
         <w:t xml:space="preserve">Revisar la guía académica y consolidar el problema del proyecto.</w:t>
       </w:r>
+      <w:r>
+        <w:rPr>
+          <w:rtl w:val="0"/>
+        </w:rPr>
+      </w:r>
     </w:p>
     <w:p>
       <w:pPr>
@@ -728,11 +726,9 @@
           <w:ilvl w:val="0"/>
           <w:numId w:val="6"/>
         </w:numPr>
-        <w:spacing w:after="0" w:afterAutospacing="0" w:lineRule="auto"/>
+        <w:spacing w:after="0" w:lineRule="auto"/>
         <w:ind w:left="720" w:hanging="360"/>
-        <w:rPr>
-          <w:u w:val="none"/>
-        </w:rPr>
+        <w:rPr/>
       </w:pPr>
       <w:r>
         <w:rPr>
@@ -740,6 +736,11 @@
         </w:rPr>
         <w:t xml:space="preserve">Delimitar alcance incluido y restricciones.</w:t>
       </w:r>
+      <w:r>
+        <w:rPr>
+          <w:rtl w:val="0"/>
+        </w:rPr>
+      </w:r>
     </w:p>
     <w:p>
       <w:pPr>
@@ -747,11 +748,9 @@
           <w:ilvl w:val="0"/>
           <w:numId w:val="6"/>
         </w:numPr>
-        <w:spacing w:after="0" w:afterAutospacing="0" w:lineRule="auto"/>
+        <w:spacing w:after="0" w:lineRule="auto"/>
         <w:ind w:left="720" w:hanging="360"/>
-        <w:rPr>
-          <w:u w:val="none"/>
-        </w:rPr>
+        <w:rPr/>
       </w:pPr>
       <w:r>
         <w:rPr>
@@ -759,6 +758,11 @@
         </w:rPr>
         <w:t xml:space="preserve">Identificar a los interesados y sus responsabilidades.</w:t>
       </w:r>
+      <w:r>
+        <w:rPr>
+          <w:rtl w:val="0"/>
+        </w:rPr>
+      </w:r>
     </w:p>
     <w:p>
       <w:pPr>
@@ -766,11 +770,9 @@
           <w:ilvl w:val="0"/>
           <w:numId w:val="6"/>
         </w:numPr>
-        <w:spacing w:after="0" w:afterAutospacing="0" w:lineRule="auto"/>
+        <w:spacing w:after="0" w:lineRule="auto"/>
         <w:ind w:left="720" w:hanging="360"/>
-        <w:rPr>
-          <w:u w:val="none"/>
-        </w:rPr>
+        <w:rPr/>
       </w:pPr>
       <w:r>
         <w:rPr>
@@ -790,17 +792,20 @@
           <w:ilvl w:val="0"/>
           <w:numId w:val="6"/>
         </w:numPr>
-        <w:spacing w:after="0" w:afterAutospacing="0" w:lineRule="auto"/>
+        <w:spacing w:after="0" w:lineRule="auto"/>
         <w:ind w:left="720" w:hanging="360"/>
-        <w:rPr>
-          <w:u w:val="none"/>
-        </w:rPr>
+        <w:rPr/>
       </w:pPr>
       <w:r>
         <w:rPr>
           <w:rtl w:val="0"/>
         </w:rPr>
         <w:t xml:space="preserve">Elaborar el Acta de Constitución.</w:t>
+      </w:r>
+      <w:r>
+        <w:rPr>
+          <w:rtl w:val="0"/>
+        </w:rPr>
       </w:r>
     </w:p>
     <w:p>
@@ -811,15 +816,18 @@
         </w:numPr>
         <w:spacing w:after="60" w:lineRule="auto"/>
         <w:ind w:left="720" w:hanging="360"/>
-        <w:rPr>
-          <w:u w:val="none"/>
-        </w:rPr>
+        <w:rPr/>
       </w:pPr>
       <w:r>
         <w:rPr>
           <w:rtl w:val="0"/>
         </w:rPr>
         <w:t xml:space="preserve">Definir reglas de trabajo Scrum y Definition of Done.</w:t>
+      </w:r>
+      <w:r>
+        <w:rPr>
+          <w:rtl w:val="0"/>
+        </w:rPr>
       </w:r>
     </w:p>
     <w:p>
@@ -858,24 +866,21 @@
           <w:between w:space="0" w:sz="0" w:val="nil"/>
         </w:pBdr>
         <w:shd w:fill="auto" w:val="clear"/>
-        <w:spacing w:after="0" w:afterAutospacing="0" w:before="0" w:line="276" w:lineRule="auto"/>
+        <w:spacing w:after="0" w:before="0" w:line="276" w:lineRule="auto"/>
         <w:ind w:left="720" w:right="0" w:hanging="360"/>
         <w:jc w:val="left"/>
-        <w:rPr>
-          <w:u w:val="none"/>
-        </w:rPr>
-      </w:pPr>
-      <w:r>
-        <w:rPr>
-          <w:rtl w:val="0"/>
-        </w:rPr>
-        <w:t xml:space="preserve">Daily Scrum: </w:t>
-      </w:r>
-      <w:r>
-        <w:rPr>
-          <w:rtl w:val="0"/>
-        </w:rPr>
-        <w:t xml:space="preserve">10, 11, 12, 13 y 14 de agosto.</w:t>
+        <w:rPr/>
+      </w:pPr>
+      <w:r>
+        <w:rPr>
+          <w:rtl w:val="0"/>
+        </w:rPr>
+        <w:t xml:space="preserve">Daily Scrum: 10, 11, 12, 13 y 14 de agosto.</w:t>
+      </w:r>
+      <w:r>
+        <w:rPr>
+          <w:rtl w:val="0"/>
+        </w:rPr>
       </w:r>
     </w:p>
     <w:p>
@@ -896,24 +901,21 @@
           <w:between w:space="0" w:sz="0" w:val="nil"/>
         </w:pBdr>
         <w:shd w:fill="auto" w:val="clear"/>
-        <w:spacing w:after="0" w:afterAutospacing="0" w:before="0" w:line="276" w:lineRule="auto"/>
+        <w:spacing w:after="0" w:before="0" w:line="276" w:lineRule="auto"/>
         <w:ind w:left="720" w:right="0" w:hanging="360"/>
         <w:jc w:val="left"/>
-        <w:rPr>
-          <w:u w:val="none"/>
-        </w:rPr>
-      </w:pPr>
-      <w:r>
-        <w:rPr>
-          <w:rtl w:val="0"/>
-        </w:rPr>
-        <w:t xml:space="preserve">Evidencia esperada: </w:t>
-      </w:r>
-      <w:r>
-        <w:rPr>
-          <w:rtl w:val="0"/>
-        </w:rPr>
-        <w:t xml:space="preserve">Lean Canvas, Sprint Planning, Acta de Constitución, matriz RACI y documento de Definición del Proyecto APT.</w:t>
+        <w:rPr/>
+      </w:pPr>
+      <w:r>
+        <w:rPr>
+          <w:rtl w:val="0"/>
+        </w:rPr>
+        <w:t xml:space="preserve">Evidencia esperada: Lean Canvas, Sprint Planning, Acta de Constitución, matriz RACI y documento de Definición del Proyecto APT.</w:t>
+      </w:r>
+      <w:r>
+        <w:rPr>
+          <w:rtl w:val="0"/>
+        </w:rPr>
       </w:r>
     </w:p>
     <w:p>
@@ -934,24 +936,21 @@
           <w:between w:space="0" w:sz="0" w:val="nil"/>
         </w:pBdr>
         <w:shd w:fill="auto" w:val="clear"/>
-        <w:spacing w:after="0" w:afterAutospacing="0" w:before="0" w:line="276" w:lineRule="auto"/>
+        <w:spacing w:after="0" w:before="0" w:line="276" w:lineRule="auto"/>
         <w:ind w:left="720" w:right="0" w:hanging="360"/>
         <w:jc w:val="left"/>
-        <w:rPr>
-          <w:u w:val="none"/>
-        </w:rPr>
-      </w:pPr>
-      <w:r>
-        <w:rPr>
-          <w:rtl w:val="0"/>
-        </w:rPr>
-        <w:t xml:space="preserve">Cierre: </w:t>
-      </w:r>
-      <w:r>
-        <w:rPr>
-          <w:rtl w:val="0"/>
-        </w:rPr>
-        <w:t xml:space="preserve">Sprint Review y Sprint Retrospective </w:t>
+        <w:rPr/>
+      </w:pPr>
+      <w:r>
+        <w:rPr>
+          <w:rtl w:val="0"/>
+        </w:rPr>
+        <w:t xml:space="preserve">Cierre: Sprint Review y Sprint Retrospective </w:t>
+      </w:r>
+      <w:r>
+        <w:rPr>
+          <w:rtl w:val="0"/>
+        </w:rPr>
       </w:r>
     </w:p>
     <w:p>
@@ -975,21 +974,13 @@
         <w:spacing w:after="60" w:before="0" w:line="276" w:lineRule="auto"/>
         <w:ind w:left="720" w:right="0" w:hanging="360"/>
         <w:jc w:val="left"/>
-        <w:rPr>
-          <w:u w:val="none"/>
-        </w:rPr>
-      </w:pPr>
-      <w:r>
-        <w:rPr>
-          <w:rtl w:val="0"/>
-        </w:rPr>
-        <w:t xml:space="preserve">Resultado en Trello: </w:t>
-      </w:r>
-      <w:r>
-        <w:rPr>
-          <w:rtl w:val="0"/>
-        </w:rPr>
-        <w:t xml:space="preserve">objetivo cumplido 3/3 y tarjetas del Sprint marcadas como completadas.</w:t>
+        <w:rPr/>
+      </w:pPr>
+      <w:r>
+        <w:rPr>
+          <w:rtl w:val="0"/>
+        </w:rPr>
+        <w:t xml:space="preserve">Resultado en Trello: objetivo cumplido 3/3 y tarjetas del Sprint marcadas como completadas.</w:t>
       </w:r>
       <w:r>
         <w:rPr>
@@ -1000,14 +991,14 @@
     <w:p>
       <w:pPr>
         <w:pBdr>
-          <w:top w:color="auto" w:space="0" w:sz="0" w:val="none"/>
-          <w:left w:color="auto" w:space="0" w:sz="0" w:val="none"/>
-          <w:bottom w:color="auto" w:space="0" w:sz="0" w:val="none"/>
-          <w:right w:color="auto" w:space="0" w:sz="0" w:val="none"/>
-          <w:between w:color="auto" w:space="0" w:sz="0" w:val="none"/>
+          <w:top w:color="000000" w:space="0" w:sz="0" w:val="none"/>
+          <w:left w:color="000000" w:space="0" w:sz="0" w:val="none"/>
+          <w:bottom w:color="000000" w:space="0" w:sz="0" w:val="none"/>
+          <w:right w:color="000000" w:space="0" w:sz="0" w:val="none"/>
+          <w:between w:color="000000" w:space="0" w:sz="0" w:val="none"/>
         </w:pBdr>
         <w:shd w:fill="ffffff" w:val="clear"/>
-        <w:spacing w:after="100" w:before="200" w:line="259.20000000000005" w:lineRule="auto"/>
+        <w:spacing w:after="100" w:before="200" w:line="259.2000000000001" w:lineRule="auto"/>
         <w:rPr>
           <w:rFonts w:ascii="Calibri" w:cs="Calibri" w:eastAsia="Calibri" w:hAnsi="Calibri"/>
           <w:b w:val="1"/>
@@ -1039,15 +1030,16 @@
           <w:numId w:val="3"/>
         </w:numPr>
         <w:pBdr>
-          <w:top w:color="auto" w:space="0" w:sz="0" w:val="none"/>
-          <w:left w:color="auto" w:space="0" w:sz="0" w:val="none"/>
-          <w:bottom w:color="auto" w:space="0" w:sz="0" w:val="none"/>
-          <w:right w:color="auto" w:space="0" w:sz="0" w:val="none"/>
-          <w:between w:color="auto" w:space="0" w:sz="0" w:val="none"/>
+          <w:top w:color="000000" w:space="0" w:sz="0" w:val="none"/>
+          <w:left w:color="000000" w:space="0" w:sz="0" w:val="none"/>
+          <w:bottom w:color="000000" w:space="0" w:sz="0" w:val="none"/>
+          <w:right w:color="000000" w:space="0" w:sz="0" w:val="none"/>
+          <w:between w:color="000000" w:space="0" w:sz="0" w:val="none"/>
         </w:pBdr>
         <w:shd w:fill="ffffff" w:val="clear"/>
-        <w:spacing w:after="0" w:afterAutospacing="0" w:line="259.20000000000005" w:lineRule="auto"/>
+        <w:spacing w:after="0" w:line="259.2000000000001" w:lineRule="auto"/>
         <w:ind w:left="720" w:hanging="360"/>
+        <w:rPr/>
       </w:pPr>
       <w:r>
         <w:rPr>
@@ -1063,18 +1055,16 @@
           <w:numId w:val="3"/>
         </w:numPr>
         <w:pBdr>
-          <w:top w:color="auto" w:space="0" w:sz="0" w:val="none"/>
-          <w:left w:color="auto" w:space="0" w:sz="0" w:val="none"/>
-          <w:bottom w:color="auto" w:space="0" w:sz="0" w:val="none"/>
-          <w:right w:color="auto" w:space="0" w:sz="0" w:val="none"/>
-          <w:between w:color="auto" w:space="0" w:sz="0" w:val="none"/>
+          <w:top w:color="000000" w:space="0" w:sz="0" w:val="none"/>
+          <w:left w:color="000000" w:space="0" w:sz="0" w:val="none"/>
+          <w:bottom w:color="000000" w:space="0" w:sz="0" w:val="none"/>
+          <w:right w:color="000000" w:space="0" w:sz="0" w:val="none"/>
+          <w:between w:color="000000" w:space="0" w:sz="0" w:val="none"/>
         </w:pBdr>
         <w:shd w:fill="ffffff" w:val="clear"/>
-        <w:spacing w:after="0" w:afterAutospacing="0" w:line="259.20000000000005" w:lineRule="auto"/>
+        <w:spacing w:after="0" w:line="259.2000000000001" w:lineRule="auto"/>
         <w:ind w:left="720" w:hanging="360"/>
-        <w:rPr>
-          <w:u w:val="none"/>
-        </w:rPr>
+        <w:rPr/>
       </w:pPr>
       <w:r>
         <w:rPr>
@@ -1082,6 +1072,11 @@
         </w:rPr>
         <w:t xml:space="preserve">Los criterios de aceptación cumplidos y verificados.</w:t>
       </w:r>
+      <w:r>
+        <w:rPr>
+          <w:rtl w:val="0"/>
+        </w:rPr>
+      </w:r>
     </w:p>
     <w:p>
       <w:pPr>
@@ -1090,18 +1085,16 @@
           <w:numId w:val="3"/>
         </w:numPr>
         <w:pBdr>
-          <w:top w:color="auto" w:space="0" w:sz="0" w:val="none"/>
-          <w:left w:color="auto" w:space="0" w:sz="0" w:val="none"/>
-          <w:bottom w:color="auto" w:space="0" w:sz="0" w:val="none"/>
-          <w:right w:color="auto" w:space="0" w:sz="0" w:val="none"/>
-          <w:between w:color="auto" w:space="0" w:sz="0" w:val="none"/>
+          <w:top w:color="000000" w:space="0" w:sz="0" w:val="none"/>
+          <w:left w:color="000000" w:space="0" w:sz="0" w:val="none"/>
+          <w:bottom w:color="000000" w:space="0" w:sz="0" w:val="none"/>
+          <w:right w:color="000000" w:space="0" w:sz="0" w:val="none"/>
+          <w:between w:color="000000" w:space="0" w:sz="0" w:val="none"/>
         </w:pBdr>
         <w:shd w:fill="ffffff" w:val="clear"/>
-        <w:spacing w:after="0" w:afterAutospacing="0" w:line="259.20000000000005" w:lineRule="auto"/>
+        <w:spacing w:after="0" w:line="259.2000000000001" w:lineRule="auto"/>
         <w:ind w:left="720" w:hanging="360"/>
-        <w:rPr>
-          <w:u w:val="none"/>
-        </w:rPr>
+        <w:rPr/>
       </w:pPr>
       <w:r>
         <w:rPr>
@@ -1109,6 +1102,11 @@
         </w:rPr>
         <w:t xml:space="preserve">El documento fue revisado por otro integrante.</w:t>
       </w:r>
+      <w:r>
+        <w:rPr>
+          <w:rtl w:val="0"/>
+        </w:rPr>
+      </w:r>
     </w:p>
     <w:p>
       <w:pPr>
@@ -1117,18 +1115,16 @@
           <w:numId w:val="3"/>
         </w:numPr>
         <w:pBdr>
-          <w:top w:color="auto" w:space="0" w:sz="0" w:val="none"/>
-          <w:left w:color="auto" w:space="0" w:sz="0" w:val="none"/>
-          <w:bottom w:color="auto" w:space="0" w:sz="0" w:val="none"/>
-          <w:right w:color="auto" w:space="0" w:sz="0" w:val="none"/>
-          <w:between w:color="auto" w:space="0" w:sz="0" w:val="none"/>
+          <w:top w:color="000000" w:space="0" w:sz="0" w:val="none"/>
+          <w:left w:color="000000" w:space="0" w:sz="0" w:val="none"/>
+          <w:bottom w:color="000000" w:space="0" w:sz="0" w:val="none"/>
+          <w:right w:color="000000" w:space="0" w:sz="0" w:val="none"/>
+          <w:between w:color="000000" w:space="0" w:sz="0" w:val="none"/>
         </w:pBdr>
         <w:shd w:fill="ffffff" w:val="clear"/>
-        <w:spacing w:after="0" w:afterAutospacing="0" w:line="259.20000000000005" w:lineRule="auto"/>
+        <w:spacing w:after="0" w:line="259.2000000000001" w:lineRule="auto"/>
         <w:ind w:left="720" w:hanging="360"/>
-        <w:rPr>
-          <w:u w:val="none"/>
-        </w:rPr>
+        <w:rPr/>
       </w:pPr>
       <w:r>
         <w:rPr>
@@ -1136,6 +1132,11 @@
         </w:rPr>
         <w:t xml:space="preserve">La documentación, trazabilidad, riesgos y evidencias fueron actualizados.</w:t>
       </w:r>
+      <w:r>
+        <w:rPr>
+          <w:rtl w:val="0"/>
+        </w:rPr>
+      </w:r>
     </w:p>
     <w:p>
       <w:pPr>
@@ -1144,15 +1145,16 @@
           <w:numId w:val="3"/>
         </w:numPr>
         <w:pBdr>
-          <w:top w:color="auto" w:space="0" w:sz="0" w:val="none"/>
-          <w:left w:color="auto" w:space="0" w:sz="0" w:val="none"/>
-          <w:bottom w:color="auto" w:space="0" w:sz="0" w:val="none"/>
-          <w:right w:color="auto" w:space="0" w:sz="0" w:val="none"/>
-          <w:between w:color="auto" w:space="0" w:sz="0" w:val="none"/>
+          <w:top w:color="000000" w:space="0" w:sz="0" w:val="none"/>
+          <w:left w:color="000000" w:space="0" w:sz="0" w:val="none"/>
+          <w:bottom w:color="000000" w:space="0" w:sz="0" w:val="none"/>
+          <w:right w:color="000000" w:space="0" w:sz="0" w:val="none"/>
+          <w:between w:color="000000" w:space="0" w:sz="0" w:val="none"/>
         </w:pBdr>
         <w:shd w:fill="ffffff" w:val="clear"/>
-        <w:spacing w:after="0" w:afterAutospacing="0" w:line="259.20000000000005" w:lineRule="auto"/>
+        <w:spacing w:after="0" w:line="259.2000000000001" w:lineRule="auto"/>
         <w:ind w:left="720" w:hanging="360"/>
+        <w:rPr/>
       </w:pPr>
       <w:r>
         <w:rPr>
@@ -1168,15 +1170,16 @@
           <w:numId w:val="3"/>
         </w:numPr>
         <w:pBdr>
-          <w:top w:color="auto" w:space="0" w:sz="0" w:val="none"/>
-          <w:left w:color="auto" w:space="0" w:sz="0" w:val="none"/>
-          <w:bottom w:color="auto" w:space="0" w:sz="0" w:val="none"/>
-          <w:right w:color="auto" w:space="0" w:sz="0" w:val="none"/>
-          <w:between w:color="auto" w:space="0" w:sz="0" w:val="none"/>
+          <w:top w:color="000000" w:space="0" w:sz="0" w:val="none"/>
+          <w:left w:color="000000" w:space="0" w:sz="0" w:val="none"/>
+          <w:bottom w:color="000000" w:space="0" w:sz="0" w:val="none"/>
+          <w:right w:color="000000" w:space="0" w:sz="0" w:val="none"/>
+          <w:between w:color="000000" w:space="0" w:sz="0" w:val="none"/>
         </w:pBdr>
         <w:shd w:fill="ffffff" w:val="clear"/>
-        <w:spacing w:after="0" w:afterAutospacing="0" w:line="259.20000000000005" w:lineRule="auto"/>
+        <w:spacing w:after="0" w:line="259.2000000000001" w:lineRule="auto"/>
         <w:ind w:left="720" w:hanging="360"/>
+        <w:rPr/>
       </w:pPr>
       <w:r>
         <w:rPr>
@@ -1192,18 +1195,16 @@
           <w:numId w:val="3"/>
         </w:numPr>
         <w:pBdr>
-          <w:top w:color="auto" w:space="0" w:sz="0" w:val="none"/>
-          <w:left w:color="auto" w:space="0" w:sz="0" w:val="none"/>
-          <w:bottom w:color="auto" w:space="0" w:sz="0" w:val="none"/>
-          <w:right w:color="auto" w:space="0" w:sz="0" w:val="none"/>
-          <w:between w:color="auto" w:space="0" w:sz="0" w:val="none"/>
+          <w:top w:color="000000" w:space="0" w:sz="0" w:val="none"/>
+          <w:left w:color="000000" w:space="0" w:sz="0" w:val="none"/>
+          <w:bottom w:color="000000" w:space="0" w:sz="0" w:val="none"/>
+          <w:right w:color="000000" w:space="0" w:sz="0" w:val="none"/>
+          <w:between w:color="000000" w:space="0" w:sz="0" w:val="none"/>
         </w:pBdr>
         <w:shd w:fill="ffffff" w:val="clear"/>
-        <w:spacing w:after="0" w:afterAutospacing="0" w:line="259.20000000000005" w:lineRule="auto"/>
+        <w:spacing w:after="0" w:line="259.2000000000001" w:lineRule="auto"/>
         <w:ind w:left="720" w:hanging="360"/>
-        <w:rPr>
-          <w:u w:val="none"/>
-        </w:rPr>
+        <w:rPr/>
       </w:pPr>
       <w:r>
         <w:rPr>
@@ -1211,6 +1212,11 @@
         </w:rPr>
         <w:t xml:space="preserve">El incremento puede presentarse en la Sprint Review y ser inspeccionado por el Product Owner.</w:t>
       </w:r>
+      <w:r>
+        <w:rPr>
+          <w:rtl w:val="0"/>
+        </w:rPr>
+      </w:r>
     </w:p>
     <w:p>
       <w:pPr>
@@ -1219,15 +1225,16 @@
           <w:numId w:val="3"/>
         </w:numPr>
         <w:pBdr>
-          <w:top w:color="auto" w:space="0" w:sz="0" w:val="none"/>
-          <w:left w:color="auto" w:space="0" w:sz="0" w:val="none"/>
-          <w:bottom w:color="auto" w:space="0" w:sz="0" w:val="none"/>
-          <w:right w:color="auto" w:space="0" w:sz="0" w:val="none"/>
-          <w:between w:color="auto" w:space="0" w:sz="0" w:val="none"/>
+          <w:top w:color="000000" w:space="0" w:sz="0" w:val="none"/>
+          <w:left w:color="000000" w:space="0" w:sz="0" w:val="none"/>
+          <w:bottom w:color="000000" w:space="0" w:sz="0" w:val="none"/>
+          <w:right w:color="000000" w:space="0" w:sz="0" w:val="none"/>
+          <w:between w:color="000000" w:space="0" w:sz="0" w:val="none"/>
         </w:pBdr>
         <w:shd w:fill="ffffff" w:val="clear"/>
-        <w:spacing w:after="100" w:line="259.20000000000005" w:lineRule="auto"/>
+        <w:spacing w:after="100" w:line="259.2000000000001" w:lineRule="auto"/>
         <w:ind w:left="720" w:hanging="360"/>
+        <w:rPr/>
       </w:pPr>
       <w:r>
         <w:rPr>
@@ -1239,14 +1246,14 @@
     <w:p>
       <w:pPr>
         <w:pBdr>
-          <w:top w:color="auto" w:space="0" w:sz="0" w:val="none"/>
-          <w:left w:color="auto" w:space="0" w:sz="0" w:val="none"/>
-          <w:bottom w:color="auto" w:space="0" w:sz="0" w:val="none"/>
-          <w:right w:color="auto" w:space="0" w:sz="0" w:val="none"/>
-          <w:between w:color="auto" w:space="0" w:sz="0" w:val="none"/>
+          <w:top w:color="000000" w:space="0" w:sz="0" w:val="none"/>
+          <w:left w:color="000000" w:space="0" w:sz="0" w:val="none"/>
+          <w:bottom w:color="000000" w:space="0" w:sz="0" w:val="none"/>
+          <w:right w:color="000000" w:space="0" w:sz="0" w:val="none"/>
+          <w:between w:color="000000" w:space="0" w:sz="0" w:val="none"/>
         </w:pBdr>
         <w:shd w:fill="ffffff" w:val="clear"/>
-        <w:spacing w:after="100" w:line="259.20000000000005" w:lineRule="auto"/>
+        <w:spacing w:after="100" w:line="259.2000000000001" w:lineRule="auto"/>
         <w:ind w:left="0" w:firstLine="0"/>
         <w:rPr>
           <w:b w:val="1"/>
@@ -1285,11 +1292,6 @@
           <w:rtl w:val="0"/>
         </w:rPr>
         <w:t xml:space="preserve">17 al 21 de agosto de 2026</w:t>
-      </w:r>
-      <w:r>
-        <w:rPr>
-          <w:rtl w:val="0"/>
-        </w:rPr>
       </w:r>
     </w:p>
     <w:p>
@@ -1880,11 +1882,6 @@
               </w:rPr>
               <w:t xml:space="preserve">3</w:t>
             </w:r>
-            <w:r>
-              <w:rPr>
-                <w:rtl w:val="0"/>
-              </w:rPr>
-            </w:r>
           </w:p>
         </w:tc>
         <w:tc>
@@ -1953,23 +1950,20 @@
           <w:ilvl w:val="0"/>
           <w:numId w:val="2"/>
         </w:numPr>
-        <w:spacing w:after="0" w:afterAutospacing="0" w:lineRule="auto"/>
+        <w:spacing w:after="0" w:lineRule="auto"/>
         <w:ind w:left="720" w:hanging="360"/>
-        <w:rPr>
-          <w:u w:val="none"/>
-        </w:rPr>
-      </w:pPr>
-      <w:r>
-        <w:rPr>
-          <w:rtl w:val="0"/>
-        </w:rPr>
-        <w:t xml:space="preserve">Definir y pulir </w:t>
-      </w:r>
-      <w:r>
-        <w:rPr>
-          <w:rtl w:val="0"/>
-        </w:rPr>
-        <w:t xml:space="preserve">los requisitos funcionales.</w:t>
+        <w:rPr/>
+      </w:pPr>
+      <w:r>
+        <w:rPr>
+          <w:rtl w:val="0"/>
+        </w:rPr>
+        <w:t xml:space="preserve">Definir y pulir los requisitos funcionales.</w:t>
+      </w:r>
+      <w:r>
+        <w:rPr>
+          <w:rtl w:val="0"/>
+        </w:rPr>
       </w:r>
     </w:p>
     <w:p>
@@ -1978,11 +1972,9 @@
           <w:ilvl w:val="0"/>
           <w:numId w:val="2"/>
         </w:numPr>
-        <w:spacing w:after="0" w:afterAutospacing="0" w:lineRule="auto"/>
+        <w:spacing w:after="0" w:lineRule="auto"/>
         <w:ind w:left="720" w:hanging="360"/>
-        <w:rPr>
-          <w:u w:val="none"/>
-        </w:rPr>
+        <w:rPr/>
       </w:pPr>
       <w:r>
         <w:rPr>
@@ -1990,6 +1982,11 @@
         </w:rPr>
         <w:t xml:space="preserve">Definir requisitos no funcionales de seguridad, privacidad, disponibilidad y usabilidad.</w:t>
       </w:r>
+      <w:r>
+        <w:rPr>
+          <w:rtl w:val="0"/>
+        </w:rPr>
+      </w:r>
     </w:p>
     <w:p>
       <w:pPr>
@@ -1997,11 +1994,9 @@
           <w:ilvl w:val="0"/>
           <w:numId w:val="2"/>
         </w:numPr>
-        <w:spacing w:after="0" w:afterAutospacing="0" w:lineRule="auto"/>
+        <w:spacing w:after="0" w:lineRule="auto"/>
         <w:ind w:left="720" w:hanging="360"/>
-        <w:rPr>
-          <w:u w:val="none"/>
-        </w:rPr>
+        <w:rPr/>
       </w:pPr>
       <w:r>
         <w:rPr>
@@ -2009,6 +2004,11 @@
         </w:rPr>
         <w:t xml:space="preserve">Convertir necesidades en Épicas, Features, HU.</w:t>
       </w:r>
+      <w:r>
+        <w:rPr>
+          <w:rtl w:val="0"/>
+        </w:rPr>
+      </w:r>
     </w:p>
     <w:p>
       <w:pPr>
@@ -2016,17 +2016,20 @@
           <w:ilvl w:val="0"/>
           <w:numId w:val="2"/>
         </w:numPr>
-        <w:spacing w:after="0" w:afterAutospacing="0" w:lineRule="auto"/>
+        <w:spacing w:after="0" w:lineRule="auto"/>
         <w:ind w:left="720" w:hanging="360"/>
-        <w:rPr>
-          <w:u w:val="none"/>
-        </w:rPr>
+        <w:rPr/>
       </w:pPr>
       <w:r>
         <w:rPr>
           <w:rtl w:val="0"/>
         </w:rPr>
         <w:t xml:space="preserve">Agregar criterios de aceptación verificables.</w:t>
+      </w:r>
+      <w:r>
+        <w:rPr>
+          <w:rtl w:val="0"/>
+        </w:rPr>
       </w:r>
     </w:p>
     <w:p>
@@ -2037,15 +2040,18 @@
         </w:numPr>
         <w:spacing w:after="60" w:lineRule="auto"/>
         <w:ind w:left="720" w:hanging="360"/>
-        <w:rPr>
-          <w:u w:val="none"/>
-        </w:rPr>
+        <w:rPr/>
       </w:pPr>
       <w:r>
         <w:rPr>
           <w:rtl w:val="0"/>
         </w:rPr>
         <w:t xml:space="preserve">Estimar elementos con Story Points.</w:t>
+      </w:r>
+      <w:r>
+        <w:rPr>
+          <w:rtl w:val="0"/>
+        </w:rPr>
       </w:r>
     </w:p>
     <w:p>
@@ -2084,21 +2090,16 @@
           <w:between w:space="0" w:sz="0" w:val="nil"/>
         </w:pBdr>
         <w:shd w:fill="auto" w:val="clear"/>
-        <w:spacing w:after="0" w:afterAutospacing="0" w:before="0" w:line="276" w:lineRule="auto"/>
+        <w:spacing w:after="0" w:before="0" w:line="276" w:lineRule="auto"/>
         <w:ind w:left="720" w:right="0" w:hanging="360"/>
         <w:jc w:val="left"/>
-      </w:pPr>
-      <w:r>
-        <w:rPr>
-          <w:rtl w:val="0"/>
-        </w:rPr>
-        <w:t xml:space="preserve">Daily Scrum: </w:t>
-      </w:r>
-      <w:r>
-        <w:rPr>
-          <w:rtl w:val="0"/>
-        </w:rPr>
-        <w:t xml:space="preserve">17, 18, 19, 20 y 21 de agosto.</w:t>
+        <w:rPr/>
+      </w:pPr>
+      <w:r>
+        <w:rPr>
+          <w:rtl w:val="0"/>
+        </w:rPr>
+        <w:t xml:space="preserve">Daily Scrum: 17, 18, 19, 20 y 21 de agosto.</w:t>
       </w:r>
     </w:p>
     <w:p>
@@ -2119,21 +2120,16 @@
           <w:between w:space="0" w:sz="0" w:val="nil"/>
         </w:pBdr>
         <w:shd w:fill="auto" w:val="clear"/>
-        <w:spacing w:after="0" w:afterAutospacing="0" w:before="0" w:line="276" w:lineRule="auto"/>
+        <w:spacing w:after="0" w:before="0" w:line="276" w:lineRule="auto"/>
         <w:ind w:left="720" w:right="0" w:hanging="360"/>
         <w:jc w:val="left"/>
-      </w:pPr>
-      <w:r>
-        <w:rPr>
-          <w:rtl w:val="0"/>
-        </w:rPr>
-        <w:t xml:space="preserve">Evidencia esperada: </w:t>
-      </w:r>
-      <w:r>
-        <w:rPr>
-          <w:rtl w:val="0"/>
-        </w:rPr>
-        <w:t xml:space="preserve">Documento ERS, Product Backlog, tabla maestra y catálogo de épicas e historias de usuario.</w:t>
+        <w:rPr/>
+      </w:pPr>
+      <w:r>
+        <w:rPr>
+          <w:rtl w:val="0"/>
+        </w:rPr>
+        <w:t xml:space="preserve">Evidencia esperada: Documento ERS, Product Backlog, tabla maestra y catálogo de épicas e historias de usuario.</w:t>
       </w:r>
     </w:p>
     <w:p>
@@ -2154,21 +2150,16 @@
           <w:between w:space="0" w:sz="0" w:val="nil"/>
         </w:pBdr>
         <w:shd w:fill="auto" w:val="clear"/>
-        <w:spacing w:after="0" w:afterAutospacing="0" w:before="0" w:line="276" w:lineRule="auto"/>
+        <w:spacing w:after="0" w:before="0" w:line="276" w:lineRule="auto"/>
         <w:ind w:left="720" w:right="0" w:hanging="360"/>
         <w:jc w:val="left"/>
-      </w:pPr>
-      <w:r>
-        <w:rPr>
-          <w:rtl w:val="0"/>
-        </w:rPr>
-        <w:t xml:space="preserve">Cierre: </w:t>
-      </w:r>
-      <w:r>
-        <w:rPr>
-          <w:rtl w:val="0"/>
-        </w:rPr>
-        <w:t xml:space="preserve">Sprint Review y Sprint Retrospective.</w:t>
+        <w:rPr/>
+      </w:pPr>
+      <w:r>
+        <w:rPr>
+          <w:rtl w:val="0"/>
+        </w:rPr>
+        <w:t xml:space="preserve">Cierre: Sprint Review y Sprint Retrospective.</w:t>
       </w:r>
     </w:p>
     <w:p>
@@ -2192,36 +2183,26 @@
         <w:spacing w:after="60" w:before="0" w:line="276" w:lineRule="auto"/>
         <w:ind w:left="720" w:right="0" w:hanging="360"/>
         <w:jc w:val="left"/>
-      </w:pPr>
-      <w:r>
-        <w:rPr>
-          <w:rtl w:val="0"/>
-        </w:rPr>
-        <w:t xml:space="preserve">Resultado en Trello: </w:t>
-      </w:r>
-      <w:r>
-        <w:rPr>
-          <w:rtl w:val="0"/>
-        </w:rPr>
-        <w:t xml:space="preserve">objetivo cumplido 3/3 y tarjetas del Sprint marcadas como completadas.</w:t>
-      </w:r>
-      <w:r>
-        <w:rPr>
-          <w:rtl w:val="0"/>
-        </w:rPr>
+        <w:rPr/>
+      </w:pPr>
+      <w:r>
+        <w:rPr>
+          <w:rtl w:val="0"/>
+        </w:rPr>
+        <w:t xml:space="preserve">Resultado en Trello: objetivo cumplido 3/3 y tarjetas del Sprint marcadas como completadas.</w:t>
       </w:r>
     </w:p>
     <w:p>
       <w:pPr>
         <w:pBdr>
-          <w:top w:color="auto" w:space="0" w:sz="0" w:val="none"/>
-          <w:left w:color="auto" w:space="0" w:sz="0" w:val="none"/>
-          <w:bottom w:color="auto" w:space="0" w:sz="0" w:val="none"/>
-          <w:right w:color="auto" w:space="0" w:sz="0" w:val="none"/>
-          <w:between w:color="auto" w:space="0" w:sz="0" w:val="none"/>
+          <w:top w:color="000000" w:space="0" w:sz="0" w:val="none"/>
+          <w:left w:color="000000" w:space="0" w:sz="0" w:val="none"/>
+          <w:bottom w:color="000000" w:space="0" w:sz="0" w:val="none"/>
+          <w:right w:color="000000" w:space="0" w:sz="0" w:val="none"/>
+          <w:between w:color="000000" w:space="0" w:sz="0" w:val="none"/>
         </w:pBdr>
         <w:shd w:fill="ffffff" w:val="clear"/>
-        <w:spacing w:after="100" w:before="200" w:line="259.20000000000005" w:lineRule="auto"/>
+        <w:spacing w:after="100" w:before="200" w:line="259.2000000000001" w:lineRule="auto"/>
         <w:rPr>
           <w:rFonts w:ascii="Calibri" w:cs="Calibri" w:eastAsia="Calibri" w:hAnsi="Calibri"/>
           <w:b w:val="1"/>
@@ -2253,15 +2234,16 @@
           <w:numId w:val="3"/>
         </w:numPr>
         <w:pBdr>
-          <w:top w:color="auto" w:space="0" w:sz="0" w:val="none"/>
-          <w:left w:color="auto" w:space="0" w:sz="0" w:val="none"/>
-          <w:bottom w:color="auto" w:space="0" w:sz="0" w:val="none"/>
-          <w:right w:color="auto" w:space="0" w:sz="0" w:val="none"/>
-          <w:between w:color="auto" w:space="0" w:sz="0" w:val="none"/>
+          <w:top w:color="000000" w:space="0" w:sz="0" w:val="none"/>
+          <w:left w:color="000000" w:space="0" w:sz="0" w:val="none"/>
+          <w:bottom w:color="000000" w:space="0" w:sz="0" w:val="none"/>
+          <w:right w:color="000000" w:space="0" w:sz="0" w:val="none"/>
+          <w:between w:color="000000" w:space="0" w:sz="0" w:val="none"/>
         </w:pBdr>
         <w:shd w:fill="ffffff" w:val="clear"/>
-        <w:spacing w:after="0" w:afterAutospacing="0" w:line="259.20000000000005" w:lineRule="auto"/>
+        <w:spacing w:after="0" w:line="259.2000000000001" w:lineRule="auto"/>
         <w:ind w:left="720" w:hanging="360"/>
+        <w:rPr/>
       </w:pPr>
       <w:r>
         <w:rPr>
@@ -2277,15 +2259,16 @@
           <w:numId w:val="3"/>
         </w:numPr>
         <w:pBdr>
-          <w:top w:color="auto" w:space="0" w:sz="0" w:val="none"/>
-          <w:left w:color="auto" w:space="0" w:sz="0" w:val="none"/>
-          <w:bottom w:color="auto" w:space="0" w:sz="0" w:val="none"/>
-          <w:right w:color="auto" w:space="0" w:sz="0" w:val="none"/>
-          <w:between w:color="auto" w:space="0" w:sz="0" w:val="none"/>
+          <w:top w:color="000000" w:space="0" w:sz="0" w:val="none"/>
+          <w:left w:color="000000" w:space="0" w:sz="0" w:val="none"/>
+          <w:bottom w:color="000000" w:space="0" w:sz="0" w:val="none"/>
+          <w:right w:color="000000" w:space="0" w:sz="0" w:val="none"/>
+          <w:between w:color="000000" w:space="0" w:sz="0" w:val="none"/>
         </w:pBdr>
         <w:shd w:fill="ffffff" w:val="clear"/>
-        <w:spacing w:after="0" w:afterAutospacing="0" w:line="259.20000000000005" w:lineRule="auto"/>
+        <w:spacing w:after="0" w:line="259.2000000000001" w:lineRule="auto"/>
         <w:ind w:left="720" w:hanging="360"/>
+        <w:rPr/>
       </w:pPr>
       <w:r>
         <w:rPr>
@@ -2301,15 +2284,16 @@
           <w:numId w:val="3"/>
         </w:numPr>
         <w:pBdr>
-          <w:top w:color="auto" w:space="0" w:sz="0" w:val="none"/>
-          <w:left w:color="auto" w:space="0" w:sz="0" w:val="none"/>
-          <w:bottom w:color="auto" w:space="0" w:sz="0" w:val="none"/>
-          <w:right w:color="auto" w:space="0" w:sz="0" w:val="none"/>
-          <w:between w:color="auto" w:space="0" w:sz="0" w:val="none"/>
+          <w:top w:color="000000" w:space="0" w:sz="0" w:val="none"/>
+          <w:left w:color="000000" w:space="0" w:sz="0" w:val="none"/>
+          <w:bottom w:color="000000" w:space="0" w:sz="0" w:val="none"/>
+          <w:right w:color="000000" w:space="0" w:sz="0" w:val="none"/>
+          <w:between w:color="000000" w:space="0" w:sz="0" w:val="none"/>
         </w:pBdr>
         <w:shd w:fill="ffffff" w:val="clear"/>
-        <w:spacing w:after="0" w:afterAutospacing="0" w:line="259.20000000000005" w:lineRule="auto"/>
+        <w:spacing w:after="0" w:line="259.2000000000001" w:lineRule="auto"/>
         <w:ind w:left="720" w:hanging="360"/>
+        <w:rPr/>
       </w:pPr>
       <w:r>
         <w:rPr>
@@ -2325,15 +2309,16 @@
           <w:numId w:val="3"/>
         </w:numPr>
         <w:pBdr>
-          <w:top w:color="auto" w:space="0" w:sz="0" w:val="none"/>
-          <w:left w:color="auto" w:space="0" w:sz="0" w:val="none"/>
-          <w:bottom w:color="auto" w:space="0" w:sz="0" w:val="none"/>
-          <w:right w:color="auto" w:space="0" w:sz="0" w:val="none"/>
-          <w:between w:color="auto" w:space="0" w:sz="0" w:val="none"/>
+          <w:top w:color="000000" w:space="0" w:sz="0" w:val="none"/>
+          <w:left w:color="000000" w:space="0" w:sz="0" w:val="none"/>
+          <w:bottom w:color="000000" w:space="0" w:sz="0" w:val="none"/>
+          <w:right w:color="000000" w:space="0" w:sz="0" w:val="none"/>
+          <w:between w:color="000000" w:space="0" w:sz="0" w:val="none"/>
         </w:pBdr>
         <w:shd w:fill="ffffff" w:val="clear"/>
-        <w:spacing w:after="0" w:afterAutospacing="0" w:line="259.20000000000005" w:lineRule="auto"/>
+        <w:spacing w:after="0" w:line="259.2000000000001" w:lineRule="auto"/>
         <w:ind w:left="720" w:hanging="360"/>
+        <w:rPr/>
       </w:pPr>
       <w:r>
         <w:rPr>
@@ -2349,15 +2334,16 @@
           <w:numId w:val="3"/>
         </w:numPr>
         <w:pBdr>
-          <w:top w:color="auto" w:space="0" w:sz="0" w:val="none"/>
-          <w:left w:color="auto" w:space="0" w:sz="0" w:val="none"/>
-          <w:bottom w:color="auto" w:space="0" w:sz="0" w:val="none"/>
-          <w:right w:color="auto" w:space="0" w:sz="0" w:val="none"/>
-          <w:between w:color="auto" w:space="0" w:sz="0" w:val="none"/>
+          <w:top w:color="000000" w:space="0" w:sz="0" w:val="none"/>
+          <w:left w:color="000000" w:space="0" w:sz="0" w:val="none"/>
+          <w:bottom w:color="000000" w:space="0" w:sz="0" w:val="none"/>
+          <w:right w:color="000000" w:space="0" w:sz="0" w:val="none"/>
+          <w:between w:color="000000" w:space="0" w:sz="0" w:val="none"/>
         </w:pBdr>
         <w:shd w:fill="ffffff" w:val="clear"/>
-        <w:spacing w:after="0" w:afterAutospacing="0" w:line="259.20000000000005" w:lineRule="auto"/>
+        <w:spacing w:after="0" w:line="259.2000000000001" w:lineRule="auto"/>
         <w:ind w:left="720" w:hanging="360"/>
+        <w:rPr/>
       </w:pPr>
       <w:r>
         <w:rPr>
@@ -2373,15 +2359,16 @@
           <w:numId w:val="3"/>
         </w:numPr>
         <w:pBdr>
-          <w:top w:color="auto" w:space="0" w:sz="0" w:val="none"/>
-          <w:left w:color="auto" w:space="0" w:sz="0" w:val="none"/>
-          <w:bottom w:color="auto" w:space="0" w:sz="0" w:val="none"/>
-          <w:right w:color="auto" w:space="0" w:sz="0" w:val="none"/>
-          <w:between w:color="auto" w:space="0" w:sz="0" w:val="none"/>
+          <w:top w:color="000000" w:space="0" w:sz="0" w:val="none"/>
+          <w:left w:color="000000" w:space="0" w:sz="0" w:val="none"/>
+          <w:bottom w:color="000000" w:space="0" w:sz="0" w:val="none"/>
+          <w:right w:color="000000" w:space="0" w:sz="0" w:val="none"/>
+          <w:between w:color="000000" w:space="0" w:sz="0" w:val="none"/>
         </w:pBdr>
         <w:shd w:fill="ffffff" w:val="clear"/>
-        <w:spacing w:after="0" w:afterAutospacing="0" w:line="259.20000000000005" w:lineRule="auto"/>
+        <w:spacing w:after="0" w:line="259.2000000000001" w:lineRule="auto"/>
         <w:ind w:left="720" w:hanging="360"/>
+        <w:rPr/>
       </w:pPr>
       <w:r>
         <w:rPr>
@@ -2397,15 +2384,16 @@
           <w:numId w:val="3"/>
         </w:numPr>
         <w:pBdr>
-          <w:top w:color="auto" w:space="0" w:sz="0" w:val="none"/>
-          <w:left w:color="auto" w:space="0" w:sz="0" w:val="none"/>
-          <w:bottom w:color="auto" w:space="0" w:sz="0" w:val="none"/>
-          <w:right w:color="auto" w:space="0" w:sz="0" w:val="none"/>
-          <w:between w:color="auto" w:space="0" w:sz="0" w:val="none"/>
+          <w:top w:color="000000" w:space="0" w:sz="0" w:val="none"/>
+          <w:left w:color="000000" w:space="0" w:sz="0" w:val="none"/>
+          <w:bottom w:color="000000" w:space="0" w:sz="0" w:val="none"/>
+          <w:right w:color="000000" w:space="0" w:sz="0" w:val="none"/>
+          <w:between w:color="000000" w:space="0" w:sz="0" w:val="none"/>
         </w:pBdr>
         <w:shd w:fill="ffffff" w:val="clear"/>
-        <w:spacing w:after="0" w:afterAutospacing="0" w:line="259.20000000000005" w:lineRule="auto"/>
+        <w:spacing w:after="0" w:line="259.2000000000001" w:lineRule="auto"/>
         <w:ind w:left="720" w:hanging="360"/>
+        <w:rPr/>
       </w:pPr>
       <w:r>
         <w:rPr>
@@ -2421,15 +2409,16 @@
           <w:numId w:val="3"/>
         </w:numPr>
         <w:pBdr>
-          <w:top w:color="auto" w:space="0" w:sz="0" w:val="none"/>
-          <w:left w:color="auto" w:space="0" w:sz="0" w:val="none"/>
-          <w:bottom w:color="auto" w:space="0" w:sz="0" w:val="none"/>
-          <w:right w:color="auto" w:space="0" w:sz="0" w:val="none"/>
-          <w:between w:color="auto" w:space="0" w:sz="0" w:val="none"/>
+          <w:top w:color="000000" w:space="0" w:sz="0" w:val="none"/>
+          <w:left w:color="000000" w:space="0" w:sz="0" w:val="none"/>
+          <w:bottom w:color="000000" w:space="0" w:sz="0" w:val="none"/>
+          <w:right w:color="000000" w:space="0" w:sz="0" w:val="none"/>
+          <w:between w:color="000000" w:space="0" w:sz="0" w:val="none"/>
         </w:pBdr>
         <w:shd w:fill="ffffff" w:val="clear"/>
-        <w:spacing w:after="100" w:line="259.20000000000005" w:lineRule="auto"/>
+        <w:spacing w:after="100" w:line="259.2000000000001" w:lineRule="auto"/>
         <w:ind w:left="720" w:hanging="360"/>
+        <w:rPr/>
       </w:pPr>
       <w:r>
         <w:rPr>
@@ -2451,7 +2440,7 @@
           <w:szCs w:val="34"/>
         </w:rPr>
       </w:pPr>
-      <w:bookmarkStart w:colFirst="0" w:colLast="0" w:name="_dh2hh9c79x17" w:id="2"/>
+      <w:bookmarkStart w:colFirst="0" w:colLast="0" w:name="_heading=h.86yyq1qy36u6" w:id="2"/>
       <w:bookmarkEnd w:id="2"/>
       <w:r>
         <w:rPr>
@@ -2492,7 +2481,7 @@
           <w:szCs w:val="34"/>
         </w:rPr>
       </w:pPr>
-      <w:bookmarkStart w:colFirst="0" w:colLast="0" w:name="_pwg6wj4buccy" w:id="3"/>
+      <w:bookmarkStart w:colFirst="0" w:colLast="0" w:name="_heading=h.ffrjt53iwig9" w:id="3"/>
       <w:bookmarkEnd w:id="3"/>
       <w:r>
         <w:rPr>
@@ -2746,11 +2735,6 @@
               </w:rPr>
               <w:t xml:space="preserve">Story Points</w:t>
             </w:r>
-            <w:r>
-              <w:rPr>
-                <w:rtl w:val="0"/>
-              </w:rPr>
-            </w:r>
           </w:p>
         </w:tc>
         <w:tc>
@@ -3197,11 +3181,9 @@
           <w:ilvl w:val="0"/>
           <w:numId w:val="5"/>
         </w:numPr>
-        <w:spacing w:after="0" w:afterAutospacing="0" w:lineRule="auto"/>
+        <w:spacing w:after="0" w:lineRule="auto"/>
         <w:ind w:left="720" w:hanging="360"/>
-        <w:rPr>
-          <w:u w:val="none"/>
-        </w:rPr>
+        <w:rPr/>
       </w:pPr>
       <w:r>
         <w:rPr>
@@ -3209,6 +3191,11 @@
         </w:rPr>
         <w:t xml:space="preserve">Definir componentes a utilizar para el desarrollo de la aplicación web, aplicación  móvil, aplicación de escritorio, del backend y la base de datos.</w:t>
       </w:r>
+      <w:r>
+        <w:rPr>
+          <w:rtl w:val="0"/>
+        </w:rPr>
+      </w:r>
     </w:p>
     <w:p>
       <w:pPr>
@@ -3216,11 +3203,9 @@
           <w:ilvl w:val="0"/>
           <w:numId w:val="5"/>
         </w:numPr>
-        <w:spacing w:after="0" w:afterAutospacing="0" w:lineRule="auto"/>
+        <w:spacing w:after="0" w:lineRule="auto"/>
         <w:ind w:left="720" w:hanging="360"/>
-        <w:rPr>
-          <w:u w:val="none"/>
-        </w:rPr>
+        <w:rPr/>
       </w:pPr>
       <w:r>
         <w:rPr>
@@ -3228,6 +3213,11 @@
         </w:rPr>
         <w:t xml:space="preserve">Definir límites de privacidad para ubicación e información médica.</w:t>
       </w:r>
+      <w:r>
+        <w:rPr>
+          <w:rtl w:val="0"/>
+        </w:rPr>
+      </w:r>
     </w:p>
     <w:p>
       <w:pPr>
@@ -3235,11 +3225,9 @@
           <w:ilvl w:val="0"/>
           <w:numId w:val="5"/>
         </w:numPr>
-        <w:spacing w:after="0" w:afterAutospacing="0" w:lineRule="auto"/>
+        <w:spacing w:after="0" w:lineRule="auto"/>
         <w:ind w:left="720" w:hanging="360"/>
-        <w:rPr>
-          <w:u w:val="none"/>
-        </w:rPr>
+        <w:rPr/>
       </w:pPr>
       <w:r>
         <w:rPr>
@@ -3247,6 +3235,11 @@
         </w:rPr>
         <w:t xml:space="preserve">Crear mockups del flujo crítico.</w:t>
       </w:r>
+      <w:r>
+        <w:rPr>
+          <w:rtl w:val="0"/>
+        </w:rPr>
+      </w:r>
     </w:p>
     <w:p>
       <w:pPr>
@@ -3254,17 +3247,20 @@
           <w:ilvl w:val="0"/>
           <w:numId w:val="5"/>
         </w:numPr>
-        <w:spacing w:after="0" w:afterAutospacing="0" w:lineRule="auto"/>
+        <w:spacing w:after="0" w:lineRule="auto"/>
         <w:ind w:left="720" w:hanging="360"/>
-        <w:rPr>
-          <w:u w:val="none"/>
-        </w:rPr>
+        <w:rPr/>
       </w:pPr>
       <w:r>
         <w:rPr>
           <w:rtl w:val="0"/>
         </w:rPr>
         <w:t xml:space="preserve">Evaluar qué tecnologías se van a utilizar a lo largo del proyecto.</w:t>
+      </w:r>
+      <w:r>
+        <w:rPr>
+          <w:rtl w:val="0"/>
+        </w:rPr>
       </w:r>
     </w:p>
     <w:p>
@@ -3275,15 +3271,18 @@
         </w:numPr>
         <w:spacing w:after="60" w:lineRule="auto"/>
         <w:ind w:left="720" w:hanging="360"/>
-        <w:rPr>
-          <w:u w:val="none"/>
-        </w:rPr>
+        <w:rPr/>
       </w:pPr>
       <w:r>
         <w:rPr>
           <w:rtl w:val="0"/>
         </w:rPr>
         <w:t xml:space="preserve">Preparar la demostración de diseño para la clase.</w:t>
+      </w:r>
+      <w:r>
+        <w:rPr>
+          <w:rtl w:val="0"/>
+        </w:rPr>
       </w:r>
     </w:p>
     <w:p>
@@ -3322,21 +3321,16 @@
           <w:between w:space="0" w:sz="0" w:val="nil"/>
         </w:pBdr>
         <w:shd w:fill="auto" w:val="clear"/>
-        <w:spacing w:after="0" w:afterAutospacing="0" w:before="0" w:line="276" w:lineRule="auto"/>
+        <w:spacing w:after="0" w:before="0" w:line="276" w:lineRule="auto"/>
         <w:ind w:left="720" w:right="0" w:hanging="360"/>
         <w:jc w:val="left"/>
-      </w:pPr>
-      <w:r>
-        <w:rPr>
-          <w:rtl w:val="0"/>
-        </w:rPr>
-        <w:t xml:space="preserve">Daily Scrum: </w:t>
-      </w:r>
-      <w:r>
-        <w:rPr>
-          <w:rtl w:val="0"/>
-        </w:rPr>
-        <w:t xml:space="preserve">24, 25, 26, 27 y 28 de agosto.</w:t>
+        <w:rPr/>
+      </w:pPr>
+      <w:r>
+        <w:rPr>
+          <w:rtl w:val="0"/>
+        </w:rPr>
+        <w:t xml:space="preserve">Daily Scrum: 24, 25, 26, 27 y 28 de agosto.</w:t>
       </w:r>
     </w:p>
     <w:p>
@@ -3357,21 +3351,16 @@
           <w:between w:space="0" w:sz="0" w:val="nil"/>
         </w:pBdr>
         <w:shd w:fill="auto" w:val="clear"/>
-        <w:spacing w:after="0" w:afterAutospacing="0" w:before="0" w:line="276" w:lineRule="auto"/>
+        <w:spacing w:after="0" w:before="0" w:line="276" w:lineRule="auto"/>
         <w:ind w:left="720" w:right="0" w:hanging="360"/>
         <w:jc w:val="left"/>
-      </w:pPr>
-      <w:r>
-        <w:rPr>
-          <w:rtl w:val="0"/>
-        </w:rPr>
-        <w:t xml:space="preserve">Evidencia esperada: </w:t>
-      </w:r>
-      <w:r>
-        <w:rPr>
-          <w:rtl w:val="0"/>
-        </w:rPr>
-        <w:t xml:space="preserve">Wireframes o mockups, diagrama UML, especificación de herramientas y servicios, y documento de arquitectura.</w:t>
+        <w:rPr/>
+      </w:pPr>
+      <w:r>
+        <w:rPr>
+          <w:rtl w:val="0"/>
+        </w:rPr>
+        <w:t xml:space="preserve">Evidencia esperada: Wireframes o mockups, diagrama UML, especificación de herramientas y servicios, y documento de arquitectura.</w:t>
       </w:r>
     </w:p>
     <w:p>
@@ -3392,21 +3381,16 @@
           <w:between w:space="0" w:sz="0" w:val="nil"/>
         </w:pBdr>
         <w:shd w:fill="auto" w:val="clear"/>
-        <w:spacing w:after="0" w:afterAutospacing="0" w:before="0" w:line="276" w:lineRule="auto"/>
+        <w:spacing w:after="0" w:before="0" w:line="276" w:lineRule="auto"/>
         <w:ind w:left="720" w:right="0" w:hanging="360"/>
         <w:jc w:val="left"/>
-      </w:pPr>
-      <w:r>
-        <w:rPr>
-          <w:rtl w:val="0"/>
-        </w:rPr>
-        <w:t xml:space="preserve">Cierre: </w:t>
-      </w:r>
-      <w:r>
-        <w:rPr>
-          <w:rtl w:val="0"/>
-        </w:rPr>
-        <w:t xml:space="preserve">Sprint Review y Sprint Retrospective registradas el 28 de agosto de 2026.</w:t>
+        <w:rPr/>
+      </w:pPr>
+      <w:r>
+        <w:rPr>
+          <w:rtl w:val="0"/>
+        </w:rPr>
+        <w:t xml:space="preserve">Cierre: Sprint Review y Sprint Retrospective registradas el 28 de agosto de 2026.</w:t>
       </w:r>
     </w:p>
     <w:p>
@@ -3430,36 +3414,26 @@
         <w:spacing w:after="60" w:before="0" w:line="276" w:lineRule="auto"/>
         <w:ind w:left="720" w:right="0" w:hanging="360"/>
         <w:jc w:val="left"/>
-      </w:pPr>
-      <w:r>
-        <w:rPr>
-          <w:rtl w:val="0"/>
-        </w:rPr>
-        <w:t xml:space="preserve">Resultado en Trello: </w:t>
-      </w:r>
-      <w:r>
-        <w:rPr>
-          <w:rtl w:val="0"/>
-        </w:rPr>
-        <w:t xml:space="preserve">objetivo cumplido 3/3 y tarjetas del Sprint marcadas como completadas.</w:t>
-      </w:r>
-      <w:r>
-        <w:rPr>
-          <w:rtl w:val="0"/>
-        </w:rPr>
+        <w:rPr/>
+      </w:pPr>
+      <w:r>
+        <w:rPr>
+          <w:rtl w:val="0"/>
+        </w:rPr>
+        <w:t xml:space="preserve">Resultado en Trello: objetivo cumplido 3/3 y tarjetas del Sprint marcadas como completadas.</w:t>
       </w:r>
     </w:p>
     <w:p>
       <w:pPr>
         <w:pBdr>
-          <w:top w:color="auto" w:space="0" w:sz="0" w:val="none"/>
-          <w:left w:color="auto" w:space="0" w:sz="0" w:val="none"/>
-          <w:bottom w:color="auto" w:space="0" w:sz="0" w:val="none"/>
-          <w:right w:color="auto" w:space="0" w:sz="0" w:val="none"/>
-          <w:between w:color="auto" w:space="0" w:sz="0" w:val="none"/>
+          <w:top w:color="000000" w:space="0" w:sz="0" w:val="none"/>
+          <w:left w:color="000000" w:space="0" w:sz="0" w:val="none"/>
+          <w:bottom w:color="000000" w:space="0" w:sz="0" w:val="none"/>
+          <w:right w:color="000000" w:space="0" w:sz="0" w:val="none"/>
+          <w:between w:color="000000" w:space="0" w:sz="0" w:val="none"/>
         </w:pBdr>
         <w:shd w:fill="ffffff" w:val="clear"/>
-        <w:spacing w:after="100" w:before="200" w:line="259.20000000000005" w:lineRule="auto"/>
+        <w:spacing w:after="100" w:before="200" w:line="259.2000000000001" w:lineRule="auto"/>
         <w:rPr>
           <w:rFonts w:ascii="Calibri" w:cs="Calibri" w:eastAsia="Calibri" w:hAnsi="Calibri"/>
           <w:b w:val="1"/>
@@ -3491,15 +3465,16 @@
           <w:numId w:val="3"/>
         </w:numPr>
         <w:pBdr>
-          <w:top w:color="auto" w:space="0" w:sz="0" w:val="none"/>
-          <w:left w:color="auto" w:space="0" w:sz="0" w:val="none"/>
-          <w:bottom w:color="auto" w:space="0" w:sz="0" w:val="none"/>
-          <w:right w:color="auto" w:space="0" w:sz="0" w:val="none"/>
-          <w:between w:color="auto" w:space="0" w:sz="0" w:val="none"/>
+          <w:top w:color="000000" w:space="0" w:sz="0" w:val="none"/>
+          <w:left w:color="000000" w:space="0" w:sz="0" w:val="none"/>
+          <w:bottom w:color="000000" w:space="0" w:sz="0" w:val="none"/>
+          <w:right w:color="000000" w:space="0" w:sz="0" w:val="none"/>
+          <w:between w:color="000000" w:space="0" w:sz="0" w:val="none"/>
         </w:pBdr>
         <w:shd w:fill="ffffff" w:val="clear"/>
-        <w:spacing w:after="0" w:afterAutospacing="0" w:line="259.20000000000005" w:lineRule="auto"/>
+        <w:spacing w:after="0" w:line="259.2000000000001" w:lineRule="auto"/>
         <w:ind w:left="720" w:hanging="360"/>
+        <w:rPr/>
       </w:pPr>
       <w:r>
         <w:rPr>
@@ -3515,15 +3490,16 @@
           <w:numId w:val="3"/>
         </w:numPr>
         <w:pBdr>
-          <w:top w:color="auto" w:space="0" w:sz="0" w:val="none"/>
-          <w:left w:color="auto" w:space="0" w:sz="0" w:val="none"/>
-          <w:bottom w:color="auto" w:space="0" w:sz="0" w:val="none"/>
-          <w:right w:color="auto" w:space="0" w:sz="0" w:val="none"/>
-          <w:between w:color="auto" w:space="0" w:sz="0" w:val="none"/>
+          <w:top w:color="000000" w:space="0" w:sz="0" w:val="none"/>
+          <w:left w:color="000000" w:space="0" w:sz="0" w:val="none"/>
+          <w:bottom w:color="000000" w:space="0" w:sz="0" w:val="none"/>
+          <w:right w:color="000000" w:space="0" w:sz="0" w:val="none"/>
+          <w:between w:color="000000" w:space="0" w:sz="0" w:val="none"/>
         </w:pBdr>
         <w:shd w:fill="ffffff" w:val="clear"/>
-        <w:spacing w:after="0" w:afterAutospacing="0" w:line="259.20000000000005" w:lineRule="auto"/>
+        <w:spacing w:after="0" w:line="259.2000000000001" w:lineRule="auto"/>
         <w:ind w:left="720" w:hanging="360"/>
+        <w:rPr/>
       </w:pPr>
       <w:r>
         <w:rPr>
@@ -3539,15 +3515,16 @@
           <w:numId w:val="3"/>
         </w:numPr>
         <w:pBdr>
-          <w:top w:color="auto" w:space="0" w:sz="0" w:val="none"/>
-          <w:left w:color="auto" w:space="0" w:sz="0" w:val="none"/>
-          <w:bottom w:color="auto" w:space="0" w:sz="0" w:val="none"/>
-          <w:right w:color="auto" w:space="0" w:sz="0" w:val="none"/>
-          <w:between w:color="auto" w:space="0" w:sz="0" w:val="none"/>
+          <w:top w:color="000000" w:space="0" w:sz="0" w:val="none"/>
+          <w:left w:color="000000" w:space="0" w:sz="0" w:val="none"/>
+          <w:bottom w:color="000000" w:space="0" w:sz="0" w:val="none"/>
+          <w:right w:color="000000" w:space="0" w:sz="0" w:val="none"/>
+          <w:between w:color="000000" w:space="0" w:sz="0" w:val="none"/>
         </w:pBdr>
         <w:shd w:fill="ffffff" w:val="clear"/>
-        <w:spacing w:after="0" w:afterAutospacing="0" w:line="259.20000000000005" w:lineRule="auto"/>
+        <w:spacing w:after="0" w:line="259.2000000000001" w:lineRule="auto"/>
         <w:ind w:left="720" w:hanging="360"/>
+        <w:rPr/>
       </w:pPr>
       <w:r>
         <w:rPr>
@@ -3563,15 +3540,16 @@
           <w:numId w:val="3"/>
         </w:numPr>
         <w:pBdr>
-          <w:top w:color="auto" w:space="0" w:sz="0" w:val="none"/>
-          <w:left w:color="auto" w:space="0" w:sz="0" w:val="none"/>
-          <w:bottom w:color="auto" w:space="0" w:sz="0" w:val="none"/>
-          <w:right w:color="auto" w:space="0" w:sz="0" w:val="none"/>
-          <w:between w:color="auto" w:space="0" w:sz="0" w:val="none"/>
+          <w:top w:color="000000" w:space="0" w:sz="0" w:val="none"/>
+          <w:left w:color="000000" w:space="0" w:sz="0" w:val="none"/>
+          <w:bottom w:color="000000" w:space="0" w:sz="0" w:val="none"/>
+          <w:right w:color="000000" w:space="0" w:sz="0" w:val="none"/>
+          <w:between w:color="000000" w:space="0" w:sz="0" w:val="none"/>
         </w:pBdr>
         <w:shd w:fill="ffffff" w:val="clear"/>
-        <w:spacing w:after="0" w:afterAutospacing="0" w:line="259.20000000000005" w:lineRule="auto"/>
+        <w:spacing w:after="0" w:line="259.2000000000001" w:lineRule="auto"/>
         <w:ind w:left="720" w:hanging="360"/>
+        <w:rPr/>
       </w:pPr>
       <w:r>
         <w:rPr>
@@ -3587,15 +3565,16 @@
           <w:numId w:val="3"/>
         </w:numPr>
         <w:pBdr>
-          <w:top w:color="auto" w:space="0" w:sz="0" w:val="none"/>
-          <w:left w:color="auto" w:space="0" w:sz="0" w:val="none"/>
-          <w:bottom w:color="auto" w:space="0" w:sz="0" w:val="none"/>
-          <w:right w:color="auto" w:space="0" w:sz="0" w:val="none"/>
-          <w:between w:color="auto" w:space="0" w:sz="0" w:val="none"/>
+          <w:top w:color="000000" w:space="0" w:sz="0" w:val="none"/>
+          <w:left w:color="000000" w:space="0" w:sz="0" w:val="none"/>
+          <w:bottom w:color="000000" w:space="0" w:sz="0" w:val="none"/>
+          <w:right w:color="000000" w:space="0" w:sz="0" w:val="none"/>
+          <w:between w:color="000000" w:space="0" w:sz="0" w:val="none"/>
         </w:pBdr>
         <w:shd w:fill="ffffff" w:val="clear"/>
-        <w:spacing w:after="0" w:afterAutospacing="0" w:line="259.20000000000005" w:lineRule="auto"/>
+        <w:spacing w:after="0" w:line="259.2000000000001" w:lineRule="auto"/>
         <w:ind w:left="720" w:hanging="360"/>
+        <w:rPr/>
       </w:pPr>
       <w:r>
         <w:rPr>
@@ -3611,15 +3590,16 @@
           <w:numId w:val="3"/>
         </w:numPr>
         <w:pBdr>
-          <w:top w:color="auto" w:space="0" w:sz="0" w:val="none"/>
-          <w:left w:color="auto" w:space="0" w:sz="0" w:val="none"/>
-          <w:bottom w:color="auto" w:space="0" w:sz="0" w:val="none"/>
-          <w:right w:color="auto" w:space="0" w:sz="0" w:val="none"/>
-          <w:between w:color="auto" w:space="0" w:sz="0" w:val="none"/>
+          <w:top w:color="000000" w:space="0" w:sz="0" w:val="none"/>
+          <w:left w:color="000000" w:space="0" w:sz="0" w:val="none"/>
+          <w:bottom w:color="000000" w:space="0" w:sz="0" w:val="none"/>
+          <w:right w:color="000000" w:space="0" w:sz="0" w:val="none"/>
+          <w:between w:color="000000" w:space="0" w:sz="0" w:val="none"/>
         </w:pBdr>
         <w:shd w:fill="ffffff" w:val="clear"/>
-        <w:spacing w:after="0" w:afterAutospacing="0" w:line="259.20000000000005" w:lineRule="auto"/>
+        <w:spacing w:after="0" w:line="259.2000000000001" w:lineRule="auto"/>
         <w:ind w:left="720" w:hanging="360"/>
+        <w:rPr/>
       </w:pPr>
       <w:r>
         <w:rPr>
@@ -3635,15 +3615,16 @@
           <w:numId w:val="3"/>
         </w:numPr>
         <w:pBdr>
-          <w:top w:color="auto" w:space="0" w:sz="0" w:val="none"/>
-          <w:left w:color="auto" w:space="0" w:sz="0" w:val="none"/>
-          <w:bottom w:color="auto" w:space="0" w:sz="0" w:val="none"/>
-          <w:right w:color="auto" w:space="0" w:sz="0" w:val="none"/>
-          <w:between w:color="auto" w:space="0" w:sz="0" w:val="none"/>
+          <w:top w:color="000000" w:space="0" w:sz="0" w:val="none"/>
+          <w:left w:color="000000" w:space="0" w:sz="0" w:val="none"/>
+          <w:bottom w:color="000000" w:space="0" w:sz="0" w:val="none"/>
+          <w:right w:color="000000" w:space="0" w:sz="0" w:val="none"/>
+          <w:between w:color="000000" w:space="0" w:sz="0" w:val="none"/>
         </w:pBdr>
         <w:shd w:fill="ffffff" w:val="clear"/>
-        <w:spacing w:after="0" w:afterAutospacing="0" w:line="259.20000000000005" w:lineRule="auto"/>
+        <w:spacing w:after="0" w:line="259.2000000000001" w:lineRule="auto"/>
         <w:ind w:left="720" w:hanging="360"/>
+        <w:rPr/>
       </w:pPr>
       <w:r>
         <w:rPr>
@@ -3659,15 +3640,16 @@
           <w:numId w:val="3"/>
         </w:numPr>
         <w:pBdr>
-          <w:top w:color="auto" w:space="0" w:sz="0" w:val="none"/>
-          <w:left w:color="auto" w:space="0" w:sz="0" w:val="none"/>
-          <w:bottom w:color="auto" w:space="0" w:sz="0" w:val="none"/>
-          <w:right w:color="auto" w:space="0" w:sz="0" w:val="none"/>
-          <w:between w:color="auto" w:space="0" w:sz="0" w:val="none"/>
+          <w:top w:color="000000" w:space="0" w:sz="0" w:val="none"/>
+          <w:left w:color="000000" w:space="0" w:sz="0" w:val="none"/>
+          <w:bottom w:color="000000" w:space="0" w:sz="0" w:val="none"/>
+          <w:right w:color="000000" w:space="0" w:sz="0" w:val="none"/>
+          <w:between w:color="000000" w:space="0" w:sz="0" w:val="none"/>
         </w:pBdr>
         <w:shd w:fill="ffffff" w:val="clear"/>
-        <w:spacing w:after="100" w:line="259.20000000000005" w:lineRule="auto"/>
+        <w:spacing w:after="100" w:line="259.2000000000001" w:lineRule="auto"/>
         <w:ind w:left="720" w:hanging="360"/>
+        <w:rPr/>
       </w:pPr>
       <w:r>
         <w:rPr>
@@ -3689,8 +3671,38 @@
           <w:szCs w:val="34"/>
         </w:rPr>
       </w:pPr>
-      <w:bookmarkStart w:colFirst="0" w:colLast="0" w:name="_c0fcvdhqic0" w:id="4"/>
+      <w:bookmarkStart w:colFirst="0" w:colLast="0" w:name="_heading=h.f8fwgao268t5" w:id="4"/>
       <w:bookmarkEnd w:id="4"/>
+      <w:r>
+        <w:rPr>
+          <w:rtl w:val="0"/>
+        </w:rPr>
+      </w:r>
+    </w:p>
+    <w:p>
+      <w:pPr>
+        <w:rPr/>
+      </w:pPr>
+      <w:r>
+        <w:rPr>
+          <w:rtl w:val="0"/>
+        </w:rPr>
+      </w:r>
+    </w:p>
+    <w:p>
+      <w:pPr>
+        <w:rPr/>
+      </w:pPr>
+      <w:r>
+        <w:rPr>
+          <w:rtl w:val="0"/>
+        </w:rPr>
+      </w:r>
+    </w:p>
+    <w:p>
+      <w:pPr>
+        <w:rPr/>
+      </w:pPr>
       <w:r>
         <w:rPr>
           <w:rtl w:val="0"/>
@@ -3710,7 +3722,7 @@
           <w:szCs w:val="34"/>
         </w:rPr>
       </w:pPr>
-      <w:bookmarkStart w:colFirst="0" w:colLast="0" w:name="_dfvq2acsfevl" w:id="5"/>
+      <w:bookmarkStart w:colFirst="0" w:colLast="0" w:name="_heading=h.n0jfh2nxsc2c" w:id="5"/>
       <w:bookmarkEnd w:id="5"/>
       <w:r>
         <w:rPr>
@@ -3956,11 +3968,6 @@
               </w:rPr>
               <w:t xml:space="preserve">Story Points</w:t>
             </w:r>
-            <w:r>
-              <w:rPr>
-                <w:rtl w:val="0"/>
-              </w:rPr>
-            </w:r>
           </w:p>
         </w:tc>
         <w:tc>
@@ -4285,11 +4292,9 @@
           <w:ilvl w:val="0"/>
           <w:numId w:val="1"/>
         </w:numPr>
-        <w:spacing w:after="0" w:afterAutospacing="0" w:lineRule="auto"/>
+        <w:spacing w:after="0" w:lineRule="auto"/>
         <w:ind w:left="720" w:hanging="360"/>
-        <w:rPr>
-          <w:u w:val="none"/>
-        </w:rPr>
+        <w:rPr/>
       </w:pPr>
       <w:r>
         <w:rPr>
@@ -4297,6 +4302,11 @@
         </w:rPr>
         <w:t xml:space="preserve">Crear repositorio de GitHub y acordar estrategia para las ramas.</w:t>
       </w:r>
+      <w:r>
+        <w:rPr>
+          <w:rtl w:val="0"/>
+        </w:rPr>
+      </w:r>
     </w:p>
     <w:p>
       <w:pPr>
@@ -4304,11 +4314,9 @@
           <w:ilvl w:val="0"/>
           <w:numId w:val="1"/>
         </w:numPr>
-        <w:spacing w:after="0" w:afterAutospacing="0" w:lineRule="auto"/>
+        <w:spacing w:after="0" w:lineRule="auto"/>
         <w:ind w:left="720" w:hanging="360"/>
-        <w:rPr>
-          <w:u w:val="none"/>
-        </w:rPr>
+        <w:rPr/>
       </w:pPr>
       <w:r>
         <w:rPr>
@@ -4316,6 +4324,11 @@
         </w:rPr>
         <w:t xml:space="preserve">Documentar instalación y variables de entorno sin exponer secretos.</w:t>
       </w:r>
+      <w:r>
+        <w:rPr>
+          <w:rtl w:val="0"/>
+        </w:rPr>
+      </w:r>
     </w:p>
     <w:p>
       <w:pPr>
@@ -4323,11 +4336,9 @@
           <w:ilvl w:val="0"/>
           <w:numId w:val="1"/>
         </w:numPr>
-        <w:spacing w:after="0" w:afterAutospacing="0" w:lineRule="auto"/>
+        <w:spacing w:after="0" w:lineRule="auto"/>
         <w:ind w:left="720" w:hanging="360"/>
-        <w:rPr>
-          <w:u w:val="none"/>
-        </w:rPr>
+        <w:rPr/>
       </w:pPr>
       <w:r>
         <w:rPr>
@@ -4335,6 +4346,11 @@
         </w:rPr>
         <w:t xml:space="preserve">Crear estructura inicial de los proyectos.</w:t>
       </w:r>
+      <w:r>
+        <w:rPr>
+          <w:rtl w:val="0"/>
+        </w:rPr>
+      </w:r>
     </w:p>
     <w:p>
       <w:pPr>
@@ -4342,11 +4358,9 @@
           <w:ilvl w:val="0"/>
           <w:numId w:val="1"/>
         </w:numPr>
-        <w:spacing w:after="0" w:afterAutospacing="0" w:lineRule="auto"/>
+        <w:spacing w:after="0" w:lineRule="auto"/>
         <w:ind w:left="720" w:hanging="360"/>
-        <w:rPr>
-          <w:u w:val="none"/>
-        </w:rPr>
+        <w:rPr/>
       </w:pPr>
       <w:r>
         <w:rPr>
@@ -4354,6 +4368,11 @@
         </w:rPr>
         <w:t xml:space="preserve">Modelar usuarios, cuentas, contactos, emergencias, ubicaciones y alertas.</w:t>
       </w:r>
+      <w:r>
+        <w:rPr>
+          <w:rtl w:val="0"/>
+        </w:rPr>
+      </w:r>
     </w:p>
     <w:p>
       <w:pPr>
@@ -4361,11 +4380,9 @@
           <w:ilvl w:val="0"/>
           <w:numId w:val="1"/>
         </w:numPr>
-        <w:spacing w:after="0" w:afterAutospacing="0" w:lineRule="auto"/>
+        <w:spacing w:after="0" w:lineRule="auto"/>
         <w:ind w:left="720" w:hanging="360"/>
-        <w:rPr>
-          <w:u w:val="none"/>
-        </w:rPr>
+        <w:rPr/>
       </w:pPr>
       <w:r>
         <w:rPr>
@@ -4373,6 +4390,11 @@
         </w:rPr>
         <w:t xml:space="preserve">Preparar diccionario de datos.</w:t>
       </w:r>
+      <w:r>
+        <w:rPr>
+          <w:rtl w:val="0"/>
+        </w:rPr>
+      </w:r>
     </w:p>
     <w:p>
       <w:pPr>
@@ -4380,17 +4402,20 @@
           <w:ilvl w:val="0"/>
           <w:numId w:val="1"/>
         </w:numPr>
-        <w:spacing w:after="0" w:afterAutospacing="0" w:lineRule="auto"/>
+        <w:spacing w:after="0" w:lineRule="auto"/>
         <w:ind w:left="720" w:hanging="360"/>
-        <w:rPr>
-          <w:u w:val="none"/>
-        </w:rPr>
+        <w:rPr/>
       </w:pPr>
       <w:r>
         <w:rPr>
           <w:rtl w:val="0"/>
         </w:rPr>
         <w:t xml:space="preserve">Definir enfoque inicial de pruebas y evidencias.</w:t>
+      </w:r>
+      <w:r>
+        <w:rPr>
+          <w:rtl w:val="0"/>
+        </w:rPr>
       </w:r>
     </w:p>
     <w:p>
@@ -4401,15 +4426,18 @@
         </w:numPr>
         <w:spacing w:after="60" w:lineRule="auto"/>
         <w:ind w:left="720" w:hanging="360"/>
-        <w:rPr>
-          <w:u w:val="none"/>
-        </w:rPr>
+        <w:rPr/>
       </w:pPr>
       <w:r>
         <w:rPr>
           <w:rtl w:val="0"/>
         </w:rPr>
         <w:t xml:space="preserve">Refinar las HU candidatas para el primer Sprint de la Fase 2.</w:t>
+      </w:r>
+      <w:r>
+        <w:rPr>
+          <w:rtl w:val="0"/>
+        </w:rPr>
       </w:r>
     </w:p>
     <w:p>
@@ -4448,21 +4476,16 @@
           <w:between w:space="0" w:sz="0" w:val="nil"/>
         </w:pBdr>
         <w:shd w:fill="auto" w:val="clear"/>
-        <w:spacing w:after="0" w:afterAutospacing="0" w:before="0" w:line="276" w:lineRule="auto"/>
+        <w:spacing w:after="0" w:before="0" w:line="276" w:lineRule="auto"/>
         <w:ind w:left="720" w:right="0" w:hanging="360"/>
         <w:jc w:val="left"/>
-      </w:pPr>
-      <w:r>
-        <w:rPr>
-          <w:rtl w:val="0"/>
-        </w:rPr>
-        <w:t xml:space="preserve">Daily Scrum: </w:t>
-      </w:r>
-      <w:r>
-        <w:rPr>
-          <w:rtl w:val="0"/>
-        </w:rPr>
-        <w:t xml:space="preserve">31 de agosto; 1, 2, 3, 4, 7, 8, 9, 10, 11 y 14 de septiembre.</w:t>
+        <w:rPr/>
+      </w:pPr>
+      <w:r>
+        <w:rPr>
+          <w:rtl w:val="0"/>
+        </w:rPr>
+        <w:t xml:space="preserve">Daily Scrum: 31 de agosto; 1, 2, 3, 4, 7, 8, 9, 10, 11 y 14 de septiembre.</w:t>
       </w:r>
     </w:p>
     <w:p>
@@ -4483,21 +4506,16 @@
           <w:between w:space="0" w:sz="0" w:val="nil"/>
         </w:pBdr>
         <w:shd w:fill="auto" w:val="clear"/>
-        <w:spacing w:after="0" w:afterAutospacing="0" w:before="0" w:line="276" w:lineRule="auto"/>
+        <w:spacing w:after="0" w:before="0" w:line="276" w:lineRule="auto"/>
         <w:ind w:left="720" w:right="0" w:hanging="360"/>
         <w:jc w:val="left"/>
-      </w:pPr>
-      <w:r>
-        <w:rPr>
-          <w:rtl w:val="0"/>
-        </w:rPr>
-        <w:t xml:space="preserve">Evidencia esperada: </w:t>
-      </w:r>
-      <w:r>
-        <w:rPr>
-          <w:rtl w:val="0"/>
-        </w:rPr>
-        <w:t xml:space="preserve">Diccionario de datos y modelo de dominio, configuración Docker y repositorio de GitHub.</w:t>
+        <w:rPr/>
+      </w:pPr>
+      <w:r>
+        <w:rPr>
+          <w:rtl w:val="0"/>
+        </w:rPr>
+        <w:t xml:space="preserve">Evidencia esperada: Diccionario de datos y modelo de dominio, configuración Docker y repositorio de GitHub.</w:t>
       </w:r>
     </w:p>
     <w:p>
@@ -4518,21 +4536,16 @@
           <w:between w:space="0" w:sz="0" w:val="nil"/>
         </w:pBdr>
         <w:shd w:fill="auto" w:val="clear"/>
-        <w:spacing w:after="0" w:afterAutospacing="0" w:before="0" w:line="276" w:lineRule="auto"/>
+        <w:spacing w:after="0" w:before="0" w:line="276" w:lineRule="auto"/>
         <w:ind w:left="720" w:right="0" w:hanging="360"/>
         <w:jc w:val="left"/>
-      </w:pPr>
-      <w:r>
-        <w:rPr>
-          <w:rtl w:val="0"/>
-        </w:rPr>
-        <w:t xml:space="preserve">Cierre: </w:t>
-      </w:r>
-      <w:r>
-        <w:rPr>
-          <w:rtl w:val="0"/>
-        </w:rPr>
-        <w:t xml:space="preserve">Sprint Review y Sprint Retrospective registradas el 14 de septiembre de 2026.</w:t>
+        <w:rPr/>
+      </w:pPr>
+      <w:r>
+        <w:rPr>
+          <w:rtl w:val="0"/>
+        </w:rPr>
+        <w:t xml:space="preserve">Cierre: Sprint Review y Sprint Retrospective registradas el 14 de septiembre de 2026.</w:t>
       </w:r>
     </w:p>
     <w:p>
@@ -4556,36 +4569,26 @@
         <w:spacing w:after="60" w:before="0" w:line="276" w:lineRule="auto"/>
         <w:ind w:left="720" w:right="0" w:hanging="360"/>
         <w:jc w:val="left"/>
-      </w:pPr>
-      <w:r>
-        <w:rPr>
-          <w:rtl w:val="0"/>
-        </w:rPr>
-        <w:t xml:space="preserve">Resultado en Trello: </w:t>
-      </w:r>
-      <w:r>
-        <w:rPr>
-          <w:rtl w:val="0"/>
-        </w:rPr>
-        <w:t xml:space="preserve">objetivo cumplido 2/2 y tarjetas del Sprint marcadas como completadas.</w:t>
-      </w:r>
-      <w:r>
-        <w:rPr>
-          <w:rtl w:val="0"/>
-        </w:rPr>
+        <w:rPr/>
+      </w:pPr>
+      <w:r>
+        <w:rPr>
+          <w:rtl w:val="0"/>
+        </w:rPr>
+        <w:t xml:space="preserve">Resultado en Trello: objetivo cumplido 2/2 y tarjetas del Sprint marcadas como completadas.</w:t>
       </w:r>
     </w:p>
     <w:p>
       <w:pPr>
         <w:pBdr>
-          <w:top w:color="auto" w:space="0" w:sz="0" w:val="none"/>
-          <w:left w:color="auto" w:space="0" w:sz="0" w:val="none"/>
-          <w:bottom w:color="auto" w:space="0" w:sz="0" w:val="none"/>
-          <w:right w:color="auto" w:space="0" w:sz="0" w:val="none"/>
-          <w:between w:color="auto" w:space="0" w:sz="0" w:val="none"/>
+          <w:top w:color="000000" w:space="0" w:sz="0" w:val="none"/>
+          <w:left w:color="000000" w:space="0" w:sz="0" w:val="none"/>
+          <w:bottom w:color="000000" w:space="0" w:sz="0" w:val="none"/>
+          <w:right w:color="000000" w:space="0" w:sz="0" w:val="none"/>
+          <w:between w:color="000000" w:space="0" w:sz="0" w:val="none"/>
         </w:pBdr>
         <w:shd w:fill="ffffff" w:val="clear"/>
-        <w:spacing w:after="100" w:before="200" w:line="259.20000000000005" w:lineRule="auto"/>
+        <w:spacing w:after="100" w:before="200" w:line="259.2000000000001" w:lineRule="auto"/>
         <w:rPr>
           <w:rFonts w:ascii="Calibri" w:cs="Calibri" w:eastAsia="Calibri" w:hAnsi="Calibri"/>
           <w:b w:val="1"/>
@@ -4617,15 +4620,16 @@
           <w:numId w:val="3"/>
         </w:numPr>
         <w:pBdr>
-          <w:top w:color="auto" w:space="0" w:sz="0" w:val="none"/>
-          <w:left w:color="auto" w:space="0" w:sz="0" w:val="none"/>
-          <w:bottom w:color="auto" w:space="0" w:sz="0" w:val="none"/>
-          <w:right w:color="auto" w:space="0" w:sz="0" w:val="none"/>
-          <w:between w:color="auto" w:space="0" w:sz="0" w:val="none"/>
+          <w:top w:color="000000" w:space="0" w:sz="0" w:val="none"/>
+          <w:left w:color="000000" w:space="0" w:sz="0" w:val="none"/>
+          <w:bottom w:color="000000" w:space="0" w:sz="0" w:val="none"/>
+          <w:right w:color="000000" w:space="0" w:sz="0" w:val="none"/>
+          <w:between w:color="000000" w:space="0" w:sz="0" w:val="none"/>
         </w:pBdr>
         <w:shd w:fill="ffffff" w:val="clear"/>
-        <w:spacing w:after="0" w:afterAutospacing="0" w:line="259.20000000000005" w:lineRule="auto"/>
+        <w:spacing w:after="0" w:line="259.2000000000001" w:lineRule="auto"/>
         <w:ind w:left="720" w:hanging="360"/>
+        <w:rPr/>
       </w:pPr>
       <w:r>
         <w:rPr>
@@ -4641,15 +4645,16 @@
           <w:numId w:val="3"/>
         </w:numPr>
         <w:pBdr>
-          <w:top w:color="auto" w:space="0" w:sz="0" w:val="none"/>
-          <w:left w:color="auto" w:space="0" w:sz="0" w:val="none"/>
-          <w:bottom w:color="auto" w:space="0" w:sz="0" w:val="none"/>
-          <w:right w:color="auto" w:space="0" w:sz="0" w:val="none"/>
-          <w:between w:color="auto" w:space="0" w:sz="0" w:val="none"/>
+          <w:top w:color="000000" w:space="0" w:sz="0" w:val="none"/>
+          <w:left w:color="000000" w:space="0" w:sz="0" w:val="none"/>
+          <w:bottom w:color="000000" w:space="0" w:sz="0" w:val="none"/>
+          <w:right w:color="000000" w:space="0" w:sz="0" w:val="none"/>
+          <w:between w:color="000000" w:space="0" w:sz="0" w:val="none"/>
         </w:pBdr>
         <w:shd w:fill="ffffff" w:val="clear"/>
-        <w:spacing w:after="0" w:afterAutospacing="0" w:line="259.20000000000005" w:lineRule="auto"/>
+        <w:spacing w:after="0" w:line="259.2000000000001" w:lineRule="auto"/>
         <w:ind w:left="720" w:hanging="360"/>
+        <w:rPr/>
       </w:pPr>
       <w:r>
         <w:rPr>
@@ -4665,15 +4670,16 @@
           <w:numId w:val="3"/>
         </w:numPr>
         <w:pBdr>
-          <w:top w:color="auto" w:space="0" w:sz="0" w:val="none"/>
-          <w:left w:color="auto" w:space="0" w:sz="0" w:val="none"/>
-          <w:bottom w:color="auto" w:space="0" w:sz="0" w:val="none"/>
-          <w:right w:color="auto" w:space="0" w:sz="0" w:val="none"/>
-          <w:between w:color="auto" w:space="0" w:sz="0" w:val="none"/>
+          <w:top w:color="000000" w:space="0" w:sz="0" w:val="none"/>
+          <w:left w:color="000000" w:space="0" w:sz="0" w:val="none"/>
+          <w:bottom w:color="000000" w:space="0" w:sz="0" w:val="none"/>
+          <w:right w:color="000000" w:space="0" w:sz="0" w:val="none"/>
+          <w:between w:color="000000" w:space="0" w:sz="0" w:val="none"/>
         </w:pBdr>
         <w:shd w:fill="ffffff" w:val="clear"/>
-        <w:spacing w:after="0" w:afterAutospacing="0" w:line="259.20000000000005" w:lineRule="auto"/>
+        <w:spacing w:after="0" w:line="259.2000000000001" w:lineRule="auto"/>
         <w:ind w:left="720" w:hanging="360"/>
+        <w:rPr/>
       </w:pPr>
       <w:r>
         <w:rPr>
@@ -4689,15 +4695,16 @@
           <w:numId w:val="3"/>
         </w:numPr>
         <w:pBdr>
-          <w:top w:color="auto" w:space="0" w:sz="0" w:val="none"/>
-          <w:left w:color="auto" w:space="0" w:sz="0" w:val="none"/>
-          <w:bottom w:color="auto" w:space="0" w:sz="0" w:val="none"/>
-          <w:right w:color="auto" w:space="0" w:sz="0" w:val="none"/>
-          <w:between w:color="auto" w:space="0" w:sz="0" w:val="none"/>
+          <w:top w:color="000000" w:space="0" w:sz="0" w:val="none"/>
+          <w:left w:color="000000" w:space="0" w:sz="0" w:val="none"/>
+          <w:bottom w:color="000000" w:space="0" w:sz="0" w:val="none"/>
+          <w:right w:color="000000" w:space="0" w:sz="0" w:val="none"/>
+          <w:between w:color="000000" w:space="0" w:sz="0" w:val="none"/>
         </w:pBdr>
         <w:shd w:fill="ffffff" w:val="clear"/>
-        <w:spacing w:after="0" w:afterAutospacing="0" w:line="259.20000000000005" w:lineRule="auto"/>
+        <w:spacing w:after="0" w:line="259.2000000000001" w:lineRule="auto"/>
         <w:ind w:left="720" w:hanging="360"/>
+        <w:rPr/>
       </w:pPr>
       <w:r>
         <w:rPr>
@@ -4713,15 +4720,16 @@
           <w:numId w:val="3"/>
         </w:numPr>
         <w:pBdr>
-          <w:top w:color="auto" w:space="0" w:sz="0" w:val="none"/>
-          <w:left w:color="auto" w:space="0" w:sz="0" w:val="none"/>
-          <w:bottom w:color="auto" w:space="0" w:sz="0" w:val="none"/>
-          <w:right w:color="auto" w:space="0" w:sz="0" w:val="none"/>
-          <w:between w:color="auto" w:space="0" w:sz="0" w:val="none"/>
+          <w:top w:color="000000" w:space="0" w:sz="0" w:val="none"/>
+          <w:left w:color="000000" w:space="0" w:sz="0" w:val="none"/>
+          <w:bottom w:color="000000" w:space="0" w:sz="0" w:val="none"/>
+          <w:right w:color="000000" w:space="0" w:sz="0" w:val="none"/>
+          <w:between w:color="000000" w:space="0" w:sz="0" w:val="none"/>
         </w:pBdr>
         <w:shd w:fill="ffffff" w:val="clear"/>
-        <w:spacing w:after="0" w:afterAutospacing="0" w:line="259.20000000000005" w:lineRule="auto"/>
+        <w:spacing w:after="0" w:line="259.2000000000001" w:lineRule="auto"/>
         <w:ind w:left="720" w:hanging="360"/>
+        <w:rPr/>
       </w:pPr>
       <w:r>
         <w:rPr>
@@ -4737,15 +4745,16 @@
           <w:numId w:val="3"/>
         </w:numPr>
         <w:pBdr>
-          <w:top w:color="auto" w:space="0" w:sz="0" w:val="none"/>
-          <w:left w:color="auto" w:space="0" w:sz="0" w:val="none"/>
-          <w:bottom w:color="auto" w:space="0" w:sz="0" w:val="none"/>
-          <w:right w:color="auto" w:space="0" w:sz="0" w:val="none"/>
-          <w:between w:color="auto" w:space="0" w:sz="0" w:val="none"/>
+          <w:top w:color="000000" w:space="0" w:sz="0" w:val="none"/>
+          <w:left w:color="000000" w:space="0" w:sz="0" w:val="none"/>
+          <w:bottom w:color="000000" w:space="0" w:sz="0" w:val="none"/>
+          <w:right w:color="000000" w:space="0" w:sz="0" w:val="none"/>
+          <w:between w:color="000000" w:space="0" w:sz="0" w:val="none"/>
         </w:pBdr>
         <w:shd w:fill="ffffff" w:val="clear"/>
-        <w:spacing w:after="0" w:afterAutospacing="0" w:line="259.20000000000005" w:lineRule="auto"/>
+        <w:spacing w:after="0" w:line="259.2000000000001" w:lineRule="auto"/>
         <w:ind w:left="720" w:hanging="360"/>
+        <w:rPr/>
       </w:pPr>
       <w:r>
         <w:rPr>
@@ -4761,15 +4770,16 @@
           <w:numId w:val="3"/>
         </w:numPr>
         <w:pBdr>
-          <w:top w:color="auto" w:space="0" w:sz="0" w:val="none"/>
-          <w:left w:color="auto" w:space="0" w:sz="0" w:val="none"/>
-          <w:bottom w:color="auto" w:space="0" w:sz="0" w:val="none"/>
-          <w:right w:color="auto" w:space="0" w:sz="0" w:val="none"/>
-          <w:between w:color="auto" w:space="0" w:sz="0" w:val="none"/>
+          <w:top w:color="000000" w:space="0" w:sz="0" w:val="none"/>
+          <w:left w:color="000000" w:space="0" w:sz="0" w:val="none"/>
+          <w:bottom w:color="000000" w:space="0" w:sz="0" w:val="none"/>
+          <w:right w:color="000000" w:space="0" w:sz="0" w:val="none"/>
+          <w:between w:color="000000" w:space="0" w:sz="0" w:val="none"/>
         </w:pBdr>
         <w:shd w:fill="ffffff" w:val="clear"/>
-        <w:spacing w:after="0" w:afterAutospacing="0" w:line="259.20000000000005" w:lineRule="auto"/>
+        <w:spacing w:after="0" w:line="259.2000000000001" w:lineRule="auto"/>
         <w:ind w:left="720" w:hanging="360"/>
+        <w:rPr/>
       </w:pPr>
       <w:r>
         <w:rPr>
@@ -4785,15 +4795,16 @@
           <w:numId w:val="3"/>
         </w:numPr>
         <w:pBdr>
-          <w:top w:color="auto" w:space="0" w:sz="0" w:val="none"/>
-          <w:left w:color="auto" w:space="0" w:sz="0" w:val="none"/>
-          <w:bottom w:color="auto" w:space="0" w:sz="0" w:val="none"/>
-          <w:right w:color="auto" w:space="0" w:sz="0" w:val="none"/>
-          <w:between w:color="auto" w:space="0" w:sz="0" w:val="none"/>
+          <w:top w:color="000000" w:space="0" w:sz="0" w:val="none"/>
+          <w:left w:color="000000" w:space="0" w:sz="0" w:val="none"/>
+          <w:bottom w:color="000000" w:space="0" w:sz="0" w:val="none"/>
+          <w:right w:color="000000" w:space="0" w:sz="0" w:val="none"/>
+          <w:between w:color="000000" w:space="0" w:sz="0" w:val="none"/>
         </w:pBdr>
         <w:shd w:fill="ffffff" w:val="clear"/>
-        <w:spacing w:after="100" w:line="259.20000000000005" w:lineRule="auto"/>
+        <w:spacing w:after="100" w:line="259.2000000000001" w:lineRule="auto"/>
         <w:ind w:left="720" w:hanging="360"/>
+        <w:rPr/>
       </w:pPr>
       <w:r>
         <w:rPr>
@@ -4805,14 +4816,14 @@
     <w:p>
       <w:pPr>
         <w:pBdr>
-          <w:top w:color="auto" w:space="0" w:sz="0" w:val="none"/>
-          <w:left w:color="auto" w:space="0" w:sz="0" w:val="none"/>
-          <w:bottom w:color="auto" w:space="0" w:sz="0" w:val="none"/>
-          <w:right w:color="auto" w:space="0" w:sz="0" w:val="none"/>
-          <w:between w:color="auto" w:space="0" w:sz="0" w:val="none"/>
+          <w:top w:color="000000" w:space="0" w:sz="0" w:val="none"/>
+          <w:left w:color="000000" w:space="0" w:sz="0" w:val="none"/>
+          <w:bottom w:color="000000" w:space="0" w:sz="0" w:val="none"/>
+          <w:right w:color="000000" w:space="0" w:sz="0" w:val="none"/>
+          <w:between w:color="000000" w:space="0" w:sz="0" w:val="none"/>
         </w:pBdr>
         <w:shd w:fill="ffffff" w:val="clear"/>
-        <w:spacing w:after="100" w:line="259.20000000000005" w:lineRule="auto"/>
+        <w:spacing w:after="100" w:line="259.2000000000001" w:lineRule="auto"/>
         <w:rPr/>
       </w:pPr>
       <w:r>
@@ -4824,14 +4835,14 @@
     <w:p>
       <w:pPr>
         <w:pBdr>
-          <w:top w:color="auto" w:space="0" w:sz="0" w:val="none"/>
-          <w:left w:color="auto" w:space="0" w:sz="0" w:val="none"/>
-          <w:bottom w:color="auto" w:space="0" w:sz="0" w:val="none"/>
-          <w:right w:color="auto" w:space="0" w:sz="0" w:val="none"/>
-          <w:between w:color="auto" w:space="0" w:sz="0" w:val="none"/>
+          <w:top w:color="000000" w:space="0" w:sz="0" w:val="none"/>
+          <w:left w:color="000000" w:space="0" w:sz="0" w:val="none"/>
+          <w:bottom w:color="000000" w:space="0" w:sz="0" w:val="none"/>
+          <w:right w:color="000000" w:space="0" w:sz="0" w:val="none"/>
+          <w:between w:color="000000" w:space="0" w:sz="0" w:val="none"/>
         </w:pBdr>
         <w:shd w:fill="ffffff" w:val="clear"/>
-        <w:spacing w:after="100" w:line="259.20000000000005" w:lineRule="auto"/>
+        <w:spacing w:after="100" w:line="259.2000000000001" w:lineRule="auto"/>
         <w:rPr/>
       </w:pPr>
       <w:r>
@@ -4843,14 +4854,14 @@
     <w:p>
       <w:pPr>
         <w:pBdr>
-          <w:top w:color="auto" w:space="0" w:sz="0" w:val="none"/>
-          <w:left w:color="auto" w:space="0" w:sz="0" w:val="none"/>
-          <w:bottom w:color="auto" w:space="0" w:sz="0" w:val="none"/>
-          <w:right w:color="auto" w:space="0" w:sz="0" w:val="none"/>
-          <w:between w:color="auto" w:space="0" w:sz="0" w:val="none"/>
+          <w:top w:color="000000" w:space="0" w:sz="0" w:val="none"/>
+          <w:left w:color="000000" w:space="0" w:sz="0" w:val="none"/>
+          <w:bottom w:color="000000" w:space="0" w:sz="0" w:val="none"/>
+          <w:right w:color="000000" w:space="0" w:sz="0" w:val="none"/>
+          <w:between w:color="000000" w:space="0" w:sz="0" w:val="none"/>
         </w:pBdr>
         <w:shd w:fill="ffffff" w:val="clear"/>
-        <w:spacing w:after="100" w:line="259.20000000000005" w:lineRule="auto"/>
+        <w:spacing w:after="100" w:line="259.2000000000001" w:lineRule="auto"/>
         <w:rPr/>
       </w:pPr>
       <w:r>
@@ -4862,14 +4873,14 @@
     <w:p>
       <w:pPr>
         <w:pBdr>
-          <w:top w:color="auto" w:space="0" w:sz="0" w:val="none"/>
-          <w:left w:color="auto" w:space="0" w:sz="0" w:val="none"/>
-          <w:bottom w:color="auto" w:space="0" w:sz="0" w:val="none"/>
-          <w:right w:color="auto" w:space="0" w:sz="0" w:val="none"/>
-          <w:between w:color="auto" w:space="0" w:sz="0" w:val="none"/>
+          <w:top w:color="000000" w:space="0" w:sz="0" w:val="none"/>
+          <w:left w:color="000000" w:space="0" w:sz="0" w:val="none"/>
+          <w:bottom w:color="000000" w:space="0" w:sz="0" w:val="none"/>
+          <w:right w:color="000000" w:space="0" w:sz="0" w:val="none"/>
+          <w:between w:color="000000" w:space="0" w:sz="0" w:val="none"/>
         </w:pBdr>
         <w:shd w:fill="ffffff" w:val="clear"/>
-        <w:spacing w:after="100" w:line="259.20000000000005" w:lineRule="auto"/>
+        <w:spacing w:after="100" w:line="259.2000000000001" w:lineRule="auto"/>
         <w:rPr>
           <w:b w:val="1"/>
           <w:bCs w:val="1"/>
@@ -4891,14 +4902,14 @@
     <w:p>
       <w:pPr>
         <w:pBdr>
-          <w:top w:color="auto" w:space="0" w:sz="0" w:val="none"/>
-          <w:left w:color="auto" w:space="0" w:sz="0" w:val="none"/>
-          <w:bottom w:color="auto" w:space="0" w:sz="0" w:val="none"/>
-          <w:right w:color="auto" w:space="0" w:sz="0" w:val="none"/>
-          <w:between w:color="auto" w:space="0" w:sz="0" w:val="none"/>
+          <w:top w:color="000000" w:space="0" w:sz="0" w:val="none"/>
+          <w:left w:color="000000" w:space="0" w:sz="0" w:val="none"/>
+          <w:bottom w:color="000000" w:space="0" w:sz="0" w:val="none"/>
+          <w:right w:color="000000" w:space="0" w:sz="0" w:val="none"/>
+          <w:between w:color="000000" w:space="0" w:sz="0" w:val="none"/>
         </w:pBdr>
         <w:shd w:fill="ffffff" w:val="clear"/>
-        <w:spacing w:after="100" w:line="259.20000000000005" w:lineRule="auto"/>
+        <w:spacing w:after="100" w:line="259.2000000000001" w:lineRule="auto"/>
         <w:rPr/>
       </w:pPr>
       <w:r>
@@ -4911,14 +4922,14 @@
     <w:p>
       <w:pPr>
         <w:pBdr>
-          <w:top w:color="auto" w:space="0" w:sz="0" w:val="none"/>
-          <w:left w:color="auto" w:space="0" w:sz="0" w:val="none"/>
-          <w:bottom w:color="auto" w:space="0" w:sz="0" w:val="none"/>
-          <w:right w:color="auto" w:space="0" w:sz="0" w:val="none"/>
-          <w:between w:color="auto" w:space="0" w:sz="0" w:val="none"/>
+          <w:top w:color="000000" w:space="0" w:sz="0" w:val="none"/>
+          <w:left w:color="000000" w:space="0" w:sz="0" w:val="none"/>
+          <w:bottom w:color="000000" w:space="0" w:sz="0" w:val="none"/>
+          <w:right w:color="000000" w:space="0" w:sz="0" w:val="none"/>
+          <w:between w:color="000000" w:space="0" w:sz="0" w:val="none"/>
         </w:pBdr>
         <w:shd w:fill="ffffff" w:val="clear"/>
-        <w:spacing w:after="100" w:line="259.20000000000005" w:lineRule="auto"/>
+        <w:spacing w:after="100" w:line="259.2000000000001" w:lineRule="auto"/>
         <w:rPr/>
       </w:pPr>
       <w:r>
@@ -4926,11 +4937,6 @@
           <w:rtl w:val="0"/>
         </w:rPr>
         <w:t xml:space="preserve">https://trello.com/invite/b/6aa309e9ead12b5042169e96/ATTI65ff50c1153212502986fcdcaf3f3503C21B928F/sprint</w:t>
-      </w:r>
-      <w:r>
-        <w:rPr>
-          <w:rtl w:val="0"/>
-        </w:rPr>
       </w:r>
     </w:p>
     <w:p>
@@ -5781,24 +5787,19 @@
       <w:szCs w:val="52"/>
     </w:rPr>
   </w:style>
-  <w:style w:type="paragraph" w:styleId="Subtitle">
-    <w:name w:val="Subtitle"/>
-    <w:basedOn w:val="Normal"/>
-    <w:next w:val="Normal"/>
-    <w:pPr>
-      <w:keepNext w:val="1"/>
-      <w:keepLines w:val="1"/>
-      <w:pageBreakBefore w:val="0"/>
-      <w:spacing w:after="320" w:before="0" w:lineRule="auto"/>
-    </w:pPr>
-    <w:rPr>
-      <w:rFonts w:ascii="Arial" w:cs="Arial" w:eastAsia="Arial" w:hAnsi="Arial"/>
-      <w:i w:val="0"/>
-      <w:iCs w:val="0"/>
-      <w:color w:val="666666"/>
-      <w:sz w:val="30"/>
-      <w:szCs w:val="30"/>
-    </w:rPr>
+  <w:style w:type="table" w:styleId="TableNormal" w:default="1">
+    <w:name w:val="TableNormal"/>
+    <w:tblPr>
+      <w:tblCellMar>
+        <w:top w:w="100.0" w:type="dxa"/>
+        <w:left w:w="100.0" w:type="dxa"/>
+        <w:bottom w:w="100.0" w:type="dxa"/>
+        <w:right w:w="100.0" w:type="dxa"/>
+      </w:tblCellMar>
+    </w:tblPr>
+  </w:style>
+  <w:style w:type="paragraph" w:styleId="Normal" w:default="1">
+    <w:name w:val="normal"/>
   </w:style>
   <w:style w:type="table" w:styleId="Table1">
     <w:basedOn w:val="TableNormal"/>
@@ -5830,6 +5831,77 @@
       <w:tblStyleRowBandSize w:val="1"/>
       <w:tblStyleColBandSize w:val="1"/>
       <w:tblCellMar/>
+    </w:tblPr>
+  </w:style>
+  <w:style w:type="paragraph" w:styleId="Subtitle">
+    <w:name w:val="Subtitle"/>
+    <w:basedOn w:val="Normal"/>
+    <w:next w:val="Normal"/>
+    <w:pPr>
+      <w:keepNext w:val="1"/>
+      <w:keepLines w:val="1"/>
+      <w:pageBreakBefore w:val="0"/>
+      <w:spacing w:after="320" w:before="0" w:lineRule="auto"/>
+    </w:pPr>
+    <w:rPr>
+      <w:rFonts w:ascii="Arial" w:cs="Arial" w:eastAsia="Arial" w:hAnsi="Arial"/>
+      <w:i w:val="0"/>
+      <w:iCs w:val="0"/>
+      <w:color w:val="666666"/>
+      <w:sz w:val="30"/>
+      <w:szCs w:val="30"/>
+    </w:rPr>
+  </w:style>
+  <w:style w:type="table" w:styleId="Table1">
+    <w:basedOn w:val="TableNormal"/>
+    <w:tblPr>
+      <w:tblStyleRowBandSize w:val="1"/>
+      <w:tblStyleColBandSize w:val="1"/>
+      <w:tblCellMar>
+        <w:top w:w="100.0" w:type="dxa"/>
+        <w:left w:w="100.0" w:type="dxa"/>
+        <w:bottom w:w="100.0" w:type="dxa"/>
+        <w:right w:w="100.0" w:type="dxa"/>
+      </w:tblCellMar>
+    </w:tblPr>
+  </w:style>
+  <w:style w:type="table" w:styleId="Table2">
+    <w:basedOn w:val="TableNormal"/>
+    <w:tblPr>
+      <w:tblStyleRowBandSize w:val="1"/>
+      <w:tblStyleColBandSize w:val="1"/>
+      <w:tblCellMar>
+        <w:top w:w="100.0" w:type="dxa"/>
+        <w:left w:w="100.0" w:type="dxa"/>
+        <w:bottom w:w="100.0" w:type="dxa"/>
+        <w:right w:w="100.0" w:type="dxa"/>
+      </w:tblCellMar>
+    </w:tblPr>
+  </w:style>
+  <w:style w:type="table" w:styleId="Table3">
+    <w:basedOn w:val="TableNormal"/>
+    <w:tblPr>
+      <w:tblStyleRowBandSize w:val="1"/>
+      <w:tblStyleColBandSize w:val="1"/>
+      <w:tblCellMar>
+        <w:top w:w="100.0" w:type="dxa"/>
+        <w:left w:w="100.0" w:type="dxa"/>
+        <w:bottom w:w="100.0" w:type="dxa"/>
+        <w:right w:w="100.0" w:type="dxa"/>
+      </w:tblCellMar>
+    </w:tblPr>
+  </w:style>
+  <w:style w:type="table" w:styleId="Table4">
+    <w:basedOn w:val="TableNormal"/>
+    <w:tblPr>
+      <w:tblStyleRowBandSize w:val="1"/>
+      <w:tblStyleColBandSize w:val="1"/>
+      <w:tblCellMar>
+        <w:top w:w="100.0" w:type="dxa"/>
+        <w:left w:w="100.0" w:type="dxa"/>
+        <w:bottom w:w="100.0" w:type="dxa"/>
+        <w:right w:w="100.0" w:type="dxa"/>
+      </w:tblCellMar>
     </w:tblPr>
   </w:style>
 </w:styles>
@@ -6153,4 +6225,19 @@
   </a:objectDefaults>
   <a:extraClrSchemeLst/>
 </a:theme>
+</file>
+
+<file path=customXML/item1.xml><?xml version="1.0" encoding="utf-8"?>
+<go:gDocsCustomXmlDataStorage xmlns:go="http://customooxmlschemas.google.com/" xmlns:r="http://schemas.openxmlformats.org/officeDocument/2006/relationships" uri="GoogleDocsCustomDataVersion2">
+  <go:docsCustomData xmlns:go="http://customooxmlschemas.google.com/" roundtripDataSignature="AMtx7mgYNHuSRPQm6uL61w14xdZ4GsTgtg==">CgMxLjAyDmguaWt3aWxtb2lyNHdhMg5oLnAxN3c3OHF5NTZnYjIOaC44Nnl5cTFxeTM2dTYyDmguZmZyanQ1M2l3aWc5Mg5oLmY4ZndnYW8yNjh0NTIOaC5uMGpmaDJueHNjMmM4AHIhMVdkMHBMeHBHenZ6Z2ZNYVJDR3NXcHBfd1lzbTZ6a291</go:docsCustomData>
+</go:gDocsCustomXmlDataStorage>
+</file>
+
+<file path=customXML/itemProps1.xml><?xml version="1.0" encoding="utf-8"?>
+<ds:datastoreItem xmlns:ds="http://schemas.openxmlformats.org/officeDocument/2006/customXml" ds:itemID="{11111111-1234-1234-1234-123412341234}">
+  <ds:schemaRefs>
+    <ds:schemaRef ds:uri="http://schemas.openxmlformats.org/officeDocument/2006/relationships"/>
+    <ds:schemaRef ds:uri="http://customooxmlschemas.google.com/"/>
+  </ds:schemaRefs>
+</ds:datastoreItem>
 </file>